--- a/docs/install/项目部署说明-deb.docx
+++ b/docs/install/项目部署说明-deb.docx
@@ -494,7 +494,7 @@
                 <w:sz w:val="21"/>
                 <w:szCs w:val="21"/>
               </w:rPr>
-              <w:t xml:space="preserve">40000-40100</w:t>
+              <w:t xml:space="preserve">40000-41000</w:t>
             </w:r>
           </w:p>
         </w:tc>
@@ -531,7 +531,7 @@
           <w:sz w:val="22"/>
           <w:szCs w:val="22"/>
         </w:rPr>
-        <w:t xml:space="preserve">&gt; 若部署在云平台，安全组需单独放行 UDP 40000-40100 入方向，否则能进会议但看不到对方、听不到声音。
+        <w:t xml:space="preserve">&gt; 若部署在云平台，安全组需单独放行 UDP 40000-41000 入方向，否则能进会议但看不到对方、听不到声音。
 </w:t>
       </w:r>
     </w:p>
@@ -1155,7 +1155,7 @@
                 <w:sz w:val="21"/>
                 <w:szCs w:val="21"/>
               </w:rPr>
-              <w:t xml:space="preserve">system123</w:t>
+              <w:t xml:space="preserve">System@123</w:t>
             </w:r>
           </w:p>
         </w:tc>
@@ -1362,52 +1362,6 @@
                 <w:szCs w:val="21"/>
               </w:rPr>
               <w:t xml:space="preserve">首次登录提示修改密码</w:t>
-            </w:r>
-          </w:p>
-        </w:tc>
-      </w:tr>
-      <w:tr>
-        <w:tc>
-          <w:p>
-            <w:r>
-              <w:rPr>
-                <w:sz w:val="21"/>
-                <w:szCs w:val="21"/>
-              </w:rPr>
-              <w:t xml:space="preserve">test1-test5</w:t>
-            </w:r>
-          </w:p>
-        </w:tc>
-        <w:tc>
-          <w:p>
-            <w:r>
-              <w:rPr>
-                <w:sz w:val="21"/>
-                <w:szCs w:val="21"/>
-              </w:rPr>
-              <w:t xml:space="preserve">123456</w:t>
-            </w:r>
-          </w:p>
-        </w:tc>
-        <w:tc>
-          <w:p>
-            <w:r>
-              <w:rPr>
-                <w:sz w:val="21"/>
-                <w:szCs w:val="21"/>
-              </w:rPr>
-              <w:t xml:space="preserve">普通用户</w:t>
-            </w:r>
-          </w:p>
-        </w:tc>
-        <w:tc>
-          <w:p>
-            <w:r>
-              <w:rPr>
-                <w:sz w:val="21"/>
-                <w:szCs w:val="21"/>
-              </w:rPr>
-              <w:t xml:space="preserve">测试用户</w:t>
             </w:r>
           </w:p>
         </w:tc>
@@ -1708,7 +1662,7 @@
                 <w:sz w:val="21"/>
                 <w:szCs w:val="21"/>
               </w:rPr>
-              <w:t xml:space="preserve">`firewall-cmd --add-port=8088/tcp --add-port=40000-40100/udp --permanent &amp;&amp; firewall-cmd --reload`</w:t>
+              <w:t xml:space="preserve">`firewall-cmd --add-port=8088/tcp --add-port=40000-41000/udp --permanent &amp;&amp; firewall-cmd --reload`</w:t>
             </w:r>
           </w:p>
         </w:tc>

--- a/docs/install/项目部署说明-deb.docx
+++ b/docs/install/项目部署说明-deb.docx
@@ -4,28 +4,45 @@
   <w:body>
     <w:p>
       <w:pPr>
+        <w:spacing w:after="80" w:before="200"/>
+        <w:jc w:val="center"/>
+      </w:pPr>
+      <w:r>
+        <w:t xml:space="preserve">项目部署说明文档</w:t>
+      </w:r>
+      <w:r>
+        <w:rPr>
+          <w:b/>
+          <w:bCs/>
+          <w:color w:val="1F4E79"/>
+          <w:sz w:val="40"/>
+          <w:szCs w:val="40"/>
+        </w:rPr>
+        <w:t xml:space="preserve">项目部署说明文档</w:t>
+      </w:r>
+    </w:p>
+    <w:p>
+      <w:pPr>
+        <w:pBdr>
+          <w:bottom w:val="single" w:color="1F4E79" w:sz="6" w:space="4"/>
+        </w:pBdr>
+        <w:spacing w:after="120" w:before="0"/>
+        <w:jc w:val="center"/>
+      </w:pPr>
+      <w:r>
+        <w:rPr>
+          <w:b/>
+          <w:bCs/>
+          <w:color w:val="404040"/>
+          <w:sz w:val="28"/>
+          <w:szCs w:val="28"/>
+        </w:rPr>
+        <w:t xml:space="preserve">DEB 包部署</w:t>
+      </w:r>
+    </w:p>
+    <w:p>
+      <w:pPr>
         <w:pStyle w:val="Heading1"/>
-        <w:spacing w:after="120" w:before="240"/>
-        <w:jc w:val="center"/>
-      </w:pPr>
-      <w:r>
-        <w:t xml:space="preserve">项目部署说明文档</w:t>
-      </w:r>
-    </w:p>
-    <w:p>
-      <w:pPr>
-        <w:pStyle w:val="Heading1"/>
-        <w:spacing w:after="120" w:before="240"/>
-        <w:jc w:val="center"/>
-      </w:pPr>
-      <w:r>
-        <w:t xml:space="preserve">DEB 包部署</w:t>
-      </w:r>
-    </w:p>
-    <w:p>
-      <w:pPr>
-        <w:pStyle w:val="Heading2"/>
-        <w:spacing w:after="100" w:before="200"/>
       </w:pPr>
       <w:r>
         <w:t xml:space="preserve">一、服务器配置</w:t>
@@ -33,7 +50,7 @@
     </w:p>
     <w:tbl>
       <w:tblPr>
-        <w:tblW w:type="pct" w:w="100%"/>
+        <w:tblW w:type="dxa" w:w="9026"/>
         <w:tblBorders>
           <w:top w:val="single" w:color="auto" w:sz="4"/>
           <w:left w:val="single" w:color="auto" w:sz="4"/>
@@ -44,62 +61,150 @@
         </w:tblBorders>
       </w:tblPr>
       <w:tblGrid>
-        <w:gridCol w:w="100"/>
-        <w:gridCol w:w="100"/>
-        <w:gridCol w:w="100"/>
-        <w:gridCol w:w="100"/>
+        <w:gridCol w:w="2257"/>
+        <w:gridCol w:w="2257"/>
+        <w:gridCol w:w="2257"/>
+        <w:gridCol w:w="2257"/>
       </w:tblGrid>
       <w:tr>
         <w:trPr>
           <w:tblHeader/>
         </w:trPr>
         <w:tc>
-          <w:p>
+          <w:tcPr>
+            <w:tcW w:type="dxa" w:w="2257"/>
+            <w:gridSpan w:val="4"/>
+            <w:tcBorders>
+              <w:top w:val="single" w:color="BFBFBF" w:sz="4"/>
+              <w:left w:val="single" w:color="BFBFBF" w:sz="4"/>
+              <w:bottom w:val="single" w:color="BFBFBF" w:sz="4"/>
+              <w:right w:val="single" w:color="BFBFBF" w:sz="4"/>
+            </w:tcBorders>
+            <w:shd w:fill="DEEAF6" w:val="clear"/>
+            <w:tcMar>
+              <w:top w:type="dxa" w:w="60"/>
+              <w:left w:type="dxa" w:w="120"/>
+              <w:bottom w:type="dxa" w:w="60"/>
+              <w:right w:type="dxa" w:w="120"/>
+            </w:tcMar>
+            <w:vAlign w:val="center"/>
+          </w:tcPr>
+          <w:p>
+            <w:pPr>
+              <w:jc w:val="center"/>
+            </w:pPr>
             <w:r>
               <w:rPr>
                 <w:b/>
                 <w:bCs/>
-                <w:sz w:val="21"/>
-                <w:szCs w:val="21"/>
+                <w:color w:val="1F4E79"/>
+                <w:sz w:val="20"/>
+                <w:szCs w:val="20"/>
               </w:rPr>
               <w:t xml:space="preserve">配置项</w:t>
             </w:r>
           </w:p>
         </w:tc>
         <w:tc>
-          <w:p>
+          <w:tcPr>
+            <w:tcW w:type="dxa" w:w="2257"/>
+            <w:gridSpan w:val="4"/>
+            <w:tcBorders>
+              <w:top w:val="single" w:color="BFBFBF" w:sz="4"/>
+              <w:left w:val="single" w:color="BFBFBF" w:sz="4"/>
+              <w:bottom w:val="single" w:color="BFBFBF" w:sz="4"/>
+              <w:right w:val="single" w:color="BFBFBF" w:sz="4"/>
+            </w:tcBorders>
+            <w:shd w:fill="DEEAF6" w:val="clear"/>
+            <w:tcMar>
+              <w:top w:type="dxa" w:w="60"/>
+              <w:left w:type="dxa" w:w="120"/>
+              <w:bottom w:type="dxa" w:w="60"/>
+              <w:right w:type="dxa" w:w="120"/>
+            </w:tcMar>
+            <w:vAlign w:val="center"/>
+          </w:tcPr>
+          <w:p>
+            <w:pPr>
+              <w:jc w:val="center"/>
+            </w:pPr>
             <w:r>
               <w:rPr>
                 <w:b/>
                 <w:bCs/>
-                <w:sz w:val="21"/>
-                <w:szCs w:val="21"/>
+                <w:color w:val="1F4E79"/>
+                <w:sz w:val="20"/>
+                <w:szCs w:val="20"/>
               </w:rPr>
               <w:t xml:space="preserve">最低配置</w:t>
             </w:r>
           </w:p>
         </w:tc>
         <w:tc>
-          <w:p>
+          <w:tcPr>
+            <w:tcW w:type="dxa" w:w="2257"/>
+            <w:gridSpan w:val="4"/>
+            <w:tcBorders>
+              <w:top w:val="single" w:color="BFBFBF" w:sz="4"/>
+              <w:left w:val="single" w:color="BFBFBF" w:sz="4"/>
+              <w:bottom w:val="single" w:color="BFBFBF" w:sz="4"/>
+              <w:right w:val="single" w:color="BFBFBF" w:sz="4"/>
+            </w:tcBorders>
+            <w:shd w:fill="DEEAF6" w:val="clear"/>
+            <w:tcMar>
+              <w:top w:type="dxa" w:w="60"/>
+              <w:left w:type="dxa" w:w="120"/>
+              <w:bottom w:type="dxa" w:w="60"/>
+              <w:right w:type="dxa" w:w="120"/>
+            </w:tcMar>
+            <w:vAlign w:val="center"/>
+          </w:tcPr>
+          <w:p>
+            <w:pPr>
+              <w:jc w:val="center"/>
+            </w:pPr>
             <w:r>
               <w:rPr>
                 <w:b/>
                 <w:bCs/>
-                <w:sz w:val="21"/>
-                <w:szCs w:val="21"/>
+                <w:color w:val="1F4E79"/>
+                <w:sz w:val="20"/>
+                <w:szCs w:val="20"/>
               </w:rPr>
               <w:t xml:space="preserve">推荐配置</w:t>
             </w:r>
           </w:p>
         </w:tc>
         <w:tc>
-          <w:p>
+          <w:tcPr>
+            <w:tcW w:type="dxa" w:w="2257"/>
+            <w:gridSpan w:val="4"/>
+            <w:tcBorders>
+              <w:top w:val="single" w:color="BFBFBF" w:sz="4"/>
+              <w:left w:val="single" w:color="BFBFBF" w:sz="4"/>
+              <w:bottom w:val="single" w:color="BFBFBF" w:sz="4"/>
+              <w:right w:val="single" w:color="BFBFBF" w:sz="4"/>
+            </w:tcBorders>
+            <w:shd w:fill="DEEAF6" w:val="clear"/>
+            <w:tcMar>
+              <w:top w:type="dxa" w:w="60"/>
+              <w:left w:type="dxa" w:w="120"/>
+              <w:bottom w:type="dxa" w:w="60"/>
+              <w:right w:type="dxa" w:w="120"/>
+            </w:tcMar>
+            <w:vAlign w:val="center"/>
+          </w:tcPr>
+          <w:p>
+            <w:pPr>
+              <w:jc w:val="center"/>
+            </w:pPr>
             <w:r>
               <w:rPr>
                 <w:b/>
                 <w:bCs/>
-                <w:sz w:val="21"/>
-                <w:szCs w:val="21"/>
+                <w:color w:val="1F4E79"/>
+                <w:sz w:val="20"/>
+                <w:szCs w:val="20"/>
               </w:rPr>
               <w:t xml:space="preserve">说明</w:t>
             </w:r>
@@ -108,44 +213,112 @@
       </w:tr>
       <w:tr>
         <w:tc>
-          <w:p>
-            <w:r>
-              <w:rPr>
-                <w:sz w:val="21"/>
-                <w:szCs w:val="21"/>
+          <w:tcPr>
+            <w:tcW w:type="dxa" w:w="2257"/>
+            <w:gridSpan w:val="4"/>
+            <w:tcBorders>
+              <w:top w:val="single" w:color="BFBFBF" w:sz="4"/>
+              <w:left w:val="single" w:color="BFBFBF" w:sz="4"/>
+              <w:bottom w:val="single" w:color="BFBFBF" w:sz="4"/>
+              <w:right w:val="single" w:color="BFBFBF" w:sz="4"/>
+            </w:tcBorders>
+            <w:tcMar>
+              <w:top w:type="dxa" w:w="60"/>
+              <w:left w:type="dxa" w:w="120"/>
+              <w:bottom w:type="dxa" w:w="60"/>
+              <w:right w:type="dxa" w:w="120"/>
+            </w:tcMar>
+            <w:vAlign w:val="center"/>
+          </w:tcPr>
+          <w:p>
+            <w:r>
+              <w:rPr>
+                <w:sz w:val="20"/>
+                <w:szCs w:val="20"/>
               </w:rPr>
               <w:t xml:space="preserve">CPU</w:t>
             </w:r>
           </w:p>
         </w:tc>
         <w:tc>
-          <w:p>
-            <w:r>
-              <w:rPr>
-                <w:sz w:val="21"/>
-                <w:szCs w:val="21"/>
+          <w:tcPr>
+            <w:tcW w:type="dxa" w:w="2257"/>
+            <w:gridSpan w:val="4"/>
+            <w:tcBorders>
+              <w:top w:val="single" w:color="BFBFBF" w:sz="4"/>
+              <w:left w:val="single" w:color="BFBFBF" w:sz="4"/>
+              <w:bottom w:val="single" w:color="BFBFBF" w:sz="4"/>
+              <w:right w:val="single" w:color="BFBFBF" w:sz="4"/>
+            </w:tcBorders>
+            <w:tcMar>
+              <w:top w:type="dxa" w:w="60"/>
+              <w:left w:type="dxa" w:w="120"/>
+              <w:bottom w:type="dxa" w:w="60"/>
+              <w:right w:type="dxa" w:w="120"/>
+            </w:tcMar>
+            <w:vAlign w:val="center"/>
+          </w:tcPr>
+          <w:p>
+            <w:r>
+              <w:rPr>
+                <w:sz w:val="20"/>
+                <w:szCs w:val="20"/>
               </w:rPr>
               <w:t xml:space="preserve">4 核</w:t>
             </w:r>
           </w:p>
         </w:tc>
         <w:tc>
-          <w:p>
-            <w:r>
-              <w:rPr>
-                <w:sz w:val="21"/>
-                <w:szCs w:val="21"/>
+          <w:tcPr>
+            <w:tcW w:type="dxa" w:w="2257"/>
+            <w:gridSpan w:val="4"/>
+            <w:tcBorders>
+              <w:top w:val="single" w:color="BFBFBF" w:sz="4"/>
+              <w:left w:val="single" w:color="BFBFBF" w:sz="4"/>
+              <w:bottom w:val="single" w:color="BFBFBF" w:sz="4"/>
+              <w:right w:val="single" w:color="BFBFBF" w:sz="4"/>
+            </w:tcBorders>
+            <w:tcMar>
+              <w:top w:type="dxa" w:w="60"/>
+              <w:left w:type="dxa" w:w="120"/>
+              <w:bottom w:type="dxa" w:w="60"/>
+              <w:right w:type="dxa" w:w="120"/>
+            </w:tcMar>
+            <w:vAlign w:val="center"/>
+          </w:tcPr>
+          <w:p>
+            <w:r>
+              <w:rPr>
+                <w:sz w:val="20"/>
+                <w:szCs w:val="20"/>
               </w:rPr>
               <w:t xml:space="preserve">8 核以上</w:t>
             </w:r>
           </w:p>
         </w:tc>
         <w:tc>
-          <w:p>
-            <w:r>
-              <w:rPr>
-                <w:sz w:val="21"/>
-                <w:szCs w:val="21"/>
+          <w:tcPr>
+            <w:tcW w:type="dxa" w:w="2257"/>
+            <w:gridSpan w:val="4"/>
+            <w:tcBorders>
+              <w:top w:val="single" w:color="BFBFBF" w:sz="4"/>
+              <w:left w:val="single" w:color="BFBFBF" w:sz="4"/>
+              <w:bottom w:val="single" w:color="BFBFBF" w:sz="4"/>
+              <w:right w:val="single" w:color="BFBFBF" w:sz="4"/>
+            </w:tcBorders>
+            <w:tcMar>
+              <w:top w:type="dxa" w:w="60"/>
+              <w:left w:type="dxa" w:w="120"/>
+              <w:bottom w:type="dxa" w:w="60"/>
+              <w:right w:type="dxa" w:w="120"/>
+            </w:tcMar>
+            <w:vAlign w:val="center"/>
+          </w:tcPr>
+          <w:p>
+            <w:r>
+              <w:rPr>
+                <w:sz w:val="20"/>
+                <w:szCs w:val="20"/>
               </w:rPr>
               <w:t xml:space="preserve">mediasoup 音视频转发需要一定算力</w:t>
             </w:r>
@@ -154,44 +327,112 @@
       </w:tr>
       <w:tr>
         <w:tc>
-          <w:p>
-            <w:r>
-              <w:rPr>
-                <w:sz w:val="21"/>
-                <w:szCs w:val="21"/>
+          <w:tcPr>
+            <w:tcW w:type="dxa" w:w="2257"/>
+            <w:gridSpan w:val="4"/>
+            <w:tcBorders>
+              <w:top w:val="single" w:color="BFBFBF" w:sz="4"/>
+              <w:left w:val="single" w:color="BFBFBF" w:sz="4"/>
+              <w:bottom w:val="single" w:color="BFBFBF" w:sz="4"/>
+              <w:right w:val="single" w:color="BFBFBF" w:sz="4"/>
+            </w:tcBorders>
+            <w:tcMar>
+              <w:top w:type="dxa" w:w="60"/>
+              <w:left w:type="dxa" w:w="120"/>
+              <w:bottom w:type="dxa" w:w="60"/>
+              <w:right w:type="dxa" w:w="120"/>
+            </w:tcMar>
+            <w:vAlign w:val="center"/>
+          </w:tcPr>
+          <w:p>
+            <w:r>
+              <w:rPr>
+                <w:sz w:val="20"/>
+                <w:szCs w:val="20"/>
               </w:rPr>
               <w:t xml:space="preserve">内存</w:t>
             </w:r>
           </w:p>
         </w:tc>
         <w:tc>
-          <w:p>
-            <w:r>
-              <w:rPr>
-                <w:sz w:val="21"/>
-                <w:szCs w:val="21"/>
+          <w:tcPr>
+            <w:tcW w:type="dxa" w:w="2257"/>
+            <w:gridSpan w:val="4"/>
+            <w:tcBorders>
+              <w:top w:val="single" w:color="BFBFBF" w:sz="4"/>
+              <w:left w:val="single" w:color="BFBFBF" w:sz="4"/>
+              <w:bottom w:val="single" w:color="BFBFBF" w:sz="4"/>
+              <w:right w:val="single" w:color="BFBFBF" w:sz="4"/>
+            </w:tcBorders>
+            <w:tcMar>
+              <w:top w:type="dxa" w:w="60"/>
+              <w:left w:type="dxa" w:w="120"/>
+              <w:bottom w:type="dxa" w:w="60"/>
+              <w:right w:type="dxa" w:w="120"/>
+            </w:tcMar>
+            <w:vAlign w:val="center"/>
+          </w:tcPr>
+          <w:p>
+            <w:r>
+              <w:rPr>
+                <w:sz w:val="20"/>
+                <w:szCs w:val="20"/>
               </w:rPr>
               <w:t xml:space="preserve">8 GB</w:t>
             </w:r>
           </w:p>
         </w:tc>
         <w:tc>
-          <w:p>
-            <w:r>
-              <w:rPr>
-                <w:sz w:val="21"/>
-                <w:szCs w:val="21"/>
+          <w:tcPr>
+            <w:tcW w:type="dxa" w:w="2257"/>
+            <w:gridSpan w:val="4"/>
+            <w:tcBorders>
+              <w:top w:val="single" w:color="BFBFBF" w:sz="4"/>
+              <w:left w:val="single" w:color="BFBFBF" w:sz="4"/>
+              <w:bottom w:val="single" w:color="BFBFBF" w:sz="4"/>
+              <w:right w:val="single" w:color="BFBFBF" w:sz="4"/>
+            </w:tcBorders>
+            <w:tcMar>
+              <w:top w:type="dxa" w:w="60"/>
+              <w:left w:type="dxa" w:w="120"/>
+              <w:bottom w:type="dxa" w:w="60"/>
+              <w:right w:type="dxa" w:w="120"/>
+            </w:tcMar>
+            <w:vAlign w:val="center"/>
+          </w:tcPr>
+          <w:p>
+            <w:r>
+              <w:rPr>
+                <w:sz w:val="20"/>
+                <w:szCs w:val="20"/>
               </w:rPr>
               <w:t xml:space="preserve">16 GB 以上</w:t>
             </w:r>
           </w:p>
         </w:tc>
         <w:tc>
-          <w:p>
-            <w:r>
-              <w:rPr>
-                <w:sz w:val="21"/>
-                <w:szCs w:val="21"/>
+          <w:tcPr>
+            <w:tcW w:type="dxa" w:w="2257"/>
+            <w:gridSpan w:val="4"/>
+            <w:tcBorders>
+              <w:top w:val="single" w:color="BFBFBF" w:sz="4"/>
+              <w:left w:val="single" w:color="BFBFBF" w:sz="4"/>
+              <w:bottom w:val="single" w:color="BFBFBF" w:sz="4"/>
+              <w:right w:val="single" w:color="BFBFBF" w:sz="4"/>
+            </w:tcBorders>
+            <w:tcMar>
+              <w:top w:type="dxa" w:w="60"/>
+              <w:left w:type="dxa" w:w="120"/>
+              <w:bottom w:type="dxa" w:w="60"/>
+              <w:right w:type="dxa" w:w="120"/>
+            </w:tcMar>
+            <w:vAlign w:val="center"/>
+          </w:tcPr>
+          <w:p>
+            <w:r>
+              <w:rPr>
+                <w:sz w:val="20"/>
+                <w:szCs w:val="20"/>
               </w:rPr>
               <w:t xml:space="preserve">内存占用与并发会议数相关</w:t>
             </w:r>
@@ -200,44 +441,112 @@
       </w:tr>
       <w:tr>
         <w:tc>
-          <w:p>
-            <w:r>
-              <w:rPr>
-                <w:sz w:val="21"/>
-                <w:szCs w:val="21"/>
+          <w:tcPr>
+            <w:tcW w:type="dxa" w:w="2257"/>
+            <w:gridSpan w:val="4"/>
+            <w:tcBorders>
+              <w:top w:val="single" w:color="BFBFBF" w:sz="4"/>
+              <w:left w:val="single" w:color="BFBFBF" w:sz="4"/>
+              <w:bottom w:val="single" w:color="BFBFBF" w:sz="4"/>
+              <w:right w:val="single" w:color="BFBFBF" w:sz="4"/>
+            </w:tcBorders>
+            <w:tcMar>
+              <w:top w:type="dxa" w:w="60"/>
+              <w:left w:type="dxa" w:w="120"/>
+              <w:bottom w:type="dxa" w:w="60"/>
+              <w:right w:type="dxa" w:w="120"/>
+            </w:tcMar>
+            <w:vAlign w:val="center"/>
+          </w:tcPr>
+          <w:p>
+            <w:r>
+              <w:rPr>
+                <w:sz w:val="20"/>
+                <w:szCs w:val="20"/>
               </w:rPr>
               <w:t xml:space="preserve">磁盘</w:t>
             </w:r>
           </w:p>
         </w:tc>
         <w:tc>
-          <w:p>
-            <w:r>
-              <w:rPr>
-                <w:sz w:val="21"/>
-                <w:szCs w:val="21"/>
+          <w:tcPr>
+            <w:tcW w:type="dxa" w:w="2257"/>
+            <w:gridSpan w:val="4"/>
+            <w:tcBorders>
+              <w:top w:val="single" w:color="BFBFBF" w:sz="4"/>
+              <w:left w:val="single" w:color="BFBFBF" w:sz="4"/>
+              <w:bottom w:val="single" w:color="BFBFBF" w:sz="4"/>
+              <w:right w:val="single" w:color="BFBFBF" w:sz="4"/>
+            </w:tcBorders>
+            <w:tcMar>
+              <w:top w:type="dxa" w:w="60"/>
+              <w:left w:type="dxa" w:w="120"/>
+              <w:bottom w:type="dxa" w:w="60"/>
+              <w:right w:type="dxa" w:w="120"/>
+            </w:tcMar>
+            <w:vAlign w:val="center"/>
+          </w:tcPr>
+          <w:p>
+            <w:r>
+              <w:rPr>
+                <w:sz w:val="20"/>
+                <w:szCs w:val="20"/>
               </w:rPr>
               <w:t xml:space="preserve">100 GB</w:t>
             </w:r>
           </w:p>
         </w:tc>
         <w:tc>
-          <w:p>
-            <w:r>
-              <w:rPr>
-                <w:sz w:val="21"/>
-                <w:szCs w:val="21"/>
+          <w:tcPr>
+            <w:tcW w:type="dxa" w:w="2257"/>
+            <w:gridSpan w:val="4"/>
+            <w:tcBorders>
+              <w:top w:val="single" w:color="BFBFBF" w:sz="4"/>
+              <w:left w:val="single" w:color="BFBFBF" w:sz="4"/>
+              <w:bottom w:val="single" w:color="BFBFBF" w:sz="4"/>
+              <w:right w:val="single" w:color="BFBFBF" w:sz="4"/>
+            </w:tcBorders>
+            <w:tcMar>
+              <w:top w:type="dxa" w:w="60"/>
+              <w:left w:type="dxa" w:w="120"/>
+              <w:bottom w:type="dxa" w:w="60"/>
+              <w:right w:type="dxa" w:w="120"/>
+            </w:tcMar>
+            <w:vAlign w:val="center"/>
+          </w:tcPr>
+          <w:p>
+            <w:r>
+              <w:rPr>
+                <w:sz w:val="20"/>
+                <w:szCs w:val="20"/>
               </w:rPr>
               <w:t xml:space="preserve">200 GB 以上</w:t>
             </w:r>
           </w:p>
         </w:tc>
         <w:tc>
-          <w:p>
-            <w:r>
-              <w:rPr>
-                <w:sz w:val="21"/>
-                <w:szCs w:val="21"/>
+          <w:tcPr>
+            <w:tcW w:type="dxa" w:w="2257"/>
+            <w:gridSpan w:val="4"/>
+            <w:tcBorders>
+              <w:top w:val="single" w:color="BFBFBF" w:sz="4"/>
+              <w:left w:val="single" w:color="BFBFBF" w:sz="4"/>
+              <w:bottom w:val="single" w:color="BFBFBF" w:sz="4"/>
+              <w:right w:val="single" w:color="BFBFBF" w:sz="4"/>
+            </w:tcBorders>
+            <w:tcMar>
+              <w:top w:type="dxa" w:w="60"/>
+              <w:left w:type="dxa" w:w="120"/>
+              <w:bottom w:type="dxa" w:w="60"/>
+              <w:right w:type="dxa" w:w="120"/>
+            </w:tcMar>
+            <w:vAlign w:val="center"/>
+          </w:tcPr>
+          <w:p>
+            <w:r>
+              <w:rPr>
+                <w:sz w:val="20"/>
+                <w:szCs w:val="20"/>
               </w:rPr>
               <w:t xml:space="preserve">系统 + 应用 + 数据库 + 录制文件存储</w:t>
             </w:r>
@@ -246,44 +555,112 @@
       </w:tr>
       <w:tr>
         <w:tc>
-          <w:p>
-            <w:r>
-              <w:rPr>
-                <w:sz w:val="21"/>
-                <w:szCs w:val="21"/>
+          <w:tcPr>
+            <w:tcW w:type="dxa" w:w="2257"/>
+            <w:gridSpan w:val="4"/>
+            <w:tcBorders>
+              <w:top w:val="single" w:color="BFBFBF" w:sz="4"/>
+              <w:left w:val="single" w:color="BFBFBF" w:sz="4"/>
+              <w:bottom w:val="single" w:color="BFBFBF" w:sz="4"/>
+              <w:right w:val="single" w:color="BFBFBF" w:sz="4"/>
+            </w:tcBorders>
+            <w:tcMar>
+              <w:top w:type="dxa" w:w="60"/>
+              <w:left w:type="dxa" w:w="120"/>
+              <w:bottom w:type="dxa" w:w="60"/>
+              <w:right w:type="dxa" w:w="120"/>
+            </w:tcMar>
+            <w:vAlign w:val="center"/>
+          </w:tcPr>
+          <w:p>
+            <w:r>
+              <w:rPr>
+                <w:sz w:val="20"/>
+                <w:szCs w:val="20"/>
               </w:rPr>
               <w:t xml:space="preserve">网络</w:t>
             </w:r>
           </w:p>
         </w:tc>
         <w:tc>
-          <w:p>
-            <w:r>
-              <w:rPr>
-                <w:sz w:val="21"/>
-                <w:szCs w:val="21"/>
+          <w:tcPr>
+            <w:tcW w:type="dxa" w:w="2257"/>
+            <w:gridSpan w:val="4"/>
+            <w:tcBorders>
+              <w:top w:val="single" w:color="BFBFBF" w:sz="4"/>
+              <w:left w:val="single" w:color="BFBFBF" w:sz="4"/>
+              <w:bottom w:val="single" w:color="BFBFBF" w:sz="4"/>
+              <w:right w:val="single" w:color="BFBFBF" w:sz="4"/>
+            </w:tcBorders>
+            <w:tcMar>
+              <w:top w:type="dxa" w:w="60"/>
+              <w:left w:type="dxa" w:w="120"/>
+              <w:bottom w:type="dxa" w:w="60"/>
+              <w:right w:type="dxa" w:w="120"/>
+            </w:tcMar>
+            <w:vAlign w:val="center"/>
+          </w:tcPr>
+          <w:p>
+            <w:r>
+              <w:rPr>
+                <w:sz w:val="20"/>
+                <w:szCs w:val="20"/>
               </w:rPr>
               <w:t xml:space="preserve">百兆</w:t>
             </w:r>
           </w:p>
         </w:tc>
         <w:tc>
-          <w:p>
-            <w:r>
-              <w:rPr>
-                <w:sz w:val="21"/>
-                <w:szCs w:val="21"/>
+          <w:tcPr>
+            <w:tcW w:type="dxa" w:w="2257"/>
+            <w:gridSpan w:val="4"/>
+            <w:tcBorders>
+              <w:top w:val="single" w:color="BFBFBF" w:sz="4"/>
+              <w:left w:val="single" w:color="BFBFBF" w:sz="4"/>
+              <w:bottom w:val="single" w:color="BFBFBF" w:sz="4"/>
+              <w:right w:val="single" w:color="BFBFBF" w:sz="4"/>
+            </w:tcBorders>
+            <w:tcMar>
+              <w:top w:type="dxa" w:w="60"/>
+              <w:left w:type="dxa" w:w="120"/>
+              <w:bottom w:type="dxa" w:w="60"/>
+              <w:right w:type="dxa" w:w="120"/>
+            </w:tcMar>
+            <w:vAlign w:val="center"/>
+          </w:tcPr>
+          <w:p>
+            <w:r>
+              <w:rPr>
+                <w:sz w:val="20"/>
+                <w:szCs w:val="20"/>
               </w:rPr>
               <w:t xml:space="preserve">千兆以上</w:t>
             </w:r>
           </w:p>
         </w:tc>
         <w:tc>
-          <w:p>
-            <w:r>
-              <w:rPr>
-                <w:sz w:val="21"/>
-                <w:szCs w:val="21"/>
+          <w:tcPr>
+            <w:tcW w:type="dxa" w:w="2257"/>
+            <w:gridSpan w:val="4"/>
+            <w:tcBorders>
+              <w:top w:val="single" w:color="BFBFBF" w:sz="4"/>
+              <w:left w:val="single" w:color="BFBFBF" w:sz="4"/>
+              <w:bottom w:val="single" w:color="BFBFBF" w:sz="4"/>
+              <w:right w:val="single" w:color="BFBFBF" w:sz="4"/>
+            </w:tcBorders>
+            <w:tcMar>
+              <w:top w:type="dxa" w:w="60"/>
+              <w:left w:type="dxa" w:w="120"/>
+              <w:bottom w:type="dxa" w:w="60"/>
+              <w:right w:type="dxa" w:w="120"/>
+            </w:tcMar>
+            <w:vAlign w:val="center"/>
+          </w:tcPr>
+          <w:p>
+            <w:r>
+              <w:rPr>
+                <w:sz w:val="20"/>
+                <w:szCs w:val="20"/>
               </w:rPr>
               <w:t xml:space="preserve">WebRTC 音视频对带宽和延迟敏感</w:t>
             </w:r>
@@ -293,12 +670,17 @@
     </w:tbl>
     <w:p>
       <w:pPr>
-        <w:spacing w:after="40" w:before="40"/>
-      </w:pPr>
-      <w:r>
-        <w:rPr>
-          <w:sz w:val="22"/>
-          <w:szCs w:val="22"/>
+        <w:spacing w:after="120" w:before="0"/>
+      </w:pPr>
+    </w:p>
+    <w:p>
+      <w:pPr>
+        <w:spacing w:after="100" w:before="60" w:line="320"/>
+      </w:pPr>
+      <w:r>
+        <w:rPr>
+          <w:sz w:val="21"/>
+          <w:szCs w:val="21"/>
         </w:rPr>
         <w:t xml:space="preserve">以上为 50 人以下并发会议的合理基线，更多并发请按线性增长评估。
 </w:t>
@@ -306,8 +688,7 @@
     </w:p>
     <w:p>
       <w:pPr>
-        <w:pStyle w:val="Heading2"/>
-        <w:spacing w:after="100" w:before="200"/>
+        <w:pStyle w:val="Heading1"/>
       </w:pPr>
       <w:r>
         <w:t xml:space="preserve">二、操作系统与架构要求</w:t>
@@ -315,7 +696,7 @@
     </w:p>
     <w:tbl>
       <w:tblPr>
-        <w:tblW w:type="pct" w:w="100%"/>
+        <w:tblW w:type="dxa" w:w="9026"/>
         <w:tblBorders>
           <w:top w:val="single" w:color="auto" w:sz="4"/>
           <w:left w:val="single" w:color="auto" w:sz="4"/>
@@ -326,48 +707,114 @@
         </w:tblBorders>
       </w:tblPr>
       <w:tblGrid>
-        <w:gridCol w:w="100"/>
-        <w:gridCol w:w="100"/>
-        <w:gridCol w:w="100"/>
+        <w:gridCol w:w="3009"/>
+        <w:gridCol w:w="3009"/>
+        <w:gridCol w:w="3009"/>
       </w:tblGrid>
       <w:tr>
         <w:trPr>
           <w:tblHeader/>
         </w:trPr>
         <w:tc>
-          <w:p>
+          <w:tcPr>
+            <w:tcW w:type="dxa" w:w="3009"/>
+            <w:gridSpan w:val="3"/>
+            <w:tcBorders>
+              <w:top w:val="single" w:color="BFBFBF" w:sz="4"/>
+              <w:left w:val="single" w:color="BFBFBF" w:sz="4"/>
+              <w:bottom w:val="single" w:color="BFBFBF" w:sz="4"/>
+              <w:right w:val="single" w:color="BFBFBF" w:sz="4"/>
+            </w:tcBorders>
+            <w:shd w:fill="DEEAF6" w:val="clear"/>
+            <w:tcMar>
+              <w:top w:type="dxa" w:w="60"/>
+              <w:left w:type="dxa" w:w="120"/>
+              <w:bottom w:type="dxa" w:w="60"/>
+              <w:right w:type="dxa" w:w="120"/>
+            </w:tcMar>
+            <w:vAlign w:val="center"/>
+          </w:tcPr>
+          <w:p>
+            <w:pPr>
+              <w:jc w:val="center"/>
+            </w:pPr>
             <w:r>
               <w:rPr>
                 <w:b/>
                 <w:bCs/>
-                <w:sz w:val="21"/>
-                <w:szCs w:val="21"/>
+                <w:color w:val="1F4E79"/>
+                <w:sz w:val="20"/>
+                <w:szCs w:val="20"/>
               </w:rPr>
               <w:t xml:space="preserve">项目</w:t>
             </w:r>
           </w:p>
         </w:tc>
         <w:tc>
-          <w:p>
+          <w:tcPr>
+            <w:tcW w:type="dxa" w:w="3009"/>
+            <w:gridSpan w:val="3"/>
+            <w:tcBorders>
+              <w:top w:val="single" w:color="BFBFBF" w:sz="4"/>
+              <w:left w:val="single" w:color="BFBFBF" w:sz="4"/>
+              <w:bottom w:val="single" w:color="BFBFBF" w:sz="4"/>
+              <w:right w:val="single" w:color="BFBFBF" w:sz="4"/>
+            </w:tcBorders>
+            <w:shd w:fill="DEEAF6" w:val="clear"/>
+            <w:tcMar>
+              <w:top w:type="dxa" w:w="60"/>
+              <w:left w:type="dxa" w:w="120"/>
+              <w:bottom w:type="dxa" w:w="60"/>
+              <w:right w:type="dxa" w:w="120"/>
+            </w:tcMar>
+            <w:vAlign w:val="center"/>
+          </w:tcPr>
+          <w:p>
+            <w:pPr>
+              <w:jc w:val="center"/>
+            </w:pPr>
             <w:r>
               <w:rPr>
                 <w:b/>
                 <w:bCs/>
-                <w:sz w:val="21"/>
-                <w:szCs w:val="21"/>
+                <w:color w:val="1F4E79"/>
+                <w:sz w:val="20"/>
+                <w:szCs w:val="20"/>
               </w:rPr>
               <w:t xml:space="preserve">要求</w:t>
             </w:r>
           </w:p>
         </w:tc>
         <w:tc>
-          <w:p>
+          <w:tcPr>
+            <w:tcW w:type="dxa" w:w="3009"/>
+            <w:gridSpan w:val="3"/>
+            <w:tcBorders>
+              <w:top w:val="single" w:color="BFBFBF" w:sz="4"/>
+              <w:left w:val="single" w:color="BFBFBF" w:sz="4"/>
+              <w:bottom w:val="single" w:color="BFBFBF" w:sz="4"/>
+              <w:right w:val="single" w:color="BFBFBF" w:sz="4"/>
+            </w:tcBorders>
+            <w:shd w:fill="DEEAF6" w:val="clear"/>
+            <w:tcMar>
+              <w:top w:type="dxa" w:w="60"/>
+              <w:left w:type="dxa" w:w="120"/>
+              <w:bottom w:type="dxa" w:w="60"/>
+              <w:right w:type="dxa" w:w="120"/>
+            </w:tcMar>
+            <w:vAlign w:val="center"/>
+          </w:tcPr>
+          <w:p>
+            <w:pPr>
+              <w:jc w:val="center"/>
+            </w:pPr>
             <w:r>
               <w:rPr>
                 <w:b/>
                 <w:bCs/>
-                <w:sz w:val="21"/>
-                <w:szCs w:val="21"/>
+                <w:color w:val="1F4E79"/>
+                <w:sz w:val="20"/>
+                <w:szCs w:val="20"/>
               </w:rPr>
               <w:t xml:space="preserve">说明</w:t>
             </w:r>
@@ -376,33 +823,84 @@
       </w:tr>
       <w:tr>
         <w:tc>
-          <w:p>
-            <w:r>
-              <w:rPr>
-                <w:sz w:val="21"/>
-                <w:szCs w:val="21"/>
+          <w:tcPr>
+            <w:tcW w:type="dxa" w:w="3009"/>
+            <w:gridSpan w:val="3"/>
+            <w:tcBorders>
+              <w:top w:val="single" w:color="BFBFBF" w:sz="4"/>
+              <w:left w:val="single" w:color="BFBFBF" w:sz="4"/>
+              <w:bottom w:val="single" w:color="BFBFBF" w:sz="4"/>
+              <w:right w:val="single" w:color="BFBFBF" w:sz="4"/>
+            </w:tcBorders>
+            <w:tcMar>
+              <w:top w:type="dxa" w:w="60"/>
+              <w:left w:type="dxa" w:w="120"/>
+              <w:bottom w:type="dxa" w:w="60"/>
+              <w:right w:type="dxa" w:w="120"/>
+            </w:tcMar>
+            <w:vAlign w:val="center"/>
+          </w:tcPr>
+          <w:p>
+            <w:r>
+              <w:rPr>
+                <w:sz w:val="20"/>
+                <w:szCs w:val="20"/>
               </w:rPr>
               <w:t xml:space="preserve">操作系统</w:t>
             </w:r>
           </w:p>
         </w:tc>
         <w:tc>
-          <w:p>
-            <w:r>
-              <w:rPr>
-                <w:sz w:val="21"/>
-                <w:szCs w:val="21"/>
+          <w:tcPr>
+            <w:tcW w:type="dxa" w:w="3009"/>
+            <w:gridSpan w:val="3"/>
+            <w:tcBorders>
+              <w:top w:val="single" w:color="BFBFBF" w:sz="4"/>
+              <w:left w:val="single" w:color="BFBFBF" w:sz="4"/>
+              <w:bottom w:val="single" w:color="BFBFBF" w:sz="4"/>
+              <w:right w:val="single" w:color="BFBFBF" w:sz="4"/>
+            </w:tcBorders>
+            <w:tcMar>
+              <w:top w:type="dxa" w:w="60"/>
+              <w:left w:type="dxa" w:w="120"/>
+              <w:bottom w:type="dxa" w:w="60"/>
+              <w:right w:type="dxa" w:w="120"/>
+            </w:tcMar>
+            <w:vAlign w:val="center"/>
+          </w:tcPr>
+          <w:p>
+            <w:r>
+              <w:rPr>
+                <w:sz w:val="20"/>
+                <w:szCs w:val="20"/>
               </w:rPr>
               <w:t xml:space="preserve">Linux（DEB 系）</w:t>
             </w:r>
           </w:p>
         </w:tc>
         <w:tc>
-          <w:p>
-            <w:r>
-              <w:rPr>
-                <w:sz w:val="21"/>
-                <w:szCs w:val="21"/>
+          <w:tcPr>
+            <w:tcW w:type="dxa" w:w="3009"/>
+            <w:gridSpan w:val="3"/>
+            <w:tcBorders>
+              <w:top w:val="single" w:color="BFBFBF" w:sz="4"/>
+              <w:left w:val="single" w:color="BFBFBF" w:sz="4"/>
+              <w:bottom w:val="single" w:color="BFBFBF" w:sz="4"/>
+              <w:right w:val="single" w:color="BFBFBF" w:sz="4"/>
+            </w:tcBorders>
+            <w:tcMar>
+              <w:top w:type="dxa" w:w="60"/>
+              <w:left w:type="dxa" w:w="120"/>
+              <w:bottom w:type="dxa" w:w="60"/>
+              <w:right w:type="dxa" w:w="120"/>
+            </w:tcMar>
+            <w:vAlign w:val="center"/>
+          </w:tcPr>
+          <w:p>
+            <w:r>
+              <w:rPr>
+                <w:sz w:val="20"/>
+                <w:szCs w:val="20"/>
               </w:rPr>
               <w:t xml:space="preserve">统信 UOS、中科方德（DEB 系）、Debian、Ubuntu 等</w:t>
             </w:r>
@@ -411,33 +909,84 @@
       </w:tr>
       <w:tr>
         <w:tc>
-          <w:p>
-            <w:r>
-              <w:rPr>
-                <w:sz w:val="21"/>
-                <w:szCs w:val="21"/>
+          <w:tcPr>
+            <w:tcW w:type="dxa" w:w="3009"/>
+            <w:gridSpan w:val="3"/>
+            <w:tcBorders>
+              <w:top w:val="single" w:color="BFBFBF" w:sz="4"/>
+              <w:left w:val="single" w:color="BFBFBF" w:sz="4"/>
+              <w:bottom w:val="single" w:color="BFBFBF" w:sz="4"/>
+              <w:right w:val="single" w:color="BFBFBF" w:sz="4"/>
+            </w:tcBorders>
+            <w:tcMar>
+              <w:top w:type="dxa" w:w="60"/>
+              <w:left w:type="dxa" w:w="120"/>
+              <w:bottom w:type="dxa" w:w="60"/>
+              <w:right w:type="dxa" w:w="120"/>
+            </w:tcMar>
+            <w:vAlign w:val="center"/>
+          </w:tcPr>
+          <w:p>
+            <w:r>
+              <w:rPr>
+                <w:sz w:val="20"/>
+                <w:szCs w:val="20"/>
               </w:rPr>
               <w:t xml:space="preserve">CPU 架构</w:t>
             </w:r>
           </w:p>
         </w:tc>
         <w:tc>
-          <w:p>
-            <w:r>
-              <w:rPr>
-                <w:sz w:val="21"/>
-                <w:szCs w:val="21"/>
+          <w:tcPr>
+            <w:tcW w:type="dxa" w:w="3009"/>
+            <w:gridSpan w:val="3"/>
+            <w:tcBorders>
+              <w:top w:val="single" w:color="BFBFBF" w:sz="4"/>
+              <w:left w:val="single" w:color="BFBFBF" w:sz="4"/>
+              <w:bottom w:val="single" w:color="BFBFBF" w:sz="4"/>
+              <w:right w:val="single" w:color="BFBFBF" w:sz="4"/>
+            </w:tcBorders>
+            <w:tcMar>
+              <w:top w:type="dxa" w:w="60"/>
+              <w:left w:type="dxa" w:w="120"/>
+              <w:bottom w:type="dxa" w:w="60"/>
+              <w:right w:type="dxa" w:w="120"/>
+            </w:tcMar>
+            <w:vAlign w:val="center"/>
+          </w:tcPr>
+          <w:p>
+            <w:r>
+              <w:rPr>
+                <w:sz w:val="20"/>
+                <w:szCs w:val="20"/>
               </w:rPr>
               <w:t xml:space="preserve">x86_64（海光/兆芯）或 aarch64（鲲鹏/飞腾）</w:t>
             </w:r>
           </w:p>
         </w:tc>
         <w:tc>
-          <w:p>
-            <w:r>
-              <w:rPr>
-                <w:sz w:val="21"/>
-                <w:szCs w:val="21"/>
+          <w:tcPr>
+            <w:tcW w:type="dxa" w:w="3009"/>
+            <w:gridSpan w:val="3"/>
+            <w:tcBorders>
+              <w:top w:val="single" w:color="BFBFBF" w:sz="4"/>
+              <w:left w:val="single" w:color="BFBFBF" w:sz="4"/>
+              <w:bottom w:val="single" w:color="BFBFBF" w:sz="4"/>
+              <w:right w:val="single" w:color="BFBFBF" w:sz="4"/>
+            </w:tcBorders>
+            <w:tcMar>
+              <w:top w:type="dxa" w:w="60"/>
+              <w:left w:type="dxa" w:w="120"/>
+              <w:bottom w:type="dxa" w:w="60"/>
+              <w:right w:type="dxa" w:w="120"/>
+            </w:tcMar>
+            <w:vAlign w:val="center"/>
+          </w:tcPr>
+          <w:p>
+            <w:r>
+              <w:rPr>
+                <w:sz w:val="20"/>
+                <w:szCs w:val="20"/>
               </w:rPr>
               <w:t xml:space="preserve">安装包架构必须与目标机 CPU 一致，跨架构无法安装</w:t>
             </w:r>
@@ -446,33 +995,84 @@
       </w:tr>
       <w:tr>
         <w:tc>
-          <w:p>
-            <w:r>
-              <w:rPr>
-                <w:sz w:val="21"/>
-                <w:szCs w:val="21"/>
+          <w:tcPr>
+            <w:tcW w:type="dxa" w:w="3009"/>
+            <w:gridSpan w:val="3"/>
+            <w:tcBorders>
+              <w:top w:val="single" w:color="BFBFBF" w:sz="4"/>
+              <w:left w:val="single" w:color="BFBFBF" w:sz="4"/>
+              <w:bottom w:val="single" w:color="BFBFBF" w:sz="4"/>
+              <w:right w:val="single" w:color="BFBFBF" w:sz="4"/>
+            </w:tcBorders>
+            <w:tcMar>
+              <w:top w:type="dxa" w:w="60"/>
+              <w:left w:type="dxa" w:w="120"/>
+              <w:bottom w:type="dxa" w:w="60"/>
+              <w:right w:type="dxa" w:w="120"/>
+            </w:tcMar>
+            <w:vAlign w:val="center"/>
+          </w:tcPr>
+          <w:p>
+            <w:r>
+              <w:rPr>
+                <w:sz w:val="20"/>
+                <w:szCs w:val="20"/>
               </w:rPr>
               <w:t xml:space="preserve">Node.js</w:t>
             </w:r>
           </w:p>
         </w:tc>
         <w:tc>
-          <w:p>
-            <w:r>
-              <w:rPr>
-                <w:sz w:val="21"/>
-                <w:szCs w:val="21"/>
+          <w:tcPr>
+            <w:tcW w:type="dxa" w:w="3009"/>
+            <w:gridSpan w:val="3"/>
+            <w:tcBorders>
+              <w:top w:val="single" w:color="BFBFBF" w:sz="4"/>
+              <w:left w:val="single" w:color="BFBFBF" w:sz="4"/>
+              <w:bottom w:val="single" w:color="BFBFBF" w:sz="4"/>
+              <w:right w:val="single" w:color="BFBFBF" w:sz="4"/>
+            </w:tcBorders>
+            <w:tcMar>
+              <w:top w:type="dxa" w:w="60"/>
+              <w:left w:type="dxa" w:w="120"/>
+              <w:bottom w:type="dxa" w:w="60"/>
+              <w:right w:type="dxa" w:w="120"/>
+            </w:tcMar>
+            <w:vAlign w:val="center"/>
+          </w:tcPr>
+          <w:p>
+            <w:r>
+              <w:rPr>
+                <w:sz w:val="20"/>
+                <w:szCs w:val="20"/>
               </w:rPr>
               <w:t xml:space="preserve">无需预装</w:t>
             </w:r>
           </w:p>
         </w:tc>
         <w:tc>
-          <w:p>
-            <w:r>
-              <w:rPr>
-                <w:sz w:val="21"/>
-                <w:szCs w:val="21"/>
+          <w:tcPr>
+            <w:tcW w:type="dxa" w:w="3009"/>
+            <w:gridSpan w:val="3"/>
+            <w:tcBorders>
+              <w:top w:val="single" w:color="BFBFBF" w:sz="4"/>
+              <w:left w:val="single" w:color="BFBFBF" w:sz="4"/>
+              <w:bottom w:val="single" w:color="BFBFBF" w:sz="4"/>
+              <w:right w:val="single" w:color="BFBFBF" w:sz="4"/>
+            </w:tcBorders>
+            <w:tcMar>
+              <w:top w:type="dxa" w:w="60"/>
+              <w:left w:type="dxa" w:w="120"/>
+              <w:bottom w:type="dxa" w:w="60"/>
+              <w:right w:type="dxa" w:w="120"/>
+            </w:tcMar>
+            <w:vAlign w:val="center"/>
+          </w:tcPr>
+          <w:p>
+            <w:r>
+              <w:rPr>
+                <w:sz w:val="20"/>
+                <w:szCs w:val="20"/>
               </w:rPr>
               <w:t xml:space="preserve">DEB 内嵌 Node.js 22 运行时（要求系统 glibc 2.28 及以上；不满足的系统请改用 Docker 镜像部署）</w:t>
             </w:r>
@@ -481,33 +1081,84 @@
       </w:tr>
       <w:tr>
         <w:tc>
-          <w:p>
-            <w:r>
-              <w:rPr>
-                <w:sz w:val="21"/>
-                <w:szCs w:val="21"/>
+          <w:tcPr>
+            <w:tcW w:type="dxa" w:w="3009"/>
+            <w:gridSpan w:val="3"/>
+            <w:tcBorders>
+              <w:top w:val="single" w:color="BFBFBF" w:sz="4"/>
+              <w:left w:val="single" w:color="BFBFBF" w:sz="4"/>
+              <w:bottom w:val="single" w:color="BFBFBF" w:sz="4"/>
+              <w:right w:val="single" w:color="BFBFBF" w:sz="4"/>
+            </w:tcBorders>
+            <w:tcMar>
+              <w:top w:type="dxa" w:w="60"/>
+              <w:left w:type="dxa" w:w="120"/>
+              <w:bottom w:type="dxa" w:w="60"/>
+              <w:right w:type="dxa" w:w="120"/>
+            </w:tcMar>
+            <w:vAlign w:val="center"/>
+          </w:tcPr>
+          <w:p>
+            <w:r>
+              <w:rPr>
+                <w:sz w:val="20"/>
+                <w:szCs w:val="20"/>
               </w:rPr>
               <w:t xml:space="preserve">Redis</w:t>
             </w:r>
           </w:p>
         </w:tc>
         <w:tc>
-          <w:p>
-            <w:r>
-              <w:rPr>
-                <w:sz w:val="21"/>
-                <w:szCs w:val="21"/>
+          <w:tcPr>
+            <w:tcW w:type="dxa" w:w="3009"/>
+            <w:gridSpan w:val="3"/>
+            <w:tcBorders>
+              <w:top w:val="single" w:color="BFBFBF" w:sz="4"/>
+              <w:left w:val="single" w:color="BFBFBF" w:sz="4"/>
+              <w:bottom w:val="single" w:color="BFBFBF" w:sz="4"/>
+              <w:right w:val="single" w:color="BFBFBF" w:sz="4"/>
+            </w:tcBorders>
+            <w:tcMar>
+              <w:top w:type="dxa" w:w="60"/>
+              <w:left w:type="dxa" w:w="120"/>
+              <w:bottom w:type="dxa" w:w="60"/>
+              <w:right w:type="dxa" w:w="120"/>
+            </w:tcMar>
+            <w:vAlign w:val="center"/>
+          </w:tcPr>
+          <w:p>
+            <w:r>
+              <w:rPr>
+                <w:sz w:val="20"/>
+                <w:szCs w:val="20"/>
               </w:rPr>
               <w:t xml:space="preserve">无需预装</w:t>
             </w:r>
           </w:p>
         </w:tc>
         <w:tc>
-          <w:p>
-            <w:r>
-              <w:rPr>
-                <w:sz w:val="21"/>
-                <w:szCs w:val="21"/>
+          <w:tcPr>
+            <w:tcW w:type="dxa" w:w="3009"/>
+            <w:gridSpan w:val="3"/>
+            <w:tcBorders>
+              <w:top w:val="single" w:color="BFBFBF" w:sz="4"/>
+              <w:left w:val="single" w:color="BFBFBF" w:sz="4"/>
+              <w:bottom w:val="single" w:color="BFBFBF" w:sz="4"/>
+              <w:right w:val="single" w:color="BFBFBF" w:sz="4"/>
+            </w:tcBorders>
+            <w:tcMar>
+              <w:top w:type="dxa" w:w="60"/>
+              <w:left w:type="dxa" w:w="120"/>
+              <w:bottom w:type="dxa" w:w="60"/>
+              <w:right w:type="dxa" w:w="120"/>
+            </w:tcMar>
+            <w:vAlign w:val="center"/>
+          </w:tcPr>
+          <w:p>
+            <w:r>
+              <w:rPr>
+                <w:sz w:val="20"/>
+                <w:szCs w:val="20"/>
               </w:rPr>
               <w:t xml:space="preserve">默认使用进程内内存存储（REDIS_HOST=memory），单节点零依赖</w:t>
             </w:r>
@@ -516,33 +1167,84 @@
       </w:tr>
       <w:tr>
         <w:tc>
-          <w:p>
-            <w:r>
-              <w:rPr>
-                <w:sz w:val="21"/>
-                <w:szCs w:val="21"/>
+          <w:tcPr>
+            <w:tcW w:type="dxa" w:w="3009"/>
+            <w:gridSpan w:val="3"/>
+            <w:tcBorders>
+              <w:top w:val="single" w:color="BFBFBF" w:sz="4"/>
+              <w:left w:val="single" w:color="BFBFBF" w:sz="4"/>
+              <w:bottom w:val="single" w:color="BFBFBF" w:sz="4"/>
+              <w:right w:val="single" w:color="BFBFBF" w:sz="4"/>
+            </w:tcBorders>
+            <w:tcMar>
+              <w:top w:type="dxa" w:w="60"/>
+              <w:left w:type="dxa" w:w="120"/>
+              <w:bottom w:type="dxa" w:w="60"/>
+              <w:right w:type="dxa" w:w="120"/>
+            </w:tcMar>
+            <w:vAlign w:val="center"/>
+          </w:tcPr>
+          <w:p>
+            <w:r>
+              <w:rPr>
+                <w:sz w:val="20"/>
+                <w:szCs w:val="20"/>
               </w:rPr>
               <w:t xml:space="preserve">数据库</w:t>
             </w:r>
           </w:p>
         </w:tc>
         <w:tc>
-          <w:p>
-            <w:r>
-              <w:rPr>
-                <w:sz w:val="21"/>
-                <w:szCs w:val="21"/>
+          <w:tcPr>
+            <w:tcW w:type="dxa" w:w="3009"/>
+            <w:gridSpan w:val="3"/>
+            <w:tcBorders>
+              <w:top w:val="single" w:color="BFBFBF" w:sz="4"/>
+              <w:left w:val="single" w:color="BFBFBF" w:sz="4"/>
+              <w:bottom w:val="single" w:color="BFBFBF" w:sz="4"/>
+              <w:right w:val="single" w:color="BFBFBF" w:sz="4"/>
+            </w:tcBorders>
+            <w:tcMar>
+              <w:top w:type="dxa" w:w="60"/>
+              <w:left w:type="dxa" w:w="120"/>
+              <w:bottom w:type="dxa" w:w="60"/>
+              <w:right w:type="dxa" w:w="120"/>
+            </w:tcMar>
+            <w:vAlign w:val="center"/>
+          </w:tcPr>
+          <w:p>
+            <w:r>
+              <w:rPr>
+                <w:sz w:val="20"/>
+                <w:szCs w:val="20"/>
               </w:rPr>
               <w:t xml:space="preserve">无需预装</w:t>
             </w:r>
           </w:p>
         </w:tc>
         <w:tc>
-          <w:p>
-            <w:r>
-              <w:rPr>
-                <w:sz w:val="21"/>
-                <w:szCs w:val="21"/>
+          <w:tcPr>
+            <w:tcW w:type="dxa" w:w="3009"/>
+            <w:gridSpan w:val="3"/>
+            <w:tcBorders>
+              <w:top w:val="single" w:color="BFBFBF" w:sz="4"/>
+              <w:left w:val="single" w:color="BFBFBF" w:sz="4"/>
+              <w:bottom w:val="single" w:color="BFBFBF" w:sz="4"/>
+              <w:right w:val="single" w:color="BFBFBF" w:sz="4"/>
+            </w:tcBorders>
+            <w:tcMar>
+              <w:top w:type="dxa" w:w="60"/>
+              <w:left w:type="dxa" w:w="120"/>
+              <w:bottom w:type="dxa" w:w="60"/>
+              <w:right w:type="dxa" w:w="120"/>
+            </w:tcMar>
+            <w:vAlign w:val="center"/>
+          </w:tcPr>
+          <w:p>
+            <w:r>
+              <w:rPr>
+                <w:sz w:val="20"/>
+                <w:szCs w:val="20"/>
               </w:rPr>
               <w:t xml:space="preserve">默认 SQLite，数据文件在 /opt/meeting/data/meeting.sqlite；可选切换 MySQL 8 / PostgreSQL 12+</w:t>
             </w:r>
@@ -551,33 +1253,84 @@
       </w:tr>
       <w:tr>
         <w:tc>
-          <w:p>
-            <w:r>
-              <w:rPr>
-                <w:sz w:val="21"/>
-                <w:szCs w:val="21"/>
+          <w:tcPr>
+            <w:tcW w:type="dxa" w:w="3009"/>
+            <w:gridSpan w:val="3"/>
+            <w:tcBorders>
+              <w:top w:val="single" w:color="BFBFBF" w:sz="4"/>
+              <w:left w:val="single" w:color="BFBFBF" w:sz="4"/>
+              <w:bottom w:val="single" w:color="BFBFBF" w:sz="4"/>
+              <w:right w:val="single" w:color="BFBFBF" w:sz="4"/>
+            </w:tcBorders>
+            <w:tcMar>
+              <w:top w:type="dxa" w:w="60"/>
+              <w:left w:type="dxa" w:w="120"/>
+              <w:bottom w:type="dxa" w:w="60"/>
+              <w:right w:type="dxa" w:w="120"/>
+            </w:tcMar>
+            <w:vAlign w:val="center"/>
+          </w:tcPr>
+          <w:p>
+            <w:r>
+              <w:rPr>
+                <w:sz w:val="20"/>
+                <w:szCs w:val="20"/>
               </w:rPr>
               <w:t xml:space="preserve">管理方式</w:t>
             </w:r>
           </w:p>
         </w:tc>
         <w:tc>
-          <w:p>
-            <w:r>
-              <w:rPr>
-                <w:sz w:val="21"/>
-                <w:szCs w:val="21"/>
+          <w:tcPr>
+            <w:tcW w:type="dxa" w:w="3009"/>
+            <w:gridSpan w:val="3"/>
+            <w:tcBorders>
+              <w:top w:val="single" w:color="BFBFBF" w:sz="4"/>
+              <w:left w:val="single" w:color="BFBFBF" w:sz="4"/>
+              <w:bottom w:val="single" w:color="BFBFBF" w:sz="4"/>
+              <w:right w:val="single" w:color="BFBFBF" w:sz="4"/>
+            </w:tcBorders>
+            <w:tcMar>
+              <w:top w:type="dxa" w:w="60"/>
+              <w:left w:type="dxa" w:w="120"/>
+              <w:bottom w:type="dxa" w:w="60"/>
+              <w:right w:type="dxa" w:w="120"/>
+            </w:tcMar>
+            <w:vAlign w:val="center"/>
+          </w:tcPr>
+          <w:p>
+            <w:r>
+              <w:rPr>
+                <w:sz w:val="20"/>
+                <w:szCs w:val="20"/>
               </w:rPr>
               <w:t xml:space="preserve">systemd</w:t>
             </w:r>
           </w:p>
         </w:tc>
         <w:tc>
-          <w:p>
-            <w:r>
-              <w:rPr>
-                <w:sz w:val="21"/>
-                <w:szCs w:val="21"/>
+          <w:tcPr>
+            <w:tcW w:type="dxa" w:w="3009"/>
+            <w:gridSpan w:val="3"/>
+            <w:tcBorders>
+              <w:top w:val="single" w:color="BFBFBF" w:sz="4"/>
+              <w:left w:val="single" w:color="BFBFBF" w:sz="4"/>
+              <w:bottom w:val="single" w:color="BFBFBF" w:sz="4"/>
+              <w:right w:val="single" w:color="BFBFBF" w:sz="4"/>
+            </w:tcBorders>
+            <w:tcMar>
+              <w:top w:type="dxa" w:w="60"/>
+              <w:left w:type="dxa" w:w="120"/>
+              <w:bottom w:type="dxa" w:w="60"/>
+              <w:right w:type="dxa" w:w="120"/>
+            </w:tcMar>
+            <w:vAlign w:val="center"/>
+          </w:tcPr>
+          <w:p>
+            <w:r>
+              <w:rPr>
+                <w:sz w:val="20"/>
+                <w:szCs w:val="20"/>
               </w:rPr>
               <w:t xml:space="preserve">服务由 systemd 托管，单元文件安装到 /usr/lib/systemd/system/</w:t>
             </w:r>
@@ -587,12 +1340,17 @@
     </w:tbl>
     <w:p>
       <w:pPr>
-        <w:spacing w:after="40" w:before="40"/>
-      </w:pPr>
-      <w:r>
-        <w:rPr>
-          <w:sz w:val="22"/>
-          <w:szCs w:val="22"/>
+        <w:spacing w:after="120" w:before="0"/>
+      </w:pPr>
+    </w:p>
+    <w:p>
+      <w:pPr>
+        <w:spacing w:after="100" w:before="60" w:line="320"/>
+      </w:pPr>
+      <w:r>
+        <w:rPr>
+          <w:sz w:val="21"/>
+          <w:szCs w:val="21"/>
         </w:rPr>
         <w:t xml:space="preserve">DEB 包与 RPM 包内容一致：内嵌 Node.js、默认 SQLite + 内存 Redis 零外部依赖、不依赖任何 .sh 脚本、systemd 启动时自动执行数据库迁移，仅包格式与管理命令不同。
 </w:t>
@@ -600,8 +1358,7 @@
     </w:p>
     <w:p>
       <w:pPr>
-        <w:pStyle w:val="Heading2"/>
-        <w:spacing w:after="100" w:before="200"/>
+        <w:pStyle w:val="Heading1"/>
       </w:pPr>
       <w:r>
         <w:t xml:space="preserve">三、开放端口</w:t>
@@ -609,7 +1366,7 @@
     </w:p>
     <w:tbl>
       <w:tblPr>
-        <w:tblW w:type="pct" w:w="100%"/>
+        <w:tblW w:type="dxa" w:w="9026"/>
         <w:tblBorders>
           <w:top w:val="single" w:color="auto" w:sz="4"/>
           <w:left w:val="single" w:color="auto" w:sz="4"/>
@@ -620,62 +1377,150 @@
         </w:tblBorders>
       </w:tblPr>
       <w:tblGrid>
-        <w:gridCol w:w="100"/>
-        <w:gridCol w:w="100"/>
-        <w:gridCol w:w="100"/>
-        <w:gridCol w:w="100"/>
+        <w:gridCol w:w="2257"/>
+        <w:gridCol w:w="2257"/>
+        <w:gridCol w:w="2257"/>
+        <w:gridCol w:w="2257"/>
       </w:tblGrid>
       <w:tr>
         <w:trPr>
           <w:tblHeader/>
         </w:trPr>
         <w:tc>
-          <w:p>
+          <w:tcPr>
+            <w:tcW w:type="dxa" w:w="2257"/>
+            <w:gridSpan w:val="4"/>
+            <w:tcBorders>
+              <w:top w:val="single" w:color="BFBFBF" w:sz="4"/>
+              <w:left w:val="single" w:color="BFBFBF" w:sz="4"/>
+              <w:bottom w:val="single" w:color="BFBFBF" w:sz="4"/>
+              <w:right w:val="single" w:color="BFBFBF" w:sz="4"/>
+            </w:tcBorders>
+            <w:shd w:fill="DEEAF6" w:val="clear"/>
+            <w:tcMar>
+              <w:top w:type="dxa" w:w="60"/>
+              <w:left w:type="dxa" w:w="120"/>
+              <w:bottom w:type="dxa" w:w="60"/>
+              <w:right w:type="dxa" w:w="120"/>
+            </w:tcMar>
+            <w:vAlign w:val="center"/>
+          </w:tcPr>
+          <w:p>
+            <w:pPr>
+              <w:jc w:val="center"/>
+            </w:pPr>
             <w:r>
               <w:rPr>
                 <w:b/>
                 <w:bCs/>
-                <w:sz w:val="21"/>
-                <w:szCs w:val="21"/>
+                <w:color w:val="1F4E79"/>
+                <w:sz w:val="20"/>
+                <w:szCs w:val="20"/>
               </w:rPr>
               <w:t xml:space="preserve">端口</w:t>
             </w:r>
           </w:p>
         </w:tc>
         <w:tc>
-          <w:p>
+          <w:tcPr>
+            <w:tcW w:type="dxa" w:w="2257"/>
+            <w:gridSpan w:val="4"/>
+            <w:tcBorders>
+              <w:top w:val="single" w:color="BFBFBF" w:sz="4"/>
+              <w:left w:val="single" w:color="BFBFBF" w:sz="4"/>
+              <w:bottom w:val="single" w:color="BFBFBF" w:sz="4"/>
+              <w:right w:val="single" w:color="BFBFBF" w:sz="4"/>
+            </w:tcBorders>
+            <w:shd w:fill="DEEAF6" w:val="clear"/>
+            <w:tcMar>
+              <w:top w:type="dxa" w:w="60"/>
+              <w:left w:type="dxa" w:w="120"/>
+              <w:bottom w:type="dxa" w:w="60"/>
+              <w:right w:type="dxa" w:w="120"/>
+            </w:tcMar>
+            <w:vAlign w:val="center"/>
+          </w:tcPr>
+          <w:p>
+            <w:pPr>
+              <w:jc w:val="center"/>
+            </w:pPr>
             <w:r>
               <w:rPr>
                 <w:b/>
                 <w:bCs/>
-                <w:sz w:val="21"/>
-                <w:szCs w:val="21"/>
+                <w:color w:val="1F4E79"/>
+                <w:sz w:val="20"/>
+                <w:szCs w:val="20"/>
               </w:rPr>
               <w:t xml:space="preserve">协议</w:t>
             </w:r>
           </w:p>
         </w:tc>
         <w:tc>
-          <w:p>
+          <w:tcPr>
+            <w:tcW w:type="dxa" w:w="2257"/>
+            <w:gridSpan w:val="4"/>
+            <w:tcBorders>
+              <w:top w:val="single" w:color="BFBFBF" w:sz="4"/>
+              <w:left w:val="single" w:color="BFBFBF" w:sz="4"/>
+              <w:bottom w:val="single" w:color="BFBFBF" w:sz="4"/>
+              <w:right w:val="single" w:color="BFBFBF" w:sz="4"/>
+            </w:tcBorders>
+            <w:shd w:fill="DEEAF6" w:val="clear"/>
+            <w:tcMar>
+              <w:top w:type="dxa" w:w="60"/>
+              <w:left w:type="dxa" w:w="120"/>
+              <w:bottom w:type="dxa" w:w="60"/>
+              <w:right w:type="dxa" w:w="120"/>
+            </w:tcMar>
+            <w:vAlign w:val="center"/>
+          </w:tcPr>
+          <w:p>
+            <w:pPr>
+              <w:jc w:val="center"/>
+            </w:pPr>
             <w:r>
               <w:rPr>
                 <w:b/>
                 <w:bCs/>
-                <w:sz w:val="21"/>
-                <w:szCs w:val="21"/>
+                <w:color w:val="1F4E79"/>
+                <w:sz w:val="20"/>
+                <w:szCs w:val="20"/>
               </w:rPr>
               <w:t xml:space="preserve">用途</w:t>
             </w:r>
           </w:p>
         </w:tc>
         <w:tc>
-          <w:p>
+          <w:tcPr>
+            <w:tcW w:type="dxa" w:w="2257"/>
+            <w:gridSpan w:val="4"/>
+            <w:tcBorders>
+              <w:top w:val="single" w:color="BFBFBF" w:sz="4"/>
+              <w:left w:val="single" w:color="BFBFBF" w:sz="4"/>
+              <w:bottom w:val="single" w:color="BFBFBF" w:sz="4"/>
+              <w:right w:val="single" w:color="BFBFBF" w:sz="4"/>
+            </w:tcBorders>
+            <w:shd w:fill="DEEAF6" w:val="clear"/>
+            <w:tcMar>
+              <w:top w:type="dxa" w:w="60"/>
+              <w:left w:type="dxa" w:w="120"/>
+              <w:bottom w:type="dxa" w:w="60"/>
+              <w:right w:type="dxa" w:w="120"/>
+            </w:tcMar>
+            <w:vAlign w:val="center"/>
+          </w:tcPr>
+          <w:p>
+            <w:pPr>
+              <w:jc w:val="center"/>
+            </w:pPr>
             <w:r>
               <w:rPr>
                 <w:b/>
                 <w:bCs/>
-                <w:sz w:val="21"/>
-                <w:szCs w:val="21"/>
+                <w:color w:val="1F4E79"/>
+                <w:sz w:val="20"/>
+                <w:szCs w:val="20"/>
               </w:rPr>
               <w:t xml:space="preserve">说明</w:t>
             </w:r>
@@ -684,44 +1529,112 @@
       </w:tr>
       <w:tr>
         <w:tc>
-          <w:p>
-            <w:r>
-              <w:rPr>
-                <w:sz w:val="21"/>
-                <w:szCs w:val="21"/>
+          <w:tcPr>
+            <w:tcW w:type="dxa" w:w="2257"/>
+            <w:gridSpan w:val="4"/>
+            <w:tcBorders>
+              <w:top w:val="single" w:color="BFBFBF" w:sz="4"/>
+              <w:left w:val="single" w:color="BFBFBF" w:sz="4"/>
+              <w:bottom w:val="single" w:color="BFBFBF" w:sz="4"/>
+              <w:right w:val="single" w:color="BFBFBF" w:sz="4"/>
+            </w:tcBorders>
+            <w:tcMar>
+              <w:top w:type="dxa" w:w="60"/>
+              <w:left w:type="dxa" w:w="120"/>
+              <w:bottom w:type="dxa" w:w="60"/>
+              <w:right w:type="dxa" w:w="120"/>
+            </w:tcMar>
+            <w:vAlign w:val="center"/>
+          </w:tcPr>
+          <w:p>
+            <w:r>
+              <w:rPr>
+                <w:sz w:val="20"/>
+                <w:szCs w:val="20"/>
               </w:rPr>
               <w:t xml:space="preserve">8088</w:t>
             </w:r>
           </w:p>
         </w:tc>
         <w:tc>
-          <w:p>
-            <w:r>
-              <w:rPr>
-                <w:sz w:val="21"/>
-                <w:szCs w:val="21"/>
+          <w:tcPr>
+            <w:tcW w:type="dxa" w:w="2257"/>
+            <w:gridSpan w:val="4"/>
+            <w:tcBorders>
+              <w:top w:val="single" w:color="BFBFBF" w:sz="4"/>
+              <w:left w:val="single" w:color="BFBFBF" w:sz="4"/>
+              <w:bottom w:val="single" w:color="BFBFBF" w:sz="4"/>
+              <w:right w:val="single" w:color="BFBFBF" w:sz="4"/>
+            </w:tcBorders>
+            <w:tcMar>
+              <w:top w:type="dxa" w:w="60"/>
+              <w:left w:type="dxa" w:w="120"/>
+              <w:bottom w:type="dxa" w:w="60"/>
+              <w:right w:type="dxa" w:w="120"/>
+            </w:tcMar>
+            <w:vAlign w:val="center"/>
+          </w:tcPr>
+          <w:p>
+            <w:r>
+              <w:rPr>
+                <w:sz w:val="20"/>
+                <w:szCs w:val="20"/>
               </w:rPr>
               <w:t xml:space="preserve">TCP</w:t>
             </w:r>
           </w:p>
         </w:tc>
         <w:tc>
-          <w:p>
-            <w:r>
-              <w:rPr>
-                <w:sz w:val="21"/>
-                <w:szCs w:val="21"/>
+          <w:tcPr>
+            <w:tcW w:type="dxa" w:w="2257"/>
+            <w:gridSpan w:val="4"/>
+            <w:tcBorders>
+              <w:top w:val="single" w:color="BFBFBF" w:sz="4"/>
+              <w:left w:val="single" w:color="BFBFBF" w:sz="4"/>
+              <w:bottom w:val="single" w:color="BFBFBF" w:sz="4"/>
+              <w:right w:val="single" w:color="BFBFBF" w:sz="4"/>
+            </w:tcBorders>
+            <w:tcMar>
+              <w:top w:type="dxa" w:w="60"/>
+              <w:left w:type="dxa" w:w="120"/>
+              <w:bottom w:type="dxa" w:w="60"/>
+              <w:right w:type="dxa" w:w="120"/>
+            </w:tcMar>
+            <w:vAlign w:val="center"/>
+          </w:tcPr>
+          <w:p>
+            <w:r>
+              <w:rPr>
+                <w:sz w:val="20"/>
+                <w:szCs w:val="20"/>
               </w:rPr>
               <w:t xml:space="preserve">Web 访问入口（内置网关，自动 HTTPS）</w:t>
             </w:r>
           </w:p>
         </w:tc>
         <w:tc>
-          <w:p>
-            <w:r>
-              <w:rPr>
-                <w:sz w:val="21"/>
-                <w:szCs w:val="21"/>
+          <w:tcPr>
+            <w:tcW w:type="dxa" w:w="2257"/>
+            <w:gridSpan w:val="4"/>
+            <w:tcBorders>
+              <w:top w:val="single" w:color="BFBFBF" w:sz="4"/>
+              <w:left w:val="single" w:color="BFBFBF" w:sz="4"/>
+              <w:bottom w:val="single" w:color="BFBFBF" w:sz="4"/>
+              <w:right w:val="single" w:color="BFBFBF" w:sz="4"/>
+            </w:tcBorders>
+            <w:tcMar>
+              <w:top w:type="dxa" w:w="60"/>
+              <w:left w:type="dxa" w:w="120"/>
+              <w:bottom w:type="dxa" w:w="60"/>
+              <w:right w:type="dxa" w:w="120"/>
+            </w:tcMar>
+            <w:vAlign w:val="center"/>
+          </w:tcPr>
+          <w:p>
+            <w:r>
+              <w:rPr>
+                <w:sz w:val="20"/>
+                <w:szCs w:val="20"/>
               </w:rPr>
               <w:t xml:space="preserve">可通过 GATEWAY_PORT 修改</w:t>
             </w:r>
@@ -730,44 +1643,112 @@
       </w:tr>
       <w:tr>
         <w:tc>
-          <w:p>
-            <w:r>
-              <w:rPr>
-                <w:sz w:val="21"/>
-                <w:szCs w:val="21"/>
+          <w:tcPr>
+            <w:tcW w:type="dxa" w:w="2257"/>
+            <w:gridSpan w:val="4"/>
+            <w:tcBorders>
+              <w:top w:val="single" w:color="BFBFBF" w:sz="4"/>
+              <w:left w:val="single" w:color="BFBFBF" w:sz="4"/>
+              <w:bottom w:val="single" w:color="BFBFBF" w:sz="4"/>
+              <w:right w:val="single" w:color="BFBFBF" w:sz="4"/>
+            </w:tcBorders>
+            <w:tcMar>
+              <w:top w:type="dxa" w:w="60"/>
+              <w:left w:type="dxa" w:w="120"/>
+              <w:bottom w:type="dxa" w:w="60"/>
+              <w:right w:type="dxa" w:w="120"/>
+            </w:tcMar>
+            <w:vAlign w:val="center"/>
+          </w:tcPr>
+          <w:p>
+            <w:r>
+              <w:rPr>
+                <w:sz w:val="20"/>
+                <w:szCs w:val="20"/>
               </w:rPr>
               <w:t xml:space="preserve">40000-41000</w:t>
             </w:r>
           </w:p>
         </w:tc>
         <w:tc>
-          <w:p>
-            <w:r>
-              <w:rPr>
-                <w:sz w:val="21"/>
-                <w:szCs w:val="21"/>
+          <w:tcPr>
+            <w:tcW w:type="dxa" w:w="2257"/>
+            <w:gridSpan w:val="4"/>
+            <w:tcBorders>
+              <w:top w:val="single" w:color="BFBFBF" w:sz="4"/>
+              <w:left w:val="single" w:color="BFBFBF" w:sz="4"/>
+              <w:bottom w:val="single" w:color="BFBFBF" w:sz="4"/>
+              <w:right w:val="single" w:color="BFBFBF" w:sz="4"/>
+            </w:tcBorders>
+            <w:tcMar>
+              <w:top w:type="dxa" w:w="60"/>
+              <w:left w:type="dxa" w:w="120"/>
+              <w:bottom w:type="dxa" w:w="60"/>
+              <w:right w:type="dxa" w:w="120"/>
+            </w:tcMar>
+            <w:vAlign w:val="center"/>
+          </w:tcPr>
+          <w:p>
+            <w:r>
+              <w:rPr>
+                <w:sz w:val="20"/>
+                <w:szCs w:val="20"/>
               </w:rPr>
               <w:t xml:space="preserve">UDP</w:t>
             </w:r>
           </w:p>
         </w:tc>
         <w:tc>
-          <w:p>
-            <w:r>
-              <w:rPr>
-                <w:sz w:val="21"/>
-                <w:szCs w:val="21"/>
+          <w:tcPr>
+            <w:tcW w:type="dxa" w:w="2257"/>
+            <w:gridSpan w:val="4"/>
+            <w:tcBorders>
+              <w:top w:val="single" w:color="BFBFBF" w:sz="4"/>
+              <w:left w:val="single" w:color="BFBFBF" w:sz="4"/>
+              <w:bottom w:val="single" w:color="BFBFBF" w:sz="4"/>
+              <w:right w:val="single" w:color="BFBFBF" w:sz="4"/>
+            </w:tcBorders>
+            <w:tcMar>
+              <w:top w:type="dxa" w:w="60"/>
+              <w:left w:type="dxa" w:w="120"/>
+              <w:bottom w:type="dxa" w:w="60"/>
+              <w:right w:type="dxa" w:w="120"/>
+            </w:tcMar>
+            <w:vAlign w:val="center"/>
+          </w:tcPr>
+          <w:p>
+            <w:r>
+              <w:rPr>
+                <w:sz w:val="20"/>
+                <w:szCs w:val="20"/>
               </w:rPr>
               <w:t xml:space="preserve">WebRTC 音视频媒体</w:t>
             </w:r>
           </w:p>
         </w:tc>
         <w:tc>
-          <w:p>
-            <w:r>
-              <w:rPr>
-                <w:sz w:val="21"/>
-                <w:szCs w:val="21"/>
+          <w:tcPr>
+            <w:tcW w:type="dxa" w:w="2257"/>
+            <w:gridSpan w:val="4"/>
+            <w:tcBorders>
+              <w:top w:val="single" w:color="BFBFBF" w:sz="4"/>
+              <w:left w:val="single" w:color="BFBFBF" w:sz="4"/>
+              <w:bottom w:val="single" w:color="BFBFBF" w:sz="4"/>
+              <w:right w:val="single" w:color="BFBFBF" w:sz="4"/>
+            </w:tcBorders>
+            <w:tcMar>
+              <w:top w:type="dxa" w:w="60"/>
+              <w:left w:type="dxa" w:w="120"/>
+              <w:bottom w:type="dxa" w:w="60"/>
+              <w:right w:type="dxa" w:w="120"/>
+            </w:tcMar>
+            <w:vAlign w:val="center"/>
+          </w:tcPr>
+          <w:p>
+            <w:r>
+              <w:rPr>
+                <w:sz w:val="20"/>
+                <w:szCs w:val="20"/>
               </w:rPr>
               <w:t xml:space="preserve">防火墙/安全组必须单独放行</w:t>
             </w:r>
@@ -776,44 +1757,112 @@
       </w:tr>
       <w:tr>
         <w:tc>
-          <w:p>
-            <w:r>
-              <w:rPr>
-                <w:sz w:val="21"/>
-                <w:szCs w:val="21"/>
+          <w:tcPr>
+            <w:tcW w:type="dxa" w:w="2257"/>
+            <w:gridSpan w:val="4"/>
+            <w:tcBorders>
+              <w:top w:val="single" w:color="BFBFBF" w:sz="4"/>
+              <w:left w:val="single" w:color="BFBFBF" w:sz="4"/>
+              <w:bottom w:val="single" w:color="BFBFBF" w:sz="4"/>
+              <w:right w:val="single" w:color="BFBFBF" w:sz="4"/>
+            </w:tcBorders>
+            <w:tcMar>
+              <w:top w:type="dxa" w:w="60"/>
+              <w:left w:type="dxa" w:w="120"/>
+              <w:bottom w:type="dxa" w:w="60"/>
+              <w:right w:type="dxa" w:w="120"/>
+            </w:tcMar>
+            <w:vAlign w:val="center"/>
+          </w:tcPr>
+          <w:p>
+            <w:r>
+              <w:rPr>
+                <w:sz w:val="20"/>
+                <w:szCs w:val="20"/>
               </w:rPr>
               <w:t xml:space="preserve">8080 / 8082</w:t>
             </w:r>
           </w:p>
         </w:tc>
         <w:tc>
-          <w:p>
-            <w:r>
-              <w:rPr>
-                <w:sz w:val="21"/>
-                <w:szCs w:val="21"/>
+          <w:tcPr>
+            <w:tcW w:type="dxa" w:w="2257"/>
+            <w:gridSpan w:val="4"/>
+            <w:tcBorders>
+              <w:top w:val="single" w:color="BFBFBF" w:sz="4"/>
+              <w:left w:val="single" w:color="BFBFBF" w:sz="4"/>
+              <w:bottom w:val="single" w:color="BFBFBF" w:sz="4"/>
+              <w:right w:val="single" w:color="BFBFBF" w:sz="4"/>
+            </w:tcBorders>
+            <w:tcMar>
+              <w:top w:type="dxa" w:w="60"/>
+              <w:left w:type="dxa" w:w="120"/>
+              <w:bottom w:type="dxa" w:w="60"/>
+              <w:right w:type="dxa" w:w="120"/>
+            </w:tcMar>
+            <w:vAlign w:val="center"/>
+          </w:tcPr>
+          <w:p>
+            <w:r>
+              <w:rPr>
+                <w:sz w:val="20"/>
+                <w:szCs w:val="20"/>
               </w:rPr>
               <w:t xml:space="preserve">TCP</w:t>
             </w:r>
           </w:p>
         </w:tc>
         <w:tc>
-          <w:p>
-            <w:r>
-              <w:rPr>
-                <w:sz w:val="21"/>
-                <w:szCs w:val="21"/>
+          <w:tcPr>
+            <w:tcW w:type="dxa" w:w="2257"/>
+            <w:gridSpan w:val="4"/>
+            <w:tcBorders>
+              <w:top w:val="single" w:color="BFBFBF" w:sz="4"/>
+              <w:left w:val="single" w:color="BFBFBF" w:sz="4"/>
+              <w:bottom w:val="single" w:color="BFBFBF" w:sz="4"/>
+              <w:right w:val="single" w:color="BFBFBF" w:sz="4"/>
+            </w:tcBorders>
+            <w:tcMar>
+              <w:top w:type="dxa" w:w="60"/>
+              <w:left w:type="dxa" w:w="120"/>
+              <w:bottom w:type="dxa" w:w="60"/>
+              <w:right w:type="dxa" w:w="120"/>
+            </w:tcMar>
+            <w:vAlign w:val="center"/>
+          </w:tcPr>
+          <w:p>
+            <w:r>
+              <w:rPr>
+                <w:sz w:val="20"/>
+                <w:szCs w:val="20"/>
               </w:rPr>
               <w:t xml:space="preserve">API / 信令（内部端口）</w:t>
             </w:r>
           </w:p>
         </w:tc>
         <w:tc>
-          <w:p>
-            <w:r>
-              <w:rPr>
-                <w:sz w:val="21"/>
-                <w:szCs w:val="21"/>
+          <w:tcPr>
+            <w:tcW w:type="dxa" w:w="2257"/>
+            <w:gridSpan w:val="4"/>
+            <w:tcBorders>
+              <w:top w:val="single" w:color="BFBFBF" w:sz="4"/>
+              <w:left w:val="single" w:color="BFBFBF" w:sz="4"/>
+              <w:bottom w:val="single" w:color="BFBFBF" w:sz="4"/>
+              <w:right w:val="single" w:color="BFBFBF" w:sz="4"/>
+            </w:tcBorders>
+            <w:tcMar>
+              <w:top w:type="dxa" w:w="60"/>
+              <w:left w:type="dxa" w:w="120"/>
+              <w:bottom w:type="dxa" w:w="60"/>
+              <w:right w:type="dxa" w:w="120"/>
+            </w:tcMar>
+            <w:vAlign w:val="center"/>
+          </w:tcPr>
+          <w:p>
+            <w:r>
+              <w:rPr>
+                <w:sz w:val="20"/>
+                <w:szCs w:val="20"/>
               </w:rPr>
               <w:t xml:space="preserve">仅供本机内部访问，无需对外放行</w:t>
             </w:r>
@@ -823,12 +1872,17 @@
     </w:tbl>
     <w:p>
       <w:pPr>
-        <w:spacing w:after="40" w:before="40"/>
-      </w:pPr>
-      <w:r>
-        <w:rPr>
-          <w:sz w:val="22"/>
-          <w:szCs w:val="22"/>
+        <w:spacing w:after="120" w:before="0"/>
+      </w:pPr>
+    </w:p>
+    <w:p>
+      <w:pPr>
+        <w:spacing w:after="100" w:before="60" w:line="320"/>
+      </w:pPr>
+      <w:r>
+        <w:rPr>
+          <w:sz w:val="21"/>
+          <w:szCs w:val="21"/>
         </w:rPr>
         <w:t xml:space="preserve">注意：WebRTC 音视频走 UDP 40000-41000，与 Web 访问的 TCP 端口是两套独立通路。云平台通常默认只放行 80/443，必须单独放行该 UDP 段入方向，否则会议能进入但看不到对方画面、听不到声音。
 </w:t>
@@ -836,12 +1890,12 @@
     </w:p>
     <w:p>
       <w:pPr>
-        <w:spacing w:after="40" w:before="40"/>
-      </w:pPr>
-      <w:r>
-        <w:rPr>
-          <w:sz w:val="22"/>
-          <w:szCs w:val="22"/>
+        <w:spacing w:after="100" w:before="60" w:line="320"/>
+      </w:pPr>
+      <w:r>
+        <w:rPr>
+          <w:sz w:val="21"/>
+          <w:szCs w:val="21"/>
         </w:rPr>
         <w:t xml:space="preserve">放行示例（ufw）：
 </w:t>
@@ -849,14 +1903,21 @@
     </w:p>
     <w:p>
       <w:pPr>
-        <w:shd w:fill="F4F4F4"/>
-        <w:spacing w:after="80" w:before="80"/>
+        <w:pBdr>
+          <w:top w:val="single" w:color="D9D9D9" w:sz="2"/>
+          <w:bottom w:val="single" w:color="D9D9D9" w:sz="2"/>
+          <w:left w:val="single" w:color="D9D9D9" w:sz="2"/>
+          <w:right w:val="single" w:color="D9D9D9" w:sz="2"/>
+        </w:pBdr>
+        <w:shd w:fill="F5F6F8"/>
+        <w:spacing w:after="160" w:before="120" w:line="300"/>
+        <w:ind w:left="240" w:right="240"/>
       </w:pPr>
       <w:r>
         <w:rPr>
           <w:rFonts w:ascii="Consolas" w:cs="Consolas" w:eastAsia="Consolas" w:hAnsi="Consolas"/>
-          <w:sz w:val="19"/>
-          <w:szCs w:val="19"/>
+          <w:sz w:val="18"/>
+          <w:szCs w:val="18"/>
         </w:rPr>
         <w:t xml:space="preserve">sudo ufw allow 8088/tcp
 sudo ufw allow 40000:41000/udp
@@ -865,12 +1926,12 @@
     </w:p>
     <w:p>
       <w:pPr>
-        <w:spacing w:after="40" w:before="40"/>
-      </w:pPr>
-      <w:r>
-        <w:rPr>
-          <w:sz w:val="22"/>
-          <w:szCs w:val="22"/>
+        <w:spacing w:after="100" w:before="60" w:line="320"/>
+      </w:pPr>
+      <w:r>
+        <w:rPr>
+          <w:sz w:val="21"/>
+          <w:szCs w:val="21"/>
         </w:rPr>
         <w:t xml:space="preserve">连通性验证：部署后在浏览器打开会议页面，服务器上抓包确认 UDP 媒体流到达：
 </w:t>
@@ -878,14 +1939,21 @@
     </w:p>
     <w:p>
       <w:pPr>
-        <w:shd w:fill="F4F4F4"/>
-        <w:spacing w:after="80" w:before="80"/>
+        <w:pBdr>
+          <w:top w:val="single" w:color="D9D9D9" w:sz="2"/>
+          <w:bottom w:val="single" w:color="D9D9D9" w:sz="2"/>
+          <w:left w:val="single" w:color="D9D9D9" w:sz="2"/>
+          <w:right w:val="single" w:color="D9D9D9" w:sz="2"/>
+        </w:pBdr>
+        <w:shd w:fill="F5F6F8"/>
+        <w:spacing w:after="160" w:before="120" w:line="300"/>
+        <w:ind w:left="240" w:right="240"/>
       </w:pPr>
       <w:r>
         <w:rPr>
           <w:rFonts w:ascii="Consolas" w:cs="Consolas" w:eastAsia="Consolas" w:hAnsi="Consolas"/>
-          <w:sz w:val="19"/>
-          <w:szCs w:val="19"/>
+          <w:sz w:val="18"/>
+          <w:szCs w:val="18"/>
         </w:rPr>
         <w:t xml:space="preserve">sudo tcpdump -i any -n 'udp and portrange 40000-41000'
 </w:t>
@@ -893,17 +1961,15 @@
     </w:p>
     <w:p>
       <w:pPr>
+        <w:pStyle w:val="Heading1"/>
+      </w:pPr>
+      <w:r>
+        <w:t xml:space="preserve">四、安装说明</w:t>
+      </w:r>
+    </w:p>
+    <w:p>
+      <w:pPr>
         <w:pStyle w:val="Heading2"/>
-        <w:spacing w:after="100" w:before="200"/>
-      </w:pPr>
-      <w:r>
-        <w:t xml:space="preserve">四、安装说明</w:t>
-      </w:r>
-    </w:p>
-    <w:p>
-      <w:pPr>
-        <w:pStyle w:val="Heading3"/>
-        <w:spacing w:after="80" w:before="160"/>
       </w:pPr>
       <w:r>
         <w:t xml:space="preserve">步骤 1：安装 DEB 包</w:t>
@@ -911,12 +1977,12 @@
     </w:p>
     <w:p>
       <w:pPr>
-        <w:spacing w:after="40" w:before="40"/>
-      </w:pPr>
-      <w:r>
-        <w:rPr>
-          <w:sz w:val="22"/>
-          <w:szCs w:val="22"/>
+        <w:spacing w:after="100" w:before="60" w:line="320"/>
+      </w:pPr>
+      <w:r>
+        <w:rPr>
+          <w:sz w:val="21"/>
+          <w:szCs w:val="21"/>
         </w:rPr>
         <w:t xml:space="preserve">将 DEB 安装包（meeting-&lt;版本&gt;-&lt;发行号&gt;.deb）拷贝到目标机后执行：
 </w:t>
@@ -924,14 +1990,21 @@
     </w:p>
     <w:p>
       <w:pPr>
-        <w:shd w:fill="F4F4F4"/>
-        <w:spacing w:after="80" w:before="80"/>
+        <w:pBdr>
+          <w:top w:val="single" w:color="D9D9D9" w:sz="2"/>
+          <w:bottom w:val="single" w:color="D9D9D9" w:sz="2"/>
+          <w:left w:val="single" w:color="D9D9D9" w:sz="2"/>
+          <w:right w:val="single" w:color="D9D9D9" w:sz="2"/>
+        </w:pBdr>
+        <w:shd w:fill="F5F6F8"/>
+        <w:spacing w:after="160" w:before="120" w:line="300"/>
+        <w:ind w:left="240" w:right="240"/>
       </w:pPr>
       <w:r>
         <w:rPr>
           <w:rFonts w:ascii="Consolas" w:cs="Consolas" w:eastAsia="Consolas" w:hAnsi="Consolas"/>
-          <w:sz w:val="19"/>
-          <w:szCs w:val="19"/>
+          <w:sz w:val="18"/>
+          <w:szCs w:val="18"/>
         </w:rPr>
         <w:t xml:space="preserve">sudo dpkg -i meeting-&lt;版本&gt;-&lt;发行号&gt;.deb
 </w:t>
@@ -939,12 +2012,12 @@
     </w:p>
     <w:p>
       <w:pPr>
-        <w:spacing w:after="40" w:before="40"/>
-      </w:pPr>
-      <w:r>
-        <w:rPr>
-          <w:sz w:val="22"/>
-          <w:szCs w:val="22"/>
+        <w:spacing w:after="100" w:before="60" w:line="320"/>
+      </w:pPr>
+      <w:r>
+        <w:rPr>
+          <w:sz w:val="21"/>
+          <w:szCs w:val="21"/>
         </w:rPr>
         <w:t xml:space="preserve">若提示依赖缺失（一般不会出现，包已不带自动依赖）：
 </w:t>
@@ -952,14 +2025,21 @@
     </w:p>
     <w:p>
       <w:pPr>
-        <w:shd w:fill="F4F4F4"/>
-        <w:spacing w:after="80" w:before="80"/>
+        <w:pBdr>
+          <w:top w:val="single" w:color="D9D9D9" w:sz="2"/>
+          <w:bottom w:val="single" w:color="D9D9D9" w:sz="2"/>
+          <w:left w:val="single" w:color="D9D9D9" w:sz="2"/>
+          <w:right w:val="single" w:color="D9D9D9" w:sz="2"/>
+        </w:pBdr>
+        <w:shd w:fill="F5F6F8"/>
+        <w:spacing w:after="160" w:before="120" w:line="300"/>
+        <w:ind w:left="240" w:right="240"/>
       </w:pPr>
       <w:r>
         <w:rPr>
           <w:rFonts w:ascii="Consolas" w:cs="Consolas" w:eastAsia="Consolas" w:hAnsi="Consolas"/>
-          <w:sz w:val="19"/>
-          <w:szCs w:val="19"/>
+          <w:sz w:val="18"/>
+          <w:szCs w:val="18"/>
         </w:rPr>
         <w:t xml:space="preserve">sudo apt-get install -f
 </w:t>
@@ -967,12 +2047,12 @@
     </w:p>
     <w:p>
       <w:pPr>
-        <w:spacing w:after="40" w:before="40"/>
-      </w:pPr>
-      <w:r>
-        <w:rPr>
-          <w:sz w:val="22"/>
-          <w:szCs w:val="22"/>
+        <w:spacing w:after="100" w:before="60" w:line="320"/>
+      </w:pPr>
+      <w:r>
+        <w:rPr>
+          <w:sz w:val="21"/>
+          <w:szCs w:val="21"/>
         </w:rPr>
         <w:t xml:space="preserve">安装过程自动完成：创建系统用户 meeting、部署文件到 /opt/meeting、安装 systemd 单元、创建 data/logs/certs 目录并设置属主、刷新 systemd。
 </w:t>
@@ -980,8 +2060,7 @@
     </w:p>
     <w:p>
       <w:pPr>
-        <w:pStyle w:val="Heading3"/>
-        <w:spacing w:after="80" w:before="160"/>
+        <w:pStyle w:val="Heading2"/>
       </w:pPr>
       <w:r>
         <w:t xml:space="preserve">步骤 2：配置</w:t>
@@ -989,12 +2068,12 @@
     </w:p>
     <w:p>
       <w:pPr>
-        <w:spacing w:after="40" w:before="40"/>
-      </w:pPr>
-      <w:r>
-        <w:rPr>
-          <w:sz w:val="22"/>
-          <w:szCs w:val="22"/>
+        <w:spacing w:after="100" w:before="60" w:line="320"/>
+      </w:pPr>
+      <w:r>
+        <w:rPr>
+          <w:sz w:val="21"/>
+          <w:szCs w:val="21"/>
         </w:rPr>
         <w:t xml:space="preserve">方式一，交互式配置（推荐）：
 </w:t>
@@ -1002,14 +2081,21 @@
     </w:p>
     <w:p>
       <w:pPr>
-        <w:shd w:fill="F4F4F4"/>
-        <w:spacing w:after="80" w:before="80"/>
+        <w:pBdr>
+          <w:top w:val="single" w:color="D9D9D9" w:sz="2"/>
+          <w:bottom w:val="single" w:color="D9D9D9" w:sz="2"/>
+          <w:left w:val="single" w:color="D9D9D9" w:sz="2"/>
+          <w:right w:val="single" w:color="D9D9D9" w:sz="2"/>
+        </w:pBdr>
+        <w:shd w:fill="F5F6F8"/>
+        <w:spacing w:after="160" w:before="120" w:line="300"/>
+        <w:ind w:left="240" w:right="240"/>
       </w:pPr>
       <w:r>
         <w:rPr>
           <w:rFonts w:ascii="Consolas" w:cs="Consolas" w:eastAsia="Consolas" w:hAnsi="Consolas"/>
-          <w:sz w:val="19"/>
-          <w:szCs w:val="19"/>
+          <w:sz w:val="18"/>
+          <w:szCs w:val="18"/>
         </w:rPr>
         <w:t xml:space="preserve">sudo /opt/meeting/runtime/bin/node /opt/meeting/bin/configure.mjs
 </w:t>
@@ -1017,12 +2103,12 @@
     </w:p>
     <w:p>
       <w:pPr>
-        <w:spacing w:after="40" w:before="40"/>
-      </w:pPr>
-      <w:r>
-        <w:rPr>
-          <w:sz w:val="22"/>
-          <w:szCs w:val="22"/>
+        <w:spacing w:after="100" w:before="60" w:line="320"/>
+      </w:pPr>
+      <w:r>
+        <w:rPr>
+          <w:sz w:val="21"/>
+          <w:szCs w:val="21"/>
         </w:rPr>
         <w:t xml:space="preserve">方式二，手动配置：
 </w:t>
@@ -1030,14 +2116,21 @@
     </w:p>
     <w:p>
       <w:pPr>
-        <w:shd w:fill="F4F4F4"/>
-        <w:spacing w:after="80" w:before="80"/>
+        <w:pBdr>
+          <w:top w:val="single" w:color="D9D9D9" w:sz="2"/>
+          <w:bottom w:val="single" w:color="D9D9D9" w:sz="2"/>
+          <w:left w:val="single" w:color="D9D9D9" w:sz="2"/>
+          <w:right w:val="single" w:color="D9D9D9" w:sz="2"/>
+        </w:pBdr>
+        <w:shd w:fill="F5F6F8"/>
+        <w:spacing w:after="160" w:before="120" w:line="300"/>
+        <w:ind w:left="240" w:right="240"/>
       </w:pPr>
       <w:r>
         <w:rPr>
           <w:rFonts w:ascii="Consolas" w:cs="Consolas" w:eastAsia="Consolas" w:hAnsi="Consolas"/>
-          <w:sz w:val="19"/>
-          <w:szCs w:val="19"/>
+          <w:sz w:val="18"/>
+          <w:szCs w:val="18"/>
         </w:rPr>
         <w:t xml:space="preserve">sudo cp /opt/meeting/conf/env.example /opt/meeting/conf/.env
 sudo vi /opt/meeting/conf/.env
@@ -1046,12 +2139,12 @@
     </w:p>
     <w:p>
       <w:pPr>
-        <w:spacing w:after="40" w:before="40"/>
-      </w:pPr>
-      <w:r>
-        <w:rPr>
-          <w:sz w:val="22"/>
-          <w:szCs w:val="22"/>
+        <w:spacing w:after="100" w:before="60" w:line="320"/>
+      </w:pPr>
+      <w:r>
+        <w:rPr>
+          <w:sz w:val="21"/>
+          <w:szCs w:val="21"/>
         </w:rPr>
         <w:t xml:space="preserve">必改项：MEDIASOUP_ANNOUNCED_IP 设为客户端可达的服务器 IP（切勿填 127.0.0.1）。默认 DB_DRIVER=sqlite、REDIS_HOST=memory 即可零依赖运行；如需切换 MySQL 或 PostgreSQL，按 env.example 内注释填写连接参数，并提前建库。
 </w:t>
@@ -1059,8 +2152,7 @@
     </w:p>
     <w:p>
       <w:pPr>
-        <w:pStyle w:val="Heading3"/>
-        <w:spacing w:after="80" w:before="160"/>
+        <w:pStyle w:val="Heading2"/>
       </w:pPr>
       <w:r>
         <w:t xml:space="preserve">步骤 3：生成证书（可选）</w:t>
@@ -1068,14 +2160,21 @@
     </w:p>
     <w:p>
       <w:pPr>
-        <w:shd w:fill="F4F4F4"/>
-        <w:spacing w:after="80" w:before="80"/>
+        <w:pBdr>
+          <w:top w:val="single" w:color="D9D9D9" w:sz="2"/>
+          <w:bottom w:val="single" w:color="D9D9D9" w:sz="2"/>
+          <w:left w:val="single" w:color="D9D9D9" w:sz="2"/>
+          <w:right w:val="single" w:color="D9D9D9" w:sz="2"/>
+        </w:pBdr>
+        <w:shd w:fill="F5F6F8"/>
+        <w:spacing w:after="160" w:before="120" w:line="300"/>
+        <w:ind w:left="240" w:right="240"/>
       </w:pPr>
       <w:r>
         <w:rPr>
           <w:rFonts w:ascii="Consolas" w:cs="Consolas" w:eastAsia="Consolas" w:hAnsi="Consolas"/>
-          <w:sz w:val="19"/>
-          <w:szCs w:val="19"/>
+          <w:sz w:val="18"/>
+          <w:szCs w:val="18"/>
         </w:rPr>
         <w:t xml:space="preserve">sudo /opt/meeting/runtime/bin/node /opt/meeting/bin/gen-cert.mjs &lt;服务器IP&gt;
 </w:t>
@@ -1083,12 +2182,12 @@
     </w:p>
     <w:p>
       <w:pPr>
-        <w:spacing w:after="40" w:before="40"/>
-      </w:pPr>
-      <w:r>
-        <w:rPr>
-          <w:sz w:val="22"/>
-          <w:szCs w:val="22"/>
+        <w:spacing w:after="100" w:before="60" w:line="320"/>
+      </w:pPr>
+      <w:r>
+        <w:rPr>
+          <w:sz w:val="21"/>
+          <w:szCs w:val="21"/>
         </w:rPr>
         <w:t xml:space="preserve">生成证书后网关自动启用 HTTPS（浏览器入口变为 https）。信创环境请使用 --ca 参数以 CA 签发模式生成根证书与服务器证书，并将 ca.crt 导入客户端浏览器/系统信任机构。
 </w:t>
@@ -1096,8 +2195,7 @@
     </w:p>
     <w:p>
       <w:pPr>
-        <w:pStyle w:val="Heading3"/>
-        <w:spacing w:after="80" w:before="160"/>
+        <w:pStyle w:val="Heading2"/>
       </w:pPr>
       <w:r>
         <w:t xml:space="preserve">步骤 4：启动服务</w:t>
@@ -1105,14 +2203,21 @@
     </w:p>
     <w:p>
       <w:pPr>
-        <w:shd w:fill="F4F4F4"/>
-        <w:spacing w:after="80" w:before="80"/>
+        <w:pBdr>
+          <w:top w:val="single" w:color="D9D9D9" w:sz="2"/>
+          <w:bottom w:val="single" w:color="D9D9D9" w:sz="2"/>
+          <w:left w:val="single" w:color="D9D9D9" w:sz="2"/>
+          <w:right w:val="single" w:color="D9D9D9" w:sz="2"/>
+        </w:pBdr>
+        <w:shd w:fill="F5F6F8"/>
+        <w:spacing w:after="160" w:before="120" w:line="300"/>
+        <w:ind w:left="240" w:right="240"/>
       </w:pPr>
       <w:r>
         <w:rPr>
           <w:rFonts w:ascii="Consolas" w:cs="Consolas" w:eastAsia="Consolas" w:hAnsi="Consolas"/>
-          <w:sz w:val="19"/>
-          <w:szCs w:val="19"/>
+          <w:sz w:val="18"/>
+          <w:szCs w:val="18"/>
         </w:rPr>
         <w:t xml:space="preserve">sudo systemctl daemon-reload
 sudo systemctl enable --now meeting-api meeting-realtime meeting-gateway
@@ -1121,12 +2226,12 @@
     </w:p>
     <w:p>
       <w:pPr>
-        <w:spacing w:after="40" w:before="40"/>
-      </w:pPr>
-      <w:r>
-        <w:rPr>
-          <w:sz w:val="22"/>
-          <w:szCs w:val="22"/>
+        <w:spacing w:after="100" w:before="60" w:line="320"/>
+      </w:pPr>
+      <w:r>
+        <w:rPr>
+          <w:sz w:val="21"/>
+          <w:szCs w:val="21"/>
         </w:rPr>
         <w:t xml:space="preserve">API 服务启动前会自动执行数据库迁移并写入默认账号，无需手动操作。
 </w:t>
@@ -1134,8 +2239,7 @@
     </w:p>
     <w:p>
       <w:pPr>
-        <w:pStyle w:val="Heading3"/>
-        <w:spacing w:after="80" w:before="160"/>
+        <w:pStyle w:val="Heading2"/>
       </w:pPr>
       <w:r>
         <w:t xml:space="preserve">步骤 5：访问验证</w:t>
@@ -1143,12 +2247,12 @@
     </w:p>
     <w:p>
       <w:pPr>
-        <w:spacing w:after="40" w:before="40"/>
-      </w:pPr>
-      <w:r>
-        <w:rPr>
-          <w:sz w:val="22"/>
-          <w:szCs w:val="22"/>
+        <w:spacing w:after="100" w:before="60" w:line="320"/>
+      </w:pPr>
+      <w:r>
+        <w:rPr>
+          <w:sz w:val="21"/>
+          <w:szCs w:val="21"/>
         </w:rPr>
         <w:t xml:space="preserve">浏览器打开 https://&lt;服务器IP&gt;:8088/（未生成证书则为 http），使用默认账号登录；或执行健康检查：
 </w:t>
@@ -1156,14 +2260,21 @@
     </w:p>
     <w:p>
       <w:pPr>
-        <w:shd w:fill="F4F4F4"/>
-        <w:spacing w:after="80" w:before="80"/>
+        <w:pBdr>
+          <w:top w:val="single" w:color="D9D9D9" w:sz="2"/>
+          <w:bottom w:val="single" w:color="D9D9D9" w:sz="2"/>
+          <w:left w:val="single" w:color="D9D9D9" w:sz="2"/>
+          <w:right w:val="single" w:color="D9D9D9" w:sz="2"/>
+        </w:pBdr>
+        <w:shd w:fill="F5F6F8"/>
+        <w:spacing w:after="160" w:before="120" w:line="300"/>
+        <w:ind w:left="240" w:right="240"/>
       </w:pPr>
       <w:r>
         <w:rPr>
           <w:rFonts w:ascii="Consolas" w:cs="Consolas" w:eastAsia="Consolas" w:hAnsi="Consolas"/>
-          <w:sz w:val="19"/>
-          <w:szCs w:val="19"/>
+          <w:sz w:val="18"/>
+          <w:szCs w:val="18"/>
         </w:rPr>
         <w:t xml:space="preserve">curl -k https://127.0.0.1:8088/api/healthz
 </w:t>
@@ -1171,8 +2282,7 @@
     </w:p>
     <w:p>
       <w:pPr>
-        <w:pStyle w:val="Heading2"/>
-        <w:spacing w:after="100" w:before="200"/>
+        <w:pStyle w:val="Heading1"/>
       </w:pPr>
       <w:r>
         <w:t xml:space="preserve">五、升级说明</w:t>
@@ -1180,12 +2290,12 @@
     </w:p>
     <w:p>
       <w:pPr>
-        <w:spacing w:after="40" w:before="40"/>
-      </w:pPr>
-      <w:r>
-        <w:rPr>
-          <w:sz w:val="22"/>
-          <w:szCs w:val="22"/>
+        <w:spacing w:after="100" w:before="60" w:line="320"/>
+      </w:pPr>
+      <w:r>
+        <w:rPr>
+          <w:sz w:val="21"/>
+          <w:szCs w:val="21"/>
         </w:rPr>
         <w:t xml:space="preserve">升级前备份（必做）：
 </w:t>
@@ -1193,14 +2303,21 @@
     </w:p>
     <w:p>
       <w:pPr>
-        <w:shd w:fill="F4F4F4"/>
-        <w:spacing w:after="80" w:before="80"/>
+        <w:pBdr>
+          <w:top w:val="single" w:color="D9D9D9" w:sz="2"/>
+          <w:bottom w:val="single" w:color="D9D9D9" w:sz="2"/>
+          <w:left w:val="single" w:color="D9D9D9" w:sz="2"/>
+          <w:right w:val="single" w:color="D9D9D9" w:sz="2"/>
+        </w:pBdr>
+        <w:shd w:fill="F5F6F8"/>
+        <w:spacing w:after="160" w:before="120" w:line="300"/>
+        <w:ind w:left="240" w:right="240"/>
       </w:pPr>
       <w:r>
         <w:rPr>
           <w:rFonts w:ascii="Consolas" w:cs="Consolas" w:eastAsia="Consolas" w:hAnsi="Consolas"/>
-          <w:sz w:val="19"/>
-          <w:szCs w:val="19"/>
+          <w:sz w:val="18"/>
+          <w:szCs w:val="18"/>
         </w:rPr>
         <w:t xml:space="preserve">sudo cp /opt/meeting/conf/.env /opt/meeting/conf/.env.bak
 sudo cp /opt/meeting/data/meeting.sqlite ./meeting-backup-$(date +%F).sqlite
@@ -1209,12 +2326,12 @@
     </w:p>
     <w:p>
       <w:pPr>
-        <w:spacing w:after="40" w:before="40"/>
-      </w:pPr>
-      <w:r>
-        <w:rPr>
-          <w:sz w:val="22"/>
-          <w:szCs w:val="22"/>
+        <w:spacing w:after="100" w:before="60" w:line="320"/>
+      </w:pPr>
+      <w:r>
+        <w:rPr>
+          <w:sz w:val="21"/>
+          <w:szCs w:val="21"/>
         </w:rPr>
         <w:t xml:space="preserve">执行升级：
 </w:t>
@@ -1222,14 +2339,21 @@
     </w:p>
     <w:p>
       <w:pPr>
-        <w:shd w:fill="F4F4F4"/>
-        <w:spacing w:after="80" w:before="80"/>
+        <w:pBdr>
+          <w:top w:val="single" w:color="D9D9D9" w:sz="2"/>
+          <w:bottom w:val="single" w:color="D9D9D9" w:sz="2"/>
+          <w:left w:val="single" w:color="D9D9D9" w:sz="2"/>
+          <w:right w:val="single" w:color="D9D9D9" w:sz="2"/>
+        </w:pBdr>
+        <w:shd w:fill="F5F6F8"/>
+        <w:spacing w:after="160" w:before="120" w:line="300"/>
+        <w:ind w:left="240" w:right="240"/>
       </w:pPr>
       <w:r>
         <w:rPr>
           <w:rFonts w:ascii="Consolas" w:cs="Consolas" w:eastAsia="Consolas" w:hAnsi="Consolas"/>
-          <w:sz w:val="19"/>
-          <w:szCs w:val="19"/>
+          <w:sz w:val="18"/>
+          <w:szCs w:val="18"/>
         </w:rPr>
         <w:t xml:space="preserve">sudo dpkg -i meeting-&lt;新版本&gt;-&lt;发行号&gt;.deb
 sudo systemctl restart meeting-api meeting-realtime meeting-gateway
@@ -1238,12 +2362,12 @@
     </w:p>
     <w:p>
       <w:pPr>
-        <w:spacing w:after="40" w:before="40"/>
-      </w:pPr>
-      <w:r>
-        <w:rPr>
-          <w:sz w:val="22"/>
-          <w:szCs w:val="22"/>
+        <w:spacing w:after="100" w:before="60" w:line="320"/>
+      </w:pPr>
+      <w:r>
+        <w:rPr>
+          <w:sz w:val="21"/>
+          <w:szCs w:val="21"/>
         </w:rPr>
         <w:t xml:space="preserve">直接覆盖升级，保留 /opt/meeting/conf/.env、data、certs；API 服务重启时自动执行数据库迁移，无需手动跑迁移脚本。数据库迁移通常不可逆，回滚请优先使用备份恢复。
 </w:t>
@@ -1251,12 +2375,12 @@
     </w:p>
     <w:p>
       <w:pPr>
-        <w:spacing w:after="40" w:before="40"/>
-      </w:pPr>
-      <w:r>
-        <w:rPr>
-          <w:sz w:val="22"/>
-          <w:szCs w:val="22"/>
+        <w:spacing w:after="100" w:before="60" w:line="320"/>
+      </w:pPr>
+      <w:r>
+        <w:rPr>
+          <w:sz w:val="21"/>
+          <w:szCs w:val="21"/>
         </w:rPr>
         <w:t xml:space="preserve">升级后检查：健康检查返回正常、admin 可登录、创建快速会议可入会、预约会议提交后可审批并可发起、双人流媒体音视频正常、群组置顶正常。
 </w:t>
@@ -1264,8 +2388,7 @@
     </w:p>
     <w:p>
       <w:pPr>
-        <w:pStyle w:val="Heading2"/>
-        <w:spacing w:after="100" w:before="200"/>
+        <w:pStyle w:val="Heading1"/>
       </w:pPr>
       <w:r>
         <w:t xml:space="preserve">六、卸载说明</w:t>
@@ -1273,14 +2396,21 @@
     </w:p>
     <w:p>
       <w:pPr>
-        <w:shd w:fill="F4F4F4"/>
-        <w:spacing w:after="80" w:before="80"/>
+        <w:pBdr>
+          <w:top w:val="single" w:color="D9D9D9" w:sz="2"/>
+          <w:bottom w:val="single" w:color="D9D9D9" w:sz="2"/>
+          <w:left w:val="single" w:color="D9D9D9" w:sz="2"/>
+          <w:right w:val="single" w:color="D9D9D9" w:sz="2"/>
+        </w:pBdr>
+        <w:shd w:fill="F5F6F8"/>
+        <w:spacing w:after="160" w:before="120" w:line="300"/>
+        <w:ind w:left="240" w:right="240"/>
       </w:pPr>
       <w:r>
         <w:rPr>
           <w:rFonts w:ascii="Consolas" w:cs="Consolas" w:eastAsia="Consolas" w:hAnsi="Consolas"/>
-          <w:sz w:val="19"/>
-          <w:szCs w:val="19"/>
+          <w:sz w:val="18"/>
+          <w:szCs w:val="18"/>
         </w:rPr>
         <w:t xml:space="preserve">sudo dpkg -r meeting
 </w:t>
@@ -1288,12 +2418,12 @@
     </w:p>
     <w:p>
       <w:pPr>
-        <w:spacing w:after="40" w:before="40"/>
-      </w:pPr>
-      <w:r>
-        <w:rPr>
-          <w:sz w:val="22"/>
-          <w:szCs w:val="22"/>
+        <w:spacing w:after="100" w:before="60" w:line="320"/>
+      </w:pPr>
+      <w:r>
+        <w:rPr>
+          <w:sz w:val="21"/>
+          <w:szCs w:val="21"/>
         </w:rPr>
         <w:t xml:space="preserve">卸载保留配置与数据。如需连同配置一并清除：
 </w:t>
@@ -1301,14 +2431,21 @@
     </w:p>
     <w:p>
       <w:pPr>
-        <w:shd w:fill="F4F4F4"/>
-        <w:spacing w:after="80" w:before="80"/>
+        <w:pBdr>
+          <w:top w:val="single" w:color="D9D9D9" w:sz="2"/>
+          <w:bottom w:val="single" w:color="D9D9D9" w:sz="2"/>
+          <w:left w:val="single" w:color="D9D9D9" w:sz="2"/>
+          <w:right w:val="single" w:color="D9D9D9" w:sz="2"/>
+        </w:pBdr>
+        <w:shd w:fill="F5F6F8"/>
+        <w:spacing w:after="160" w:before="120" w:line="300"/>
+        <w:ind w:left="240" w:right="240"/>
       </w:pPr>
       <w:r>
         <w:rPr>
           <w:rFonts w:ascii="Consolas" w:cs="Consolas" w:eastAsia="Consolas" w:hAnsi="Consolas"/>
-          <w:sz w:val="19"/>
-          <w:szCs w:val="19"/>
+          <w:sz w:val="18"/>
+          <w:szCs w:val="18"/>
         </w:rPr>
         <w:t xml:space="preserve">sudo dpkg -P meeting
 </w:t>
@@ -1316,12 +2453,12 @@
     </w:p>
     <w:p>
       <w:pPr>
-        <w:spacing w:after="40" w:before="40"/>
-      </w:pPr>
-      <w:r>
-        <w:rPr>
-          <w:sz w:val="22"/>
-          <w:szCs w:val="22"/>
+        <w:spacing w:after="100" w:before="60" w:line="320"/>
+      </w:pPr>
+      <w:r>
+        <w:rPr>
+          <w:sz w:val="21"/>
+          <w:szCs w:val="21"/>
         </w:rPr>
         <w:t xml:space="preserve">如需彻底清理数据（谨慎）：
 </w:t>
@@ -1329,14 +2466,21 @@
     </w:p>
     <w:p>
       <w:pPr>
-        <w:shd w:fill="F4F4F4"/>
-        <w:spacing w:after="80" w:before="80"/>
+        <w:pBdr>
+          <w:top w:val="single" w:color="D9D9D9" w:sz="2"/>
+          <w:bottom w:val="single" w:color="D9D9D9" w:sz="2"/>
+          <w:left w:val="single" w:color="D9D9D9" w:sz="2"/>
+          <w:right w:val="single" w:color="D9D9D9" w:sz="2"/>
+        </w:pBdr>
+        <w:shd w:fill="F5F6F8"/>
+        <w:spacing w:after="160" w:before="120" w:line="300"/>
+        <w:ind w:left="240" w:right="240"/>
       </w:pPr>
       <w:r>
         <w:rPr>
           <w:rFonts w:ascii="Consolas" w:cs="Consolas" w:eastAsia="Consolas" w:hAnsi="Consolas"/>
-          <w:sz w:val="19"/>
-          <w:szCs w:val="19"/>
+          <w:sz w:val="18"/>
+          <w:szCs w:val="18"/>
         </w:rPr>
         <w:t xml:space="preserve">sudo rm -rf /opt/meeting/data /opt/meeting/logs
 </w:t>
@@ -1344,8 +2488,7 @@
     </w:p>
     <w:p>
       <w:pPr>
-        <w:pStyle w:val="Heading2"/>
-        <w:spacing w:after="100" w:before="200"/>
+        <w:pStyle w:val="Heading1"/>
       </w:pPr>
       <w:r>
         <w:t xml:space="preserve">七、默认账号</w:t>
@@ -1353,7 +2496,7 @@
     </w:p>
     <w:tbl>
       <w:tblPr>
-        <w:tblW w:type="pct" w:w="100%"/>
+        <w:tblW w:type="dxa" w:w="9026"/>
         <w:tblBorders>
           <w:top w:val="single" w:color="auto" w:sz="4"/>
           <w:left w:val="single" w:color="auto" w:sz="4"/>
@@ -1364,62 +2507,150 @@
         </w:tblBorders>
       </w:tblPr>
       <w:tblGrid>
-        <w:gridCol w:w="100"/>
-        <w:gridCol w:w="100"/>
-        <w:gridCol w:w="100"/>
-        <w:gridCol w:w="100"/>
+        <w:gridCol w:w="2257"/>
+        <w:gridCol w:w="2257"/>
+        <w:gridCol w:w="2257"/>
+        <w:gridCol w:w="2257"/>
       </w:tblGrid>
       <w:tr>
         <w:trPr>
           <w:tblHeader/>
         </w:trPr>
         <w:tc>
-          <w:p>
+          <w:tcPr>
+            <w:tcW w:type="dxa" w:w="2257"/>
+            <w:gridSpan w:val="4"/>
+            <w:tcBorders>
+              <w:top w:val="single" w:color="BFBFBF" w:sz="4"/>
+              <w:left w:val="single" w:color="BFBFBF" w:sz="4"/>
+              <w:bottom w:val="single" w:color="BFBFBF" w:sz="4"/>
+              <w:right w:val="single" w:color="BFBFBF" w:sz="4"/>
+            </w:tcBorders>
+            <w:shd w:fill="DEEAF6" w:val="clear"/>
+            <w:tcMar>
+              <w:top w:type="dxa" w:w="60"/>
+              <w:left w:type="dxa" w:w="120"/>
+              <w:bottom w:type="dxa" w:w="60"/>
+              <w:right w:type="dxa" w:w="120"/>
+            </w:tcMar>
+            <w:vAlign w:val="center"/>
+          </w:tcPr>
+          <w:p>
+            <w:pPr>
+              <w:jc w:val="center"/>
+            </w:pPr>
             <w:r>
               <w:rPr>
                 <w:b/>
                 <w:bCs/>
-                <w:sz w:val="21"/>
-                <w:szCs w:val="21"/>
+                <w:color w:val="1F4E79"/>
+                <w:sz w:val="20"/>
+                <w:szCs w:val="20"/>
               </w:rPr>
               <w:t xml:space="preserve">账号</w:t>
             </w:r>
           </w:p>
         </w:tc>
         <w:tc>
-          <w:p>
+          <w:tcPr>
+            <w:tcW w:type="dxa" w:w="2257"/>
+            <w:gridSpan w:val="4"/>
+            <w:tcBorders>
+              <w:top w:val="single" w:color="BFBFBF" w:sz="4"/>
+              <w:left w:val="single" w:color="BFBFBF" w:sz="4"/>
+              <w:bottom w:val="single" w:color="BFBFBF" w:sz="4"/>
+              <w:right w:val="single" w:color="BFBFBF" w:sz="4"/>
+            </w:tcBorders>
+            <w:shd w:fill="DEEAF6" w:val="clear"/>
+            <w:tcMar>
+              <w:top w:type="dxa" w:w="60"/>
+              <w:left w:type="dxa" w:w="120"/>
+              <w:bottom w:type="dxa" w:w="60"/>
+              <w:right w:type="dxa" w:w="120"/>
+            </w:tcMar>
+            <w:vAlign w:val="center"/>
+          </w:tcPr>
+          <w:p>
+            <w:pPr>
+              <w:jc w:val="center"/>
+            </w:pPr>
             <w:r>
               <w:rPr>
                 <w:b/>
                 <w:bCs/>
-                <w:sz w:val="21"/>
-                <w:szCs w:val="21"/>
+                <w:color w:val="1F4E79"/>
+                <w:sz w:val="20"/>
+                <w:szCs w:val="20"/>
               </w:rPr>
               <w:t xml:space="preserve">初始密码</w:t>
             </w:r>
           </w:p>
         </w:tc>
         <w:tc>
-          <w:p>
+          <w:tcPr>
+            <w:tcW w:type="dxa" w:w="2257"/>
+            <w:gridSpan w:val="4"/>
+            <w:tcBorders>
+              <w:top w:val="single" w:color="BFBFBF" w:sz="4"/>
+              <w:left w:val="single" w:color="BFBFBF" w:sz="4"/>
+              <w:bottom w:val="single" w:color="BFBFBF" w:sz="4"/>
+              <w:right w:val="single" w:color="BFBFBF" w:sz="4"/>
+            </w:tcBorders>
+            <w:shd w:fill="DEEAF6" w:val="clear"/>
+            <w:tcMar>
+              <w:top w:type="dxa" w:w="60"/>
+              <w:left w:type="dxa" w:w="120"/>
+              <w:bottom w:type="dxa" w:w="60"/>
+              <w:right w:type="dxa" w:w="120"/>
+            </w:tcMar>
+            <w:vAlign w:val="center"/>
+          </w:tcPr>
+          <w:p>
+            <w:pPr>
+              <w:jc w:val="center"/>
+            </w:pPr>
             <w:r>
               <w:rPr>
                 <w:b/>
                 <w:bCs/>
-                <w:sz w:val="21"/>
-                <w:szCs w:val="21"/>
+                <w:color w:val="1F4E79"/>
+                <w:sz w:val="20"/>
+                <w:szCs w:val="20"/>
               </w:rPr>
               <w:t xml:space="preserve">角色</w:t>
             </w:r>
           </w:p>
         </w:tc>
         <w:tc>
-          <w:p>
+          <w:tcPr>
+            <w:tcW w:type="dxa" w:w="2257"/>
+            <w:gridSpan w:val="4"/>
+            <w:tcBorders>
+              <w:top w:val="single" w:color="BFBFBF" w:sz="4"/>
+              <w:left w:val="single" w:color="BFBFBF" w:sz="4"/>
+              <w:bottom w:val="single" w:color="BFBFBF" w:sz="4"/>
+              <w:right w:val="single" w:color="BFBFBF" w:sz="4"/>
+            </w:tcBorders>
+            <w:shd w:fill="DEEAF6" w:val="clear"/>
+            <w:tcMar>
+              <w:top w:type="dxa" w:w="60"/>
+              <w:left w:type="dxa" w:w="120"/>
+              <w:bottom w:type="dxa" w:w="60"/>
+              <w:right w:type="dxa" w:w="120"/>
+            </w:tcMar>
+            <w:vAlign w:val="center"/>
+          </w:tcPr>
+          <w:p>
+            <w:pPr>
+              <w:jc w:val="center"/>
+            </w:pPr>
             <w:r>
               <w:rPr>
                 <w:b/>
                 <w:bCs/>
-                <w:sz w:val="21"/>
-                <w:szCs w:val="21"/>
+                <w:color w:val="1F4E79"/>
+                <w:sz w:val="20"/>
+                <w:szCs w:val="20"/>
               </w:rPr>
               <w:t xml:space="preserve">说明</w:t>
             </w:r>
@@ -1428,44 +2659,112 @@
       </w:tr>
       <w:tr>
         <w:tc>
-          <w:p>
-            <w:r>
-              <w:rPr>
-                <w:sz w:val="21"/>
-                <w:szCs w:val="21"/>
+          <w:tcPr>
+            <w:tcW w:type="dxa" w:w="2257"/>
+            <w:gridSpan w:val="4"/>
+            <w:tcBorders>
+              <w:top w:val="single" w:color="BFBFBF" w:sz="4"/>
+              <w:left w:val="single" w:color="BFBFBF" w:sz="4"/>
+              <w:bottom w:val="single" w:color="BFBFBF" w:sz="4"/>
+              <w:right w:val="single" w:color="BFBFBF" w:sz="4"/>
+            </w:tcBorders>
+            <w:tcMar>
+              <w:top w:type="dxa" w:w="60"/>
+              <w:left w:type="dxa" w:w="120"/>
+              <w:bottom w:type="dxa" w:w="60"/>
+              <w:right w:type="dxa" w:w="120"/>
+            </w:tcMar>
+            <w:vAlign w:val="center"/>
+          </w:tcPr>
+          <w:p>
+            <w:r>
+              <w:rPr>
+                <w:sz w:val="20"/>
+                <w:szCs w:val="20"/>
               </w:rPr>
               <w:t xml:space="preserve">admin</w:t>
             </w:r>
           </w:p>
         </w:tc>
         <w:tc>
-          <w:p>
-            <w:r>
-              <w:rPr>
-                <w:sz w:val="21"/>
-                <w:szCs w:val="21"/>
+          <w:tcPr>
+            <w:tcW w:type="dxa" w:w="2257"/>
+            <w:gridSpan w:val="4"/>
+            <w:tcBorders>
+              <w:top w:val="single" w:color="BFBFBF" w:sz="4"/>
+              <w:left w:val="single" w:color="BFBFBF" w:sz="4"/>
+              <w:bottom w:val="single" w:color="BFBFBF" w:sz="4"/>
+              <w:right w:val="single" w:color="BFBFBF" w:sz="4"/>
+            </w:tcBorders>
+            <w:tcMar>
+              <w:top w:type="dxa" w:w="60"/>
+              <w:left w:type="dxa" w:w="120"/>
+              <w:bottom w:type="dxa" w:w="60"/>
+              <w:right w:type="dxa" w:w="120"/>
+            </w:tcMar>
+            <w:vAlign w:val="center"/>
+          </w:tcPr>
+          <w:p>
+            <w:r>
+              <w:rPr>
+                <w:sz w:val="20"/>
+                <w:szCs w:val="20"/>
               </w:rPr>
               <w:t xml:space="preserve">admin123</w:t>
             </w:r>
           </w:p>
         </w:tc>
         <w:tc>
-          <w:p>
-            <w:r>
-              <w:rPr>
-                <w:sz w:val="21"/>
-                <w:szCs w:val="21"/>
+          <w:tcPr>
+            <w:tcW w:type="dxa" w:w="2257"/>
+            <w:gridSpan w:val="4"/>
+            <w:tcBorders>
+              <w:top w:val="single" w:color="BFBFBF" w:sz="4"/>
+              <w:left w:val="single" w:color="BFBFBF" w:sz="4"/>
+              <w:bottom w:val="single" w:color="BFBFBF" w:sz="4"/>
+              <w:right w:val="single" w:color="BFBFBF" w:sz="4"/>
+            </w:tcBorders>
+            <w:tcMar>
+              <w:top w:type="dxa" w:w="60"/>
+              <w:left w:type="dxa" w:w="120"/>
+              <w:bottom w:type="dxa" w:w="60"/>
+              <w:right w:type="dxa" w:w="120"/>
+            </w:tcMar>
+            <w:vAlign w:val="center"/>
+          </w:tcPr>
+          <w:p>
+            <w:r>
+              <w:rPr>
+                <w:sz w:val="20"/>
+                <w:szCs w:val="20"/>
               </w:rPr>
               <w:t xml:space="preserve">超级管理员</w:t>
             </w:r>
           </w:p>
         </w:tc>
         <w:tc>
-          <w:p>
-            <w:r>
-              <w:rPr>
-                <w:sz w:val="21"/>
-                <w:szCs w:val="21"/>
+          <w:tcPr>
+            <w:tcW w:type="dxa" w:w="2257"/>
+            <w:gridSpan w:val="4"/>
+            <w:tcBorders>
+              <w:top w:val="single" w:color="BFBFBF" w:sz="4"/>
+              <w:left w:val="single" w:color="BFBFBF" w:sz="4"/>
+              <w:bottom w:val="single" w:color="BFBFBF" w:sz="4"/>
+              <w:right w:val="single" w:color="BFBFBF" w:sz="4"/>
+            </w:tcBorders>
+            <w:tcMar>
+              <w:top w:type="dxa" w:w="60"/>
+              <w:left w:type="dxa" w:w="120"/>
+              <w:bottom w:type="dxa" w:w="60"/>
+              <w:right w:type="dxa" w:w="120"/>
+            </w:tcMar>
+            <w:vAlign w:val="center"/>
+          </w:tcPr>
+          <w:p>
+            <w:r>
+              <w:rPr>
+                <w:sz w:val="20"/>
+                <w:szCs w:val="20"/>
               </w:rPr>
               <w:t xml:space="preserve">全部权限</w:t>
             </w:r>
@@ -1474,44 +2773,112 @@
       </w:tr>
       <w:tr>
         <w:tc>
-          <w:p>
-            <w:r>
-              <w:rPr>
-                <w:sz w:val="21"/>
-                <w:szCs w:val="21"/>
+          <w:tcPr>
+            <w:tcW w:type="dxa" w:w="2257"/>
+            <w:gridSpan w:val="4"/>
+            <w:tcBorders>
+              <w:top w:val="single" w:color="BFBFBF" w:sz="4"/>
+              <w:left w:val="single" w:color="BFBFBF" w:sz="4"/>
+              <w:bottom w:val="single" w:color="BFBFBF" w:sz="4"/>
+              <w:right w:val="single" w:color="BFBFBF" w:sz="4"/>
+            </w:tcBorders>
+            <w:tcMar>
+              <w:top w:type="dxa" w:w="60"/>
+              <w:left w:type="dxa" w:w="120"/>
+              <w:bottom w:type="dxa" w:w="60"/>
+              <w:right w:type="dxa" w:w="120"/>
+            </w:tcMar>
+            <w:vAlign w:val="center"/>
+          </w:tcPr>
+          <w:p>
+            <w:r>
+              <w:rPr>
+                <w:sz w:val="20"/>
+                <w:szCs w:val="20"/>
               </w:rPr>
               <w:t xml:space="preserve">sysadmin</w:t>
             </w:r>
           </w:p>
         </w:tc>
         <w:tc>
-          <w:p>
-            <w:r>
-              <w:rPr>
-                <w:sz w:val="21"/>
-                <w:szCs w:val="21"/>
+          <w:tcPr>
+            <w:tcW w:type="dxa" w:w="2257"/>
+            <w:gridSpan w:val="4"/>
+            <w:tcBorders>
+              <w:top w:val="single" w:color="BFBFBF" w:sz="4"/>
+              <w:left w:val="single" w:color="BFBFBF" w:sz="4"/>
+              <w:bottom w:val="single" w:color="BFBFBF" w:sz="4"/>
+              <w:right w:val="single" w:color="BFBFBF" w:sz="4"/>
+            </w:tcBorders>
+            <w:tcMar>
+              <w:top w:type="dxa" w:w="60"/>
+              <w:left w:type="dxa" w:w="120"/>
+              <w:bottom w:type="dxa" w:w="60"/>
+              <w:right w:type="dxa" w:w="120"/>
+            </w:tcMar>
+            <w:vAlign w:val="center"/>
+          </w:tcPr>
+          <w:p>
+            <w:r>
+              <w:rPr>
+                <w:sz w:val="20"/>
+                <w:szCs w:val="20"/>
               </w:rPr>
               <w:t xml:space="preserve">Admin@123</w:t>
             </w:r>
           </w:p>
         </w:tc>
         <w:tc>
-          <w:p>
-            <w:r>
-              <w:rPr>
-                <w:sz w:val="21"/>
-                <w:szCs w:val="21"/>
+          <w:tcPr>
+            <w:tcW w:type="dxa" w:w="2257"/>
+            <w:gridSpan w:val="4"/>
+            <w:tcBorders>
+              <w:top w:val="single" w:color="BFBFBF" w:sz="4"/>
+              <w:left w:val="single" w:color="BFBFBF" w:sz="4"/>
+              <w:bottom w:val="single" w:color="BFBFBF" w:sz="4"/>
+              <w:right w:val="single" w:color="BFBFBF" w:sz="4"/>
+            </w:tcBorders>
+            <w:tcMar>
+              <w:top w:type="dxa" w:w="60"/>
+              <w:left w:type="dxa" w:w="120"/>
+              <w:bottom w:type="dxa" w:w="60"/>
+              <w:right w:type="dxa" w:w="120"/>
+            </w:tcMar>
+            <w:vAlign w:val="center"/>
+          </w:tcPr>
+          <w:p>
+            <w:r>
+              <w:rPr>
+                <w:sz w:val="20"/>
+                <w:szCs w:val="20"/>
               </w:rPr>
               <w:t xml:space="preserve">系统管理员</w:t>
             </w:r>
           </w:p>
         </w:tc>
         <w:tc>
-          <w:p>
-            <w:r>
-              <w:rPr>
-                <w:sz w:val="21"/>
-                <w:szCs w:val="21"/>
+          <w:tcPr>
+            <w:tcW w:type="dxa" w:w="2257"/>
+            <w:gridSpan w:val="4"/>
+            <w:tcBorders>
+              <w:top w:val="single" w:color="BFBFBF" w:sz="4"/>
+              <w:left w:val="single" w:color="BFBFBF" w:sz="4"/>
+              <w:bottom w:val="single" w:color="BFBFBF" w:sz="4"/>
+              <w:right w:val="single" w:color="BFBFBF" w:sz="4"/>
+            </w:tcBorders>
+            <w:tcMar>
+              <w:top w:type="dxa" w:w="60"/>
+              <w:left w:type="dxa" w:w="120"/>
+              <w:bottom w:type="dxa" w:w="60"/>
+              <w:right w:type="dxa" w:w="120"/>
+            </w:tcMar>
+            <w:vAlign w:val="center"/>
+          </w:tcPr>
+          <w:p>
+            <w:r>
+              <w:rPr>
+                <w:sz w:val="20"/>
+                <w:szCs w:val="20"/>
               </w:rPr>
               <w:t xml:space="preserve">首次登录强制修改密码</w:t>
             </w:r>
@@ -1520,44 +2887,112 @@
       </w:tr>
       <w:tr>
         <w:tc>
-          <w:p>
-            <w:r>
-              <w:rPr>
-                <w:sz w:val="21"/>
-                <w:szCs w:val="21"/>
+          <w:tcPr>
+            <w:tcW w:type="dxa" w:w="2257"/>
+            <w:gridSpan w:val="4"/>
+            <w:tcBorders>
+              <w:top w:val="single" w:color="BFBFBF" w:sz="4"/>
+              <w:left w:val="single" w:color="BFBFBF" w:sz="4"/>
+              <w:bottom w:val="single" w:color="BFBFBF" w:sz="4"/>
+              <w:right w:val="single" w:color="BFBFBF" w:sz="4"/>
+            </w:tcBorders>
+            <w:tcMar>
+              <w:top w:type="dxa" w:w="60"/>
+              <w:left w:type="dxa" w:w="120"/>
+              <w:bottom w:type="dxa" w:w="60"/>
+              <w:right w:type="dxa" w:w="120"/>
+            </w:tcMar>
+            <w:vAlign w:val="center"/>
+          </w:tcPr>
+          <w:p>
+            <w:r>
+              <w:rPr>
+                <w:sz w:val="20"/>
+                <w:szCs w:val="20"/>
               </w:rPr>
               <w:t xml:space="preserve">authadmin</w:t>
             </w:r>
           </w:p>
         </w:tc>
         <w:tc>
-          <w:p>
-            <w:r>
-              <w:rPr>
-                <w:sz w:val="21"/>
-                <w:szCs w:val="21"/>
+          <w:tcPr>
+            <w:tcW w:type="dxa" w:w="2257"/>
+            <w:gridSpan w:val="4"/>
+            <w:tcBorders>
+              <w:top w:val="single" w:color="BFBFBF" w:sz="4"/>
+              <w:left w:val="single" w:color="BFBFBF" w:sz="4"/>
+              <w:bottom w:val="single" w:color="BFBFBF" w:sz="4"/>
+              <w:right w:val="single" w:color="BFBFBF" w:sz="4"/>
+            </w:tcBorders>
+            <w:tcMar>
+              <w:top w:type="dxa" w:w="60"/>
+              <w:left w:type="dxa" w:w="120"/>
+              <w:bottom w:type="dxa" w:w="60"/>
+              <w:right w:type="dxa" w:w="120"/>
+            </w:tcMar>
+            <w:vAlign w:val="center"/>
+          </w:tcPr>
+          <w:p>
+            <w:r>
+              <w:rPr>
+                <w:sz w:val="20"/>
+                <w:szCs w:val="20"/>
               </w:rPr>
               <w:t xml:space="preserve">Admin@123</w:t>
             </w:r>
           </w:p>
         </w:tc>
         <w:tc>
-          <w:p>
-            <w:r>
-              <w:rPr>
-                <w:sz w:val="21"/>
-                <w:szCs w:val="21"/>
+          <w:tcPr>
+            <w:tcW w:type="dxa" w:w="2257"/>
+            <w:gridSpan w:val="4"/>
+            <w:tcBorders>
+              <w:top w:val="single" w:color="BFBFBF" w:sz="4"/>
+              <w:left w:val="single" w:color="BFBFBF" w:sz="4"/>
+              <w:bottom w:val="single" w:color="BFBFBF" w:sz="4"/>
+              <w:right w:val="single" w:color="BFBFBF" w:sz="4"/>
+            </w:tcBorders>
+            <w:tcMar>
+              <w:top w:type="dxa" w:w="60"/>
+              <w:left w:type="dxa" w:w="120"/>
+              <w:bottom w:type="dxa" w:w="60"/>
+              <w:right w:type="dxa" w:w="120"/>
+            </w:tcMar>
+            <w:vAlign w:val="center"/>
+          </w:tcPr>
+          <w:p>
+            <w:r>
+              <w:rPr>
+                <w:sz w:val="20"/>
+                <w:szCs w:val="20"/>
               </w:rPr>
               <w:t xml:space="preserve">授权管理员</w:t>
             </w:r>
           </w:p>
         </w:tc>
         <w:tc>
-          <w:p>
-            <w:r>
-              <w:rPr>
-                <w:sz w:val="21"/>
-                <w:szCs w:val="21"/>
+          <w:tcPr>
+            <w:tcW w:type="dxa" w:w="2257"/>
+            <w:gridSpan w:val="4"/>
+            <w:tcBorders>
+              <w:top w:val="single" w:color="BFBFBF" w:sz="4"/>
+              <w:left w:val="single" w:color="BFBFBF" w:sz="4"/>
+              <w:bottom w:val="single" w:color="BFBFBF" w:sz="4"/>
+              <w:right w:val="single" w:color="BFBFBF" w:sz="4"/>
+            </w:tcBorders>
+            <w:tcMar>
+              <w:top w:type="dxa" w:w="60"/>
+              <w:left w:type="dxa" w:w="120"/>
+              <w:bottom w:type="dxa" w:w="60"/>
+              <w:right w:type="dxa" w:w="120"/>
+            </w:tcMar>
+            <w:vAlign w:val="center"/>
+          </w:tcPr>
+          <w:p>
+            <w:r>
+              <w:rPr>
+                <w:sz w:val="20"/>
+                <w:szCs w:val="20"/>
               </w:rPr>
               <w:t xml:space="preserve">首次登录强制修改密码</w:t>
             </w:r>
@@ -1566,44 +3001,112 @@
       </w:tr>
       <w:tr>
         <w:tc>
-          <w:p>
-            <w:r>
-              <w:rPr>
-                <w:sz w:val="21"/>
-                <w:szCs w:val="21"/>
+          <w:tcPr>
+            <w:tcW w:type="dxa" w:w="2257"/>
+            <w:gridSpan w:val="4"/>
+            <w:tcBorders>
+              <w:top w:val="single" w:color="BFBFBF" w:sz="4"/>
+              <w:left w:val="single" w:color="BFBFBF" w:sz="4"/>
+              <w:bottom w:val="single" w:color="BFBFBF" w:sz="4"/>
+              <w:right w:val="single" w:color="BFBFBF" w:sz="4"/>
+            </w:tcBorders>
+            <w:tcMar>
+              <w:top w:type="dxa" w:w="60"/>
+              <w:left w:type="dxa" w:w="120"/>
+              <w:bottom w:type="dxa" w:w="60"/>
+              <w:right w:type="dxa" w:w="120"/>
+            </w:tcMar>
+            <w:vAlign w:val="center"/>
+          </w:tcPr>
+          <w:p>
+            <w:r>
+              <w:rPr>
+                <w:sz w:val="20"/>
+                <w:szCs w:val="20"/>
               </w:rPr>
               <w:t xml:space="preserve">auditadmin</w:t>
             </w:r>
           </w:p>
         </w:tc>
         <w:tc>
-          <w:p>
-            <w:r>
-              <w:rPr>
-                <w:sz w:val="21"/>
-                <w:szCs w:val="21"/>
+          <w:tcPr>
+            <w:tcW w:type="dxa" w:w="2257"/>
+            <w:gridSpan w:val="4"/>
+            <w:tcBorders>
+              <w:top w:val="single" w:color="BFBFBF" w:sz="4"/>
+              <w:left w:val="single" w:color="BFBFBF" w:sz="4"/>
+              <w:bottom w:val="single" w:color="BFBFBF" w:sz="4"/>
+              <w:right w:val="single" w:color="BFBFBF" w:sz="4"/>
+            </w:tcBorders>
+            <w:tcMar>
+              <w:top w:type="dxa" w:w="60"/>
+              <w:left w:type="dxa" w:w="120"/>
+              <w:bottom w:type="dxa" w:w="60"/>
+              <w:right w:type="dxa" w:w="120"/>
+            </w:tcMar>
+            <w:vAlign w:val="center"/>
+          </w:tcPr>
+          <w:p>
+            <w:r>
+              <w:rPr>
+                <w:sz w:val="20"/>
+                <w:szCs w:val="20"/>
               </w:rPr>
               <w:t xml:space="preserve">Admin@123</w:t>
             </w:r>
           </w:p>
         </w:tc>
         <w:tc>
-          <w:p>
-            <w:r>
-              <w:rPr>
-                <w:sz w:val="21"/>
-                <w:szCs w:val="21"/>
+          <w:tcPr>
+            <w:tcW w:type="dxa" w:w="2257"/>
+            <w:gridSpan w:val="4"/>
+            <w:tcBorders>
+              <w:top w:val="single" w:color="BFBFBF" w:sz="4"/>
+              <w:left w:val="single" w:color="BFBFBF" w:sz="4"/>
+              <w:bottom w:val="single" w:color="BFBFBF" w:sz="4"/>
+              <w:right w:val="single" w:color="BFBFBF" w:sz="4"/>
+            </w:tcBorders>
+            <w:tcMar>
+              <w:top w:type="dxa" w:w="60"/>
+              <w:left w:type="dxa" w:w="120"/>
+              <w:bottom w:type="dxa" w:w="60"/>
+              <w:right w:type="dxa" w:w="120"/>
+            </w:tcMar>
+            <w:vAlign w:val="center"/>
+          </w:tcPr>
+          <w:p>
+            <w:r>
+              <w:rPr>
+                <w:sz w:val="20"/>
+                <w:szCs w:val="20"/>
               </w:rPr>
               <w:t xml:space="preserve">审计管理员</w:t>
             </w:r>
           </w:p>
         </w:tc>
         <w:tc>
-          <w:p>
-            <w:r>
-              <w:rPr>
-                <w:sz w:val="21"/>
-                <w:szCs w:val="21"/>
+          <w:tcPr>
+            <w:tcW w:type="dxa" w:w="2257"/>
+            <w:gridSpan w:val="4"/>
+            <w:tcBorders>
+              <w:top w:val="single" w:color="BFBFBF" w:sz="4"/>
+              <w:left w:val="single" w:color="BFBFBF" w:sz="4"/>
+              <w:bottom w:val="single" w:color="BFBFBF" w:sz="4"/>
+              <w:right w:val="single" w:color="BFBFBF" w:sz="4"/>
+            </w:tcBorders>
+            <w:tcMar>
+              <w:top w:type="dxa" w:w="60"/>
+              <w:left w:type="dxa" w:w="120"/>
+              <w:bottom w:type="dxa" w:w="60"/>
+              <w:right w:type="dxa" w:w="120"/>
+            </w:tcMar>
+            <w:vAlign w:val="center"/>
+          </w:tcPr>
+          <w:p>
+            <w:r>
+              <w:rPr>
+                <w:sz w:val="20"/>
+                <w:szCs w:val="20"/>
               </w:rPr>
               <w:t xml:space="preserve">首次登录强制修改密码</w:t>
             </w:r>
@@ -1612,44 +3115,112 @@
       </w:tr>
       <w:tr>
         <w:tc>
-          <w:p>
-            <w:r>
-              <w:rPr>
-                <w:sz w:val="21"/>
-                <w:szCs w:val="21"/>
+          <w:tcPr>
+            <w:tcW w:type="dxa" w:w="2257"/>
+            <w:gridSpan w:val="4"/>
+            <w:tcBorders>
+              <w:top w:val="single" w:color="BFBFBF" w:sz="4"/>
+              <w:left w:val="single" w:color="BFBFBF" w:sz="4"/>
+              <w:bottom w:val="single" w:color="BFBFBF" w:sz="4"/>
+              <w:right w:val="single" w:color="BFBFBF" w:sz="4"/>
+            </w:tcBorders>
+            <w:tcMar>
+              <w:top w:type="dxa" w:w="60"/>
+              <w:left w:type="dxa" w:w="120"/>
+              <w:bottom w:type="dxa" w:w="60"/>
+              <w:right w:type="dxa" w:w="120"/>
+            </w:tcMar>
+            <w:vAlign w:val="center"/>
+          </w:tcPr>
+          <w:p>
+            <w:r>
+              <w:rPr>
+                <w:sz w:val="20"/>
+                <w:szCs w:val="20"/>
               </w:rPr>
               <w:t xml:space="preserve">meeting</w:t>
             </w:r>
           </w:p>
         </w:tc>
         <w:tc>
-          <w:p>
-            <w:r>
-              <w:rPr>
-                <w:sz w:val="21"/>
-                <w:szCs w:val="21"/>
+          <w:tcPr>
+            <w:tcW w:type="dxa" w:w="2257"/>
+            <w:gridSpan w:val="4"/>
+            <w:tcBorders>
+              <w:top w:val="single" w:color="BFBFBF" w:sz="4"/>
+              <w:left w:val="single" w:color="BFBFBF" w:sz="4"/>
+              <w:bottom w:val="single" w:color="BFBFBF" w:sz="4"/>
+              <w:right w:val="single" w:color="BFBFBF" w:sz="4"/>
+            </w:tcBorders>
+            <w:tcMar>
+              <w:top w:type="dxa" w:w="60"/>
+              <w:left w:type="dxa" w:w="120"/>
+              <w:bottom w:type="dxa" w:w="60"/>
+              <w:right w:type="dxa" w:w="120"/>
+            </w:tcMar>
+            <w:vAlign w:val="center"/>
+          </w:tcPr>
+          <w:p>
+            <w:r>
+              <w:rPr>
+                <w:sz w:val="20"/>
+                <w:szCs w:val="20"/>
               </w:rPr>
               <w:t xml:space="preserve">Admin@123</w:t>
             </w:r>
           </w:p>
         </w:tc>
         <w:tc>
-          <w:p>
-            <w:r>
-              <w:rPr>
-                <w:sz w:val="21"/>
-                <w:szCs w:val="21"/>
+          <w:tcPr>
+            <w:tcW w:type="dxa" w:w="2257"/>
+            <w:gridSpan w:val="4"/>
+            <w:tcBorders>
+              <w:top w:val="single" w:color="BFBFBF" w:sz="4"/>
+              <w:left w:val="single" w:color="BFBFBF" w:sz="4"/>
+              <w:bottom w:val="single" w:color="BFBFBF" w:sz="4"/>
+              <w:right w:val="single" w:color="BFBFBF" w:sz="4"/>
+            </w:tcBorders>
+            <w:tcMar>
+              <w:top w:type="dxa" w:w="60"/>
+              <w:left w:type="dxa" w:w="120"/>
+              <w:bottom w:type="dxa" w:w="60"/>
+              <w:right w:type="dxa" w:w="120"/>
+            </w:tcMar>
+            <w:vAlign w:val="center"/>
+          </w:tcPr>
+          <w:p>
+            <w:r>
+              <w:rPr>
+                <w:sz w:val="20"/>
+                <w:szCs w:val="20"/>
               </w:rPr>
               <w:t xml:space="preserve">普通用户</w:t>
             </w:r>
           </w:p>
         </w:tc>
         <w:tc>
-          <w:p>
-            <w:r>
-              <w:rPr>
-                <w:sz w:val="21"/>
-                <w:szCs w:val="21"/>
+          <w:tcPr>
+            <w:tcW w:type="dxa" w:w="2257"/>
+            <w:gridSpan w:val="4"/>
+            <w:tcBorders>
+              <w:top w:val="single" w:color="BFBFBF" w:sz="4"/>
+              <w:left w:val="single" w:color="BFBFBF" w:sz="4"/>
+              <w:bottom w:val="single" w:color="BFBFBF" w:sz="4"/>
+              <w:right w:val="single" w:color="BFBFBF" w:sz="4"/>
+            </w:tcBorders>
+            <w:tcMar>
+              <w:top w:type="dxa" w:w="60"/>
+              <w:left w:type="dxa" w:w="120"/>
+              <w:bottom w:type="dxa" w:w="60"/>
+              <w:right w:type="dxa" w:w="120"/>
+            </w:tcMar>
+            <w:vAlign w:val="center"/>
+          </w:tcPr>
+          <w:p>
+            <w:r>
+              <w:rPr>
+                <w:sz w:val="20"/>
+                <w:szCs w:val="20"/>
               </w:rPr>
               <w:t xml:space="preserve">首次登录强制修改密码</w:t>
             </w:r>
@@ -1659,140 +3230,184 @@
     </w:tbl>
     <w:p>
       <w:pPr>
+        <w:spacing w:after="120" w:before="0"/>
+      </w:pPr>
+    </w:p>
+    <w:p>
+      <w:pPr>
+        <w:spacing w:after="100" w:before="60" w:line="320"/>
+      </w:pPr>
+      <w:r>
+        <w:rPr>
+          <w:sz w:val="21"/>
+          <w:szCs w:val="21"/>
+        </w:rPr>
+        <w:t xml:space="preserve">三员分立原则：系统管理员管理用户但不能审批会议申请；授权管理员审批但不能直接操作用户；审计管理员仅查看审计日志。
+</w:t>
+      </w:r>
+    </w:p>
+    <w:p>
+      <w:pPr>
+        <w:spacing w:after="100" w:before="60" w:line="320"/>
+      </w:pPr>
+      <w:r>
+        <w:rPr>
+          <w:sz w:val="21"/>
+          <w:szCs w:val="21"/>
+        </w:rPr>
+        <w:t xml:space="preserve">注意：生产环境部署后请立即修改全部默认密码；连续 5 次输错密码账号将锁定 60 秒。
+</w:t>
+      </w:r>
+    </w:p>
+    <w:p>
+      <w:pPr>
+        <w:pStyle w:val="Heading1"/>
+      </w:pPr>
+      <w:r>
+        <w:t xml:space="preserve">八、注意事项</w:t>
+      </w:r>
+    </w:p>
+    <w:p>
+      <w:pPr>
+        <w:pStyle w:val="ListParagraph"/>
+        <w:numPr>
+          <w:ilvl w:val="0"/>
+          <w:numId w:val="2"/>
+        </w:numPr>
         <w:spacing w:after="40" w:before="40"/>
       </w:pPr>
       <w:r>
         <w:rPr>
-          <w:sz w:val="22"/>
-          <w:szCs w:val="22"/>
-        </w:rPr>
-        <w:t xml:space="preserve">三员分立原则：系统管理员管理用户但不能审批会议申请；授权管理员审批但不能直接操作用户；审计管理员仅查看审计日志。
-</w:t>
-      </w:r>
-    </w:p>
-    <w:p>
-      <w:pPr>
+          <w:sz w:val="21"/>
+          <w:szCs w:val="21"/>
+        </w:rPr>
+        <w:t xml:space="preserve">架构一致性：安装包架构（x86_64/aarch64）必须与目标机 CPU 一致。
+</w:t>
+      </w:r>
+    </w:p>
+    <w:p>
+      <w:pPr>
+        <w:pStyle w:val="ListParagraph"/>
+        <w:numPr>
+          <w:ilvl w:val="0"/>
+          <w:numId w:val="2"/>
+        </w:numPr>
         <w:spacing w:after="40" w:before="40"/>
       </w:pPr>
       <w:r>
         <w:rPr>
-          <w:sz w:val="22"/>
-          <w:szCs w:val="22"/>
-        </w:rPr>
-        <w:t xml:space="preserve">注意：生产环境部署后请立即修改全部默认密码；连续 5 次输错密码账号将锁定 60 秒。
-</w:t>
-      </w:r>
-    </w:p>
-    <w:p>
-      <w:pPr>
-        <w:pStyle w:val="Heading2"/>
-        <w:spacing w:after="100" w:before="200"/>
-      </w:pPr>
-      <w:r>
-        <w:t xml:space="preserve">八、注意事项</w:t>
-      </w:r>
-    </w:p>
-    <w:p>
-      <w:pPr>
+          <w:sz w:val="21"/>
+          <w:szCs w:val="21"/>
+        </w:rPr>
+        <w:t xml:space="preserve">glibc 版本：内嵌 Node.js 要求系统 glibc 2.28 及以上；不满足的系统请改用 Docker 镜像部署。
+</w:t>
+      </w:r>
+    </w:p>
+    <w:p>
+      <w:pPr>
+        <w:pStyle w:val="ListParagraph"/>
+        <w:numPr>
+          <w:ilvl w:val="0"/>
+          <w:numId w:val="2"/>
+        </w:numPr>
         <w:spacing w:after="40" w:before="40"/>
       </w:pPr>
       <w:r>
         <w:rPr>
-          <w:sz w:val="22"/>
-          <w:szCs w:val="22"/>
-        </w:rPr>
-        <w:t xml:space="preserve">• 架构一致性：安装包架构（x86_64/aarch64）必须与目标机 CPU 一致。
-</w:t>
-      </w:r>
-    </w:p>
-    <w:p>
-      <w:pPr>
+          <w:sz w:val="21"/>
+          <w:szCs w:val="21"/>
+        </w:rPr>
+        <w:t xml:space="preserve">Node 命令路径：目标机无需安装 node，所有管理脚本使用完整路径 /opt/meeting/runtime/bin/node 执行。
+</w:t>
+      </w:r>
+    </w:p>
+    <w:p>
+      <w:pPr>
+        <w:pStyle w:val="ListParagraph"/>
+        <w:numPr>
+          <w:ilvl w:val="0"/>
+          <w:numId w:val="2"/>
+        </w:numPr>
         <w:spacing w:after="40" w:before="40"/>
       </w:pPr>
       <w:r>
         <w:rPr>
-          <w:sz w:val="22"/>
-          <w:szCs w:val="22"/>
-        </w:rPr>
-        <w:t xml:space="preserve">• glibc 版本：内嵌 Node.js 要求系统 glibc 2.28 及以上；不满足的系统请改用 Docker 镜像部署。
-</w:t>
-      </w:r>
-    </w:p>
-    <w:p>
-      <w:pPr>
+          <w:sz w:val="21"/>
+          <w:szCs w:val="21"/>
+        </w:rPr>
+        <w:t xml:space="preserve">systemd 兼容：服务单元已兼容 systemd 219，日志统一写入 /opt/meeting/logs/ 下文件。
+</w:t>
+      </w:r>
+    </w:p>
+    <w:p>
+      <w:pPr>
+        <w:pStyle w:val="ListParagraph"/>
+        <w:numPr>
+          <w:ilvl w:val="0"/>
+          <w:numId w:val="2"/>
+        </w:numPr>
         <w:spacing w:after="40" w:before="40"/>
       </w:pPr>
       <w:r>
         <w:rPr>
-          <w:sz w:val="22"/>
-          <w:szCs w:val="22"/>
-        </w:rPr>
-        <w:t xml:space="preserve">• Node 命令路径：目标机无需安装 node，所有管理脚本使用完整路径 /opt/meeting/runtime/bin/node 执行。
-</w:t>
-      </w:r>
-    </w:p>
-    <w:p>
-      <w:pPr>
+          <w:sz w:val="21"/>
+          <w:szCs w:val="21"/>
+        </w:rPr>
+        <w:t xml:space="preserve">SELinux：如开启 enforcing 模式，需放行网关端口：semanage port -a -t http_port_t -p tcp 8088。
+</w:t>
+      </w:r>
+    </w:p>
+    <w:p>
+      <w:pPr>
+        <w:pStyle w:val="ListParagraph"/>
+        <w:numPr>
+          <w:ilvl w:val="0"/>
+          <w:numId w:val="2"/>
+        </w:numPr>
         <w:spacing w:after="40" w:before="40"/>
       </w:pPr>
       <w:r>
         <w:rPr>
-          <w:sz w:val="22"/>
-          <w:szCs w:val="22"/>
-        </w:rPr>
-        <w:t xml:space="preserve">• systemd 兼容：服务单元已兼容 systemd 219，日志统一写入 /opt/meeting/logs/ 下文件。
-</w:t>
-      </w:r>
-    </w:p>
-    <w:p>
-      <w:pPr>
+          <w:sz w:val="21"/>
+          <w:szCs w:val="21"/>
+        </w:rPr>
+        <w:t xml:space="preserve">客户端浏览器：推荐奇安信浏览器（涉密版）、UOS 浏览器或 Chrome 100+；前端构建目标为 ES2020，兼容较老 Chromium 内核。
+</w:t>
+      </w:r>
+    </w:p>
+    <w:p>
+      <w:pPr>
+        <w:pStyle w:val="ListParagraph"/>
+        <w:numPr>
+          <w:ilvl w:val="0"/>
+          <w:numId w:val="2"/>
+        </w:numPr>
         <w:spacing w:after="40" w:before="40"/>
       </w:pPr>
       <w:r>
         <w:rPr>
-          <w:sz w:val="22"/>
-          <w:szCs w:val="22"/>
-        </w:rPr>
-        <w:t xml:space="preserve">• SELinux：如开启 enforcing 模式，需放行网关端口：semanage port -a -t http_port_t -p tcp 8088。
-</w:t>
-      </w:r>
-    </w:p>
-    <w:p>
-      <w:pPr>
+          <w:sz w:val="21"/>
+          <w:szCs w:val="21"/>
+        </w:rPr>
+        <w:t xml:space="preserve">会议无声音/无画面：绝大多数为 UDP 40000-41000 未放行，见"三、开放端口"抓包排查。
+</w:t>
+      </w:r>
+    </w:p>
+    <w:p>
+      <w:pPr>
+        <w:pStyle w:val="ListParagraph"/>
+        <w:numPr>
+          <w:ilvl w:val="0"/>
+          <w:numId w:val="2"/>
+        </w:numPr>
         <w:spacing w:after="40" w:before="40"/>
       </w:pPr>
       <w:r>
         <w:rPr>
-          <w:sz w:val="22"/>
-          <w:szCs w:val="22"/>
-        </w:rPr>
-        <w:t xml:space="preserve">• 客户端浏览器：推荐奇安信浏览器（涉密版）、UOS 浏览器或 Chrome 100+；前端构建目标为 ES2020，兼容较老 Chromium 内核。
-</w:t>
-      </w:r>
-    </w:p>
-    <w:p>
-      <w:pPr>
-        <w:spacing w:after="40" w:before="40"/>
-      </w:pPr>
-      <w:r>
-        <w:rPr>
-          <w:sz w:val="22"/>
-          <w:szCs w:val="22"/>
-        </w:rPr>
-        <w:t xml:space="preserve">• 会议无声音/无画面：绝大多数为 UDP 40000-41000 未放行，见"三、开放端口"抓包排查。
-</w:t>
-      </w:r>
-    </w:p>
-    <w:p>
-      <w:pPr>
-        <w:spacing w:after="40" w:before="40"/>
-      </w:pPr>
-      <w:r>
-        <w:rPr>
-          <w:sz w:val="22"/>
-          <w:szCs w:val="22"/>
-        </w:rPr>
-        <w:t xml:space="preserve">• 证书信任：信创涉密浏览器不信任自签名证书，必须使用 CA 签发模式并导入根证书。
+          <w:sz w:val="21"/>
+          <w:szCs w:val="21"/>
+        </w:rPr>
+        <w:t xml:space="preserve">证书信任：信创涉密浏览器不信任自签名证书，必须使用 CA 签发模式并导入根证书。
 </w:t>
       </w:r>
     </w:p>
@@ -1970,8 +3585,26 @@
       </w:pPr>
     </w:lvl>
   </w:abstractNum>
+  <w:abstractNum w:abstractNumId="2" w15:restartNumberingAfterBreak="0">
+    <w:multiLevelType w:val="hybridMultilevel"/>
+    <w:lvl w:ilvl="0" w15:tentative="1">
+      <w:start w:val="1"/>
+      <w:numFmt w:val="bullet"/>
+      <w:lvlText w:val="•"/>
+      <w:lvlJc w:val="left"/>
+      <w:pPr>
+        <w:ind w:left="560" w:hanging="280"/>
+      </w:pPr>
+    </w:lvl>
+  </w:abstractNum>
   <w:num w:numId="1">
     <w:abstractNumId w:val="1"/>
+    <w:lvlOverride w:ilvl="0">
+      <w:startOverride w:val="1"/>
+    </w:lvlOverride>
+  </w:num>
+  <w:num w:numId="2">
+    <w:abstractNumId w:val="2"/>
     <w:lvlOverride w:ilvl="0">
       <w:startOverride w:val="1"/>
     </w:lvlOverride>
@@ -1985,8 +3618,8 @@
     <w:rPrDefault>
       <w:rPr>
         <w:rFonts w:ascii="Microsoft YaHei" w:cs="Microsoft YaHei" w:eastAsia="Microsoft YaHei" w:hAnsi="Microsoft YaHei"/>
-        <w:sz w:val="22"/>
-        <w:szCs w:val="22"/>
+        <w:sz w:val="21"/>
+        <w:szCs w:val="21"/>
       </w:rPr>
     </w:rPrDefault>
     <w:pPrDefault/>
@@ -2162,5 +3795,62 @@
       <w:szCs w:val="20"/>
     </w:rPr>
   </w:style>
+  <w:style w:type="paragraph" w:styleId="Heading1">
+    <w:name w:val="Heading 1"/>
+    <w:basedOn w:val="Normal"/>
+    <w:next w:val="Normal"/>
+    <w:qFormat/>
+    <w:pPr>
+      <w:pBdr>
+        <w:bottom w:val="single" w:color="1F4E79" w:sz="6" w:space="2"/>
+      </w:pBdr>
+      <w:spacing w:after="160" w:before="360"/>
+      <w:outlineLvl w:val="0"/>
+    </w:pPr>
+    <w:rPr>
+      <w:rFonts w:ascii="Microsoft YaHei" w:cs="Microsoft YaHei" w:eastAsia="Microsoft YaHei" w:hAnsi="Microsoft YaHei"/>
+      <w:b/>
+      <w:bCs/>
+      <w:color w:val="1F4E79"/>
+      <w:sz w:val="30"/>
+      <w:szCs w:val="30"/>
+    </w:rPr>
+  </w:style>
+  <w:style w:type="paragraph" w:styleId="Heading2">
+    <w:name w:val="Heading 2"/>
+    <w:basedOn w:val="Normal"/>
+    <w:next w:val="Normal"/>
+    <w:qFormat/>
+    <w:pPr>
+      <w:spacing w:after="100" w:before="240"/>
+      <w:outlineLvl w:val="1"/>
+    </w:pPr>
+    <w:rPr>
+      <w:rFonts w:ascii="Microsoft YaHei" w:cs="Microsoft YaHei" w:eastAsia="Microsoft YaHei" w:hAnsi="Microsoft YaHei"/>
+      <w:b/>
+      <w:bCs/>
+      <w:color w:val="262626"/>
+      <w:sz w:val="25"/>
+      <w:szCs w:val="25"/>
+    </w:rPr>
+  </w:style>
+  <w:style w:type="paragraph" w:styleId="Heading3">
+    <w:name w:val="Heading 3"/>
+    <w:basedOn w:val="Normal"/>
+    <w:next w:val="Normal"/>
+    <w:qFormat/>
+    <w:pPr>
+      <w:spacing w:after="80" w:before="180"/>
+      <w:outlineLvl w:val="2"/>
+    </w:pPr>
+    <w:rPr>
+      <w:rFonts w:ascii="Microsoft YaHei" w:cs="Microsoft YaHei" w:eastAsia="Microsoft YaHei" w:hAnsi="Microsoft YaHei"/>
+      <w:b/>
+      <w:bCs/>
+      <w:color w:val="404040"/>
+      <w:sz w:val="22"/>
+      <w:szCs w:val="22"/>
+    </w:rPr>
+  </w:style>
 </w:styles>
 </file>
--- a/docs/install/项目部署说明-deb.docx
+++ b/docs/install/项目部署说明-deb.docx
@@ -1920,7 +1920,16 @@
           <w:szCs w:val="18"/>
         </w:rPr>
         <w:t xml:space="preserve">sudo ufw allow 8088/tcp
-sudo ufw allow 40000:41000/udp
+</w:t>
+      </w:r>
+      <w:r>
+        <w:rPr>
+          <w:rFonts w:ascii="Consolas" w:cs="Consolas" w:eastAsia="Consolas" w:hAnsi="Consolas"/>
+          <w:sz w:val="18"/>
+          <w:szCs w:val="18"/>
+        </w:rPr>
+        <w:br/>
+        <w:t xml:space="preserve">sudo ufw allow 40000:41000/udp
 </w:t>
       </w:r>
     </w:p>
@@ -2133,7 +2142,16 @@
           <w:szCs w:val="18"/>
         </w:rPr>
         <w:t xml:space="preserve">sudo cp /opt/meeting/conf/env.example /opt/meeting/conf/.env
-sudo vi /opt/meeting/conf/.env
+</w:t>
+      </w:r>
+      <w:r>
+        <w:rPr>
+          <w:rFonts w:ascii="Consolas" w:cs="Consolas" w:eastAsia="Consolas" w:hAnsi="Consolas"/>
+          <w:sz w:val="18"/>
+          <w:szCs w:val="18"/>
+        </w:rPr>
+        <w:br/>
+        <w:t xml:space="preserve">sudo vi /opt/meeting/conf/.env
 </w:t>
       </w:r>
     </w:p>
@@ -2220,7 +2238,16 @@
           <w:szCs w:val="18"/>
         </w:rPr>
         <w:t xml:space="preserve">sudo systemctl daemon-reload
-sudo systemctl enable --now meeting-api meeting-realtime meeting-gateway
+</w:t>
+      </w:r>
+      <w:r>
+        <w:rPr>
+          <w:rFonts w:ascii="Consolas" w:cs="Consolas" w:eastAsia="Consolas" w:hAnsi="Consolas"/>
+          <w:sz w:val="18"/>
+          <w:szCs w:val="18"/>
+        </w:rPr>
+        <w:br/>
+        <w:t xml:space="preserve">sudo systemctl enable --now meeting-api meeting-realtime meeting-gateway
 </w:t>
       </w:r>
     </w:p>
@@ -2320,7 +2347,16 @@
           <w:szCs w:val="18"/>
         </w:rPr>
         <w:t xml:space="preserve">sudo cp /opt/meeting/conf/.env /opt/meeting/conf/.env.bak
-sudo cp /opt/meeting/data/meeting.sqlite ./meeting-backup-$(date +%F).sqlite
+</w:t>
+      </w:r>
+      <w:r>
+        <w:rPr>
+          <w:rFonts w:ascii="Consolas" w:cs="Consolas" w:eastAsia="Consolas" w:hAnsi="Consolas"/>
+          <w:sz w:val="18"/>
+          <w:szCs w:val="18"/>
+        </w:rPr>
+        <w:br/>
+        <w:t xml:space="preserve">sudo cp /opt/meeting/data/meeting.sqlite ./meeting-backup-$(date +%F).sqlite
 </w:t>
       </w:r>
     </w:p>
@@ -2356,7 +2392,16 @@
           <w:szCs w:val="18"/>
         </w:rPr>
         <w:t xml:space="preserve">sudo dpkg -i meeting-&lt;新版本&gt;-&lt;发行号&gt;.deb
-sudo systemctl restart meeting-api meeting-realtime meeting-gateway
+</w:t>
+      </w:r>
+      <w:r>
+        <w:rPr>
+          <w:rFonts w:ascii="Consolas" w:cs="Consolas" w:eastAsia="Consolas" w:hAnsi="Consolas"/>
+          <w:sz w:val="18"/>
+          <w:szCs w:val="18"/>
+        </w:rPr>
+        <w:br/>
+        <w:t xml:space="preserve">sudo systemctl restart meeting-api meeting-realtime meeting-gateway
 </w:t>
       </w:r>
     </w:p>

--- a/docs/install/项目部署说明-deb.docx
+++ b/docs/install/项目部署说明-deb.docx
@@ -231,6 +231,9 @@
             <w:vAlign w:val="center"/>
           </w:tcPr>
           <w:p>
+            <w:pPr>
+              <w:jc w:val="left"/>
+            </w:pPr>
             <w:r>
               <w:rPr>
                 <w:sz w:val="20"/>
@@ -259,6 +262,9 @@
             <w:vAlign w:val="center"/>
           </w:tcPr>
           <w:p>
+            <w:pPr>
+              <w:jc w:val="left"/>
+            </w:pPr>
             <w:r>
               <w:rPr>
                 <w:sz w:val="20"/>
@@ -287,6 +293,9 @@
             <w:vAlign w:val="center"/>
           </w:tcPr>
           <w:p>
+            <w:pPr>
+              <w:jc w:val="left"/>
+            </w:pPr>
             <w:r>
               <w:rPr>
                 <w:sz w:val="20"/>
@@ -315,6 +324,9 @@
             <w:vAlign w:val="center"/>
           </w:tcPr>
           <w:p>
+            <w:pPr>
+              <w:jc w:val="left"/>
+            </w:pPr>
             <w:r>
               <w:rPr>
                 <w:sz w:val="20"/>
@@ -345,6 +357,9 @@
             <w:vAlign w:val="center"/>
           </w:tcPr>
           <w:p>
+            <w:pPr>
+              <w:jc w:val="left"/>
+            </w:pPr>
             <w:r>
               <w:rPr>
                 <w:sz w:val="20"/>
@@ -373,6 +388,9 @@
             <w:vAlign w:val="center"/>
           </w:tcPr>
           <w:p>
+            <w:pPr>
+              <w:jc w:val="left"/>
+            </w:pPr>
             <w:r>
               <w:rPr>
                 <w:sz w:val="20"/>
@@ -401,6 +419,9 @@
             <w:vAlign w:val="center"/>
           </w:tcPr>
           <w:p>
+            <w:pPr>
+              <w:jc w:val="left"/>
+            </w:pPr>
             <w:r>
               <w:rPr>
                 <w:sz w:val="20"/>
@@ -429,6 +450,9 @@
             <w:vAlign w:val="center"/>
           </w:tcPr>
           <w:p>
+            <w:pPr>
+              <w:jc w:val="left"/>
+            </w:pPr>
             <w:r>
               <w:rPr>
                 <w:sz w:val="20"/>
@@ -459,6 +483,9 @@
             <w:vAlign w:val="center"/>
           </w:tcPr>
           <w:p>
+            <w:pPr>
+              <w:jc w:val="left"/>
+            </w:pPr>
             <w:r>
               <w:rPr>
                 <w:sz w:val="20"/>
@@ -487,6 +514,9 @@
             <w:vAlign w:val="center"/>
           </w:tcPr>
           <w:p>
+            <w:pPr>
+              <w:jc w:val="left"/>
+            </w:pPr>
             <w:r>
               <w:rPr>
                 <w:sz w:val="20"/>
@@ -515,6 +545,9 @@
             <w:vAlign w:val="center"/>
           </w:tcPr>
           <w:p>
+            <w:pPr>
+              <w:jc w:val="left"/>
+            </w:pPr>
             <w:r>
               <w:rPr>
                 <w:sz w:val="20"/>
@@ -543,6 +576,9 @@
             <w:vAlign w:val="center"/>
           </w:tcPr>
           <w:p>
+            <w:pPr>
+              <w:jc w:val="left"/>
+            </w:pPr>
             <w:r>
               <w:rPr>
                 <w:sz w:val="20"/>
@@ -573,6 +609,9 @@
             <w:vAlign w:val="center"/>
           </w:tcPr>
           <w:p>
+            <w:pPr>
+              <w:jc w:val="left"/>
+            </w:pPr>
             <w:r>
               <w:rPr>
                 <w:sz w:val="20"/>
@@ -601,6 +640,9 @@
             <w:vAlign w:val="center"/>
           </w:tcPr>
           <w:p>
+            <w:pPr>
+              <w:jc w:val="left"/>
+            </w:pPr>
             <w:r>
               <w:rPr>
                 <w:sz w:val="20"/>
@@ -629,6 +671,9 @@
             <w:vAlign w:val="center"/>
           </w:tcPr>
           <w:p>
+            <w:pPr>
+              <w:jc w:val="left"/>
+            </w:pPr>
             <w:r>
               <w:rPr>
                 <w:sz w:val="20"/>
@@ -657,6 +702,9 @@
             <w:vAlign w:val="center"/>
           </w:tcPr>
           <w:p>
+            <w:pPr>
+              <w:jc w:val="left"/>
+            </w:pPr>
             <w:r>
               <w:rPr>
                 <w:sz w:val="20"/>
@@ -841,6 +889,9 @@
             <w:vAlign w:val="center"/>
           </w:tcPr>
           <w:p>
+            <w:pPr>
+              <w:jc w:val="left"/>
+            </w:pPr>
             <w:r>
               <w:rPr>
                 <w:sz w:val="20"/>
@@ -869,6 +920,9 @@
             <w:vAlign w:val="center"/>
           </w:tcPr>
           <w:p>
+            <w:pPr>
+              <w:jc w:val="left"/>
+            </w:pPr>
             <w:r>
               <w:rPr>
                 <w:sz w:val="20"/>
@@ -897,6 +951,9 @@
             <w:vAlign w:val="center"/>
           </w:tcPr>
           <w:p>
+            <w:pPr>
+              <w:jc w:val="left"/>
+            </w:pPr>
             <w:r>
               <w:rPr>
                 <w:sz w:val="20"/>
@@ -927,6 +984,9 @@
             <w:vAlign w:val="center"/>
           </w:tcPr>
           <w:p>
+            <w:pPr>
+              <w:jc w:val="left"/>
+            </w:pPr>
             <w:r>
               <w:rPr>
                 <w:sz w:val="20"/>
@@ -955,6 +1015,9 @@
             <w:vAlign w:val="center"/>
           </w:tcPr>
           <w:p>
+            <w:pPr>
+              <w:jc w:val="left"/>
+            </w:pPr>
             <w:r>
               <w:rPr>
                 <w:sz w:val="20"/>
@@ -983,6 +1046,9 @@
             <w:vAlign w:val="center"/>
           </w:tcPr>
           <w:p>
+            <w:pPr>
+              <w:jc w:val="left"/>
+            </w:pPr>
             <w:r>
               <w:rPr>
                 <w:sz w:val="20"/>
@@ -1013,6 +1079,9 @@
             <w:vAlign w:val="center"/>
           </w:tcPr>
           <w:p>
+            <w:pPr>
+              <w:jc w:val="left"/>
+            </w:pPr>
             <w:r>
               <w:rPr>
                 <w:sz w:val="20"/>
@@ -1041,6 +1110,9 @@
             <w:vAlign w:val="center"/>
           </w:tcPr>
           <w:p>
+            <w:pPr>
+              <w:jc w:val="left"/>
+            </w:pPr>
             <w:r>
               <w:rPr>
                 <w:sz w:val="20"/>
@@ -1069,6 +1141,9 @@
             <w:vAlign w:val="center"/>
           </w:tcPr>
           <w:p>
+            <w:pPr>
+              <w:jc w:val="left"/>
+            </w:pPr>
             <w:r>
               <w:rPr>
                 <w:sz w:val="20"/>
@@ -1099,6 +1174,9 @@
             <w:vAlign w:val="center"/>
           </w:tcPr>
           <w:p>
+            <w:pPr>
+              <w:jc w:val="left"/>
+            </w:pPr>
             <w:r>
               <w:rPr>
                 <w:sz w:val="20"/>
@@ -1127,6 +1205,9 @@
             <w:vAlign w:val="center"/>
           </w:tcPr>
           <w:p>
+            <w:pPr>
+              <w:jc w:val="left"/>
+            </w:pPr>
             <w:r>
               <w:rPr>
                 <w:sz w:val="20"/>
@@ -1155,6 +1236,9 @@
             <w:vAlign w:val="center"/>
           </w:tcPr>
           <w:p>
+            <w:pPr>
+              <w:jc w:val="left"/>
+            </w:pPr>
             <w:r>
               <w:rPr>
                 <w:sz w:val="20"/>
@@ -1185,6 +1269,9 @@
             <w:vAlign w:val="center"/>
           </w:tcPr>
           <w:p>
+            <w:pPr>
+              <w:jc w:val="left"/>
+            </w:pPr>
             <w:r>
               <w:rPr>
                 <w:sz w:val="20"/>
@@ -1213,6 +1300,9 @@
             <w:vAlign w:val="center"/>
           </w:tcPr>
           <w:p>
+            <w:pPr>
+              <w:jc w:val="left"/>
+            </w:pPr>
             <w:r>
               <w:rPr>
                 <w:sz w:val="20"/>
@@ -1241,6 +1331,9 @@
             <w:vAlign w:val="center"/>
           </w:tcPr>
           <w:p>
+            <w:pPr>
+              <w:jc w:val="left"/>
+            </w:pPr>
             <w:r>
               <w:rPr>
                 <w:sz w:val="20"/>
@@ -1271,6 +1364,9 @@
             <w:vAlign w:val="center"/>
           </w:tcPr>
           <w:p>
+            <w:pPr>
+              <w:jc w:val="left"/>
+            </w:pPr>
             <w:r>
               <w:rPr>
                 <w:sz w:val="20"/>
@@ -1299,6 +1395,9 @@
             <w:vAlign w:val="center"/>
           </w:tcPr>
           <w:p>
+            <w:pPr>
+              <w:jc w:val="left"/>
+            </w:pPr>
             <w:r>
               <w:rPr>
                 <w:sz w:val="20"/>
@@ -1327,6 +1426,9 @@
             <w:vAlign w:val="center"/>
           </w:tcPr>
           <w:p>
+            <w:pPr>
+              <w:jc w:val="left"/>
+            </w:pPr>
             <w:r>
               <w:rPr>
                 <w:sz w:val="20"/>
@@ -1547,6 +1649,9 @@
             <w:vAlign w:val="center"/>
           </w:tcPr>
           <w:p>
+            <w:pPr>
+              <w:jc w:val="left"/>
+            </w:pPr>
             <w:r>
               <w:rPr>
                 <w:sz w:val="20"/>
@@ -1575,6 +1680,9 @@
             <w:vAlign w:val="center"/>
           </w:tcPr>
           <w:p>
+            <w:pPr>
+              <w:jc w:val="left"/>
+            </w:pPr>
             <w:r>
               <w:rPr>
                 <w:sz w:val="20"/>
@@ -1603,6 +1711,9 @@
             <w:vAlign w:val="center"/>
           </w:tcPr>
           <w:p>
+            <w:pPr>
+              <w:jc w:val="left"/>
+            </w:pPr>
             <w:r>
               <w:rPr>
                 <w:sz w:val="20"/>
@@ -1631,6 +1742,9 @@
             <w:vAlign w:val="center"/>
           </w:tcPr>
           <w:p>
+            <w:pPr>
+              <w:jc w:val="left"/>
+            </w:pPr>
             <w:r>
               <w:rPr>
                 <w:sz w:val="20"/>
@@ -1661,6 +1775,9 @@
             <w:vAlign w:val="center"/>
           </w:tcPr>
           <w:p>
+            <w:pPr>
+              <w:jc w:val="left"/>
+            </w:pPr>
             <w:r>
               <w:rPr>
                 <w:sz w:val="20"/>
@@ -1689,6 +1806,9 @@
             <w:vAlign w:val="center"/>
           </w:tcPr>
           <w:p>
+            <w:pPr>
+              <w:jc w:val="left"/>
+            </w:pPr>
             <w:r>
               <w:rPr>
                 <w:sz w:val="20"/>
@@ -1717,6 +1837,9 @@
             <w:vAlign w:val="center"/>
           </w:tcPr>
           <w:p>
+            <w:pPr>
+              <w:jc w:val="left"/>
+            </w:pPr>
             <w:r>
               <w:rPr>
                 <w:sz w:val="20"/>
@@ -1745,6 +1868,9 @@
             <w:vAlign w:val="center"/>
           </w:tcPr>
           <w:p>
+            <w:pPr>
+              <w:jc w:val="left"/>
+            </w:pPr>
             <w:r>
               <w:rPr>
                 <w:sz w:val="20"/>
@@ -1775,6 +1901,9 @@
             <w:vAlign w:val="center"/>
           </w:tcPr>
           <w:p>
+            <w:pPr>
+              <w:jc w:val="left"/>
+            </w:pPr>
             <w:r>
               <w:rPr>
                 <w:sz w:val="20"/>
@@ -1803,6 +1932,9 @@
             <w:vAlign w:val="center"/>
           </w:tcPr>
           <w:p>
+            <w:pPr>
+              <w:jc w:val="left"/>
+            </w:pPr>
             <w:r>
               <w:rPr>
                 <w:sz w:val="20"/>
@@ -1831,6 +1963,9 @@
             <w:vAlign w:val="center"/>
           </w:tcPr>
           <w:p>
+            <w:pPr>
+              <w:jc w:val="left"/>
+            </w:pPr>
             <w:r>
               <w:rPr>
                 <w:sz w:val="20"/>
@@ -1859,6 +1994,9 @@
             <w:vAlign w:val="center"/>
           </w:tcPr>
           <w:p>
+            <w:pPr>
+              <w:jc w:val="left"/>
+            </w:pPr>
             <w:r>
               <w:rPr>
                 <w:sz w:val="20"/>
@@ -1912,6 +2050,7 @@
         <w:shd w:fill="F5F6F8"/>
         <w:spacing w:after="160" w:before="120" w:line="300"/>
         <w:ind w:left="240" w:right="240"/>
+        <w:jc w:val="left"/>
       </w:pPr>
       <w:r>
         <w:rPr>
@@ -1957,6 +2096,7 @@
         <w:shd w:fill="F5F6F8"/>
         <w:spacing w:after="160" w:before="120" w:line="300"/>
         <w:ind w:left="240" w:right="240"/>
+        <w:jc w:val="left"/>
       </w:pPr>
       <w:r>
         <w:rPr>
@@ -2008,6 +2148,7 @@
         <w:shd w:fill="F5F6F8"/>
         <w:spacing w:after="160" w:before="120" w:line="300"/>
         <w:ind w:left="240" w:right="240"/>
+        <w:jc w:val="left"/>
       </w:pPr>
       <w:r>
         <w:rPr>
@@ -2043,6 +2184,7 @@
         <w:shd w:fill="F5F6F8"/>
         <w:spacing w:after="160" w:before="120" w:line="300"/>
         <w:ind w:left="240" w:right="240"/>
+        <w:jc w:val="left"/>
       </w:pPr>
       <w:r>
         <w:rPr>
@@ -2099,6 +2241,7 @@
         <w:shd w:fill="F5F6F8"/>
         <w:spacing w:after="160" w:before="120" w:line="300"/>
         <w:ind w:left="240" w:right="240"/>
+        <w:jc w:val="left"/>
       </w:pPr>
       <w:r>
         <w:rPr>
@@ -2134,6 +2277,7 @@
         <w:shd w:fill="F5F6F8"/>
         <w:spacing w:after="160" w:before="120" w:line="300"/>
         <w:ind w:left="240" w:right="240"/>
+        <w:jc w:val="left"/>
       </w:pPr>
       <w:r>
         <w:rPr>
@@ -2187,6 +2331,7 @@
         <w:shd w:fill="F5F6F8"/>
         <w:spacing w:after="160" w:before="120" w:line="300"/>
         <w:ind w:left="240" w:right="240"/>
+        <w:jc w:val="left"/>
       </w:pPr>
       <w:r>
         <w:rPr>
@@ -2230,6 +2375,7 @@
         <w:shd w:fill="F5F6F8"/>
         <w:spacing w:after="160" w:before="120" w:line="300"/>
         <w:ind w:left="240" w:right="240"/>
+        <w:jc w:val="left"/>
       </w:pPr>
       <w:r>
         <w:rPr>
@@ -2296,6 +2442,7 @@
         <w:shd w:fill="F5F6F8"/>
         <w:spacing w:after="160" w:before="120" w:line="300"/>
         <w:ind w:left="240" w:right="240"/>
+        <w:jc w:val="left"/>
       </w:pPr>
       <w:r>
         <w:rPr>
@@ -2339,6 +2486,7 @@
         <w:shd w:fill="F5F6F8"/>
         <w:spacing w:after="160" w:before="120" w:line="300"/>
         <w:ind w:left="240" w:right="240"/>
+        <w:jc w:val="left"/>
       </w:pPr>
       <w:r>
         <w:rPr>
@@ -2384,6 +2532,7 @@
         <w:shd w:fill="F5F6F8"/>
         <w:spacing w:after="160" w:before="120" w:line="300"/>
         <w:ind w:left="240" w:right="240"/>
+        <w:jc w:val="left"/>
       </w:pPr>
       <w:r>
         <w:rPr>
@@ -2450,6 +2599,7 @@
         <w:shd w:fill="F5F6F8"/>
         <w:spacing w:after="160" w:before="120" w:line="300"/>
         <w:ind w:left="240" w:right="240"/>
+        <w:jc w:val="left"/>
       </w:pPr>
       <w:r>
         <w:rPr>
@@ -2485,6 +2635,7 @@
         <w:shd w:fill="F5F6F8"/>
         <w:spacing w:after="160" w:before="120" w:line="300"/>
         <w:ind w:left="240" w:right="240"/>
+        <w:jc w:val="left"/>
       </w:pPr>
       <w:r>
         <w:rPr>
@@ -2520,6 +2671,7 @@
         <w:shd w:fill="F5F6F8"/>
         <w:spacing w:after="160" w:before="120" w:line="300"/>
         <w:ind w:left="240" w:right="240"/>
+        <w:jc w:val="left"/>
       </w:pPr>
       <w:r>
         <w:rPr>
@@ -2722,6 +2874,9 @@
             <w:vAlign w:val="center"/>
           </w:tcPr>
           <w:p>
+            <w:pPr>
+              <w:jc w:val="left"/>
+            </w:pPr>
             <w:r>
               <w:rPr>
                 <w:sz w:val="20"/>
@@ -2750,6 +2905,9 @@
             <w:vAlign w:val="center"/>
           </w:tcPr>
           <w:p>
+            <w:pPr>
+              <w:jc w:val="left"/>
+            </w:pPr>
             <w:r>
               <w:rPr>
                 <w:sz w:val="20"/>
@@ -2778,6 +2936,9 @@
             <w:vAlign w:val="center"/>
           </w:tcPr>
           <w:p>
+            <w:pPr>
+              <w:jc w:val="left"/>
+            </w:pPr>
             <w:r>
               <w:rPr>
                 <w:sz w:val="20"/>
@@ -2806,6 +2967,9 @@
             <w:vAlign w:val="center"/>
           </w:tcPr>
           <w:p>
+            <w:pPr>
+              <w:jc w:val="left"/>
+            </w:pPr>
             <w:r>
               <w:rPr>
                 <w:sz w:val="20"/>
@@ -2836,6 +3000,9 @@
             <w:vAlign w:val="center"/>
           </w:tcPr>
           <w:p>
+            <w:pPr>
+              <w:jc w:val="left"/>
+            </w:pPr>
             <w:r>
               <w:rPr>
                 <w:sz w:val="20"/>
@@ -2864,6 +3031,9 @@
             <w:vAlign w:val="center"/>
           </w:tcPr>
           <w:p>
+            <w:pPr>
+              <w:jc w:val="left"/>
+            </w:pPr>
             <w:r>
               <w:rPr>
                 <w:sz w:val="20"/>
@@ -2892,6 +3062,9 @@
             <w:vAlign w:val="center"/>
           </w:tcPr>
           <w:p>
+            <w:pPr>
+              <w:jc w:val="left"/>
+            </w:pPr>
             <w:r>
               <w:rPr>
                 <w:sz w:val="20"/>
@@ -2920,6 +3093,9 @@
             <w:vAlign w:val="center"/>
           </w:tcPr>
           <w:p>
+            <w:pPr>
+              <w:jc w:val="left"/>
+            </w:pPr>
             <w:r>
               <w:rPr>
                 <w:sz w:val="20"/>
@@ -2950,6 +3126,9 @@
             <w:vAlign w:val="center"/>
           </w:tcPr>
           <w:p>
+            <w:pPr>
+              <w:jc w:val="left"/>
+            </w:pPr>
             <w:r>
               <w:rPr>
                 <w:sz w:val="20"/>
@@ -2978,6 +3157,9 @@
             <w:vAlign w:val="center"/>
           </w:tcPr>
           <w:p>
+            <w:pPr>
+              <w:jc w:val="left"/>
+            </w:pPr>
             <w:r>
               <w:rPr>
                 <w:sz w:val="20"/>
@@ -3006,6 +3188,9 @@
             <w:vAlign w:val="center"/>
           </w:tcPr>
           <w:p>
+            <w:pPr>
+              <w:jc w:val="left"/>
+            </w:pPr>
             <w:r>
               <w:rPr>
                 <w:sz w:val="20"/>
@@ -3034,6 +3219,9 @@
             <w:vAlign w:val="center"/>
           </w:tcPr>
           <w:p>
+            <w:pPr>
+              <w:jc w:val="left"/>
+            </w:pPr>
             <w:r>
               <w:rPr>
                 <w:sz w:val="20"/>
@@ -3064,6 +3252,9 @@
             <w:vAlign w:val="center"/>
           </w:tcPr>
           <w:p>
+            <w:pPr>
+              <w:jc w:val="left"/>
+            </w:pPr>
             <w:r>
               <w:rPr>
                 <w:sz w:val="20"/>
@@ -3092,6 +3283,9 @@
             <w:vAlign w:val="center"/>
           </w:tcPr>
           <w:p>
+            <w:pPr>
+              <w:jc w:val="left"/>
+            </w:pPr>
             <w:r>
               <w:rPr>
                 <w:sz w:val="20"/>
@@ -3120,6 +3314,9 @@
             <w:vAlign w:val="center"/>
           </w:tcPr>
           <w:p>
+            <w:pPr>
+              <w:jc w:val="left"/>
+            </w:pPr>
             <w:r>
               <w:rPr>
                 <w:sz w:val="20"/>
@@ -3148,6 +3345,9 @@
             <w:vAlign w:val="center"/>
           </w:tcPr>
           <w:p>
+            <w:pPr>
+              <w:jc w:val="left"/>
+            </w:pPr>
             <w:r>
               <w:rPr>
                 <w:sz w:val="20"/>
@@ -3178,6 +3378,9 @@
             <w:vAlign w:val="center"/>
           </w:tcPr>
           <w:p>
+            <w:pPr>
+              <w:jc w:val="left"/>
+            </w:pPr>
             <w:r>
               <w:rPr>
                 <w:sz w:val="20"/>
@@ -3206,6 +3409,9 @@
             <w:vAlign w:val="center"/>
           </w:tcPr>
           <w:p>
+            <w:pPr>
+              <w:jc w:val="left"/>
+            </w:pPr>
             <w:r>
               <w:rPr>
                 <w:sz w:val="20"/>
@@ -3234,6 +3440,9 @@
             <w:vAlign w:val="center"/>
           </w:tcPr>
           <w:p>
+            <w:pPr>
+              <w:jc w:val="left"/>
+            </w:pPr>
             <w:r>
               <w:rPr>
                 <w:sz w:val="20"/>
@@ -3262,6 +3471,9 @@
             <w:vAlign w:val="center"/>
           </w:tcPr>
           <w:p>
+            <w:pPr>
+              <w:jc w:val="left"/>
+            </w:pPr>
             <w:r>
               <w:rPr>
                 <w:sz w:val="20"/>

--- a/docs/install/项目部署说明-deb.docx
+++ b/docs/install/项目部署说明-deb.docx
@@ -2121,7 +2121,7 @@
         <w:pStyle w:val="Heading2"/>
       </w:pPr>
       <w:r>
-        <w:t xml:space="preserve">步骤 1：安装 DEB 包</w:t>
+        <w:t xml:space="preserve">步骤 1：获取并传输安装包</w:t>
       </w:r>
     </w:p>
     <w:p>
@@ -2133,7 +2133,7 @@
           <w:sz w:val="21"/>
           <w:szCs w:val="21"/>
         </w:rPr>
-        <w:t xml:space="preserve">将 DEB 安装包（meeting-&lt;版本&gt;-&lt;发行号&gt;.deb）拷贝到目标机后执行：
+        <w:t xml:space="preserve">从 GitHub 仓库 Actions 页面下载对应架构的 DEB 构建产物（meeting-deb-x64-*.zip 或 meeting-deb-arm64-*.zip，内含 meeting-&lt;版本&gt;-&lt;发行号&gt;.deb），传输到目标机：
 </w:t>
       </w:r>
     </w:p>
@@ -2156,7 +2156,7 @@
           <w:sz w:val="18"/>
           <w:szCs w:val="18"/>
         </w:rPr>
-        <w:t xml:space="preserve">sudo dpkg -i meeting-&lt;版本&gt;-&lt;发行号&gt;.deb
+        <w:t xml:space="preserve">scp meeting-&lt;版本&gt;-&lt;发行号&gt;.deb user@&lt;目标机IP&gt;:/tmp/
 </w:t>
       </w:r>
     </w:p>
@@ -2169,7 +2169,7 @@
           <w:sz w:val="21"/>
           <w:szCs w:val="21"/>
         </w:rPr>
-        <w:t xml:space="preserve">若提示依赖缺失（一般不会出现，包已不带自动依赖）：
+        <w:t xml:space="preserve">安装前确认目标机 CPU 架构与安装包一致：
 </w:t>
       </w:r>
     </w:p>
@@ -2192,20 +2192,7 @@
           <w:sz w:val="18"/>
           <w:szCs w:val="18"/>
         </w:rPr>
-        <w:t xml:space="preserve">sudo apt-get install -f
-</w:t>
-      </w:r>
-    </w:p>
-    <w:p>
-      <w:pPr>
-        <w:spacing w:after="100" w:before="60" w:line="320"/>
-      </w:pPr>
-      <w:r>
-        <w:rPr>
-          <w:sz w:val="21"/>
-          <w:szCs w:val="21"/>
-        </w:rPr>
-        <w:t xml:space="preserve">安装过程自动完成：创建系统用户 meeting、部署文件到 /opt/meeting、安装 systemd 单元、创建 data/logs/certs 目录并设置属主、刷新 systemd。
+        <w:t xml:space="preserve">uname -m    # 输出 x86_64 或 aarch64，与安装包架构对应
 </w:t>
       </w:r>
     </w:p>
@@ -2214,20 +2201,7 @@
         <w:pStyle w:val="Heading2"/>
       </w:pPr>
       <w:r>
-        <w:t xml:space="preserve">步骤 2：配置</w:t>
-      </w:r>
-    </w:p>
-    <w:p>
-      <w:pPr>
-        <w:spacing w:after="100" w:before="60" w:line="320"/>
-      </w:pPr>
-      <w:r>
-        <w:rPr>
-          <w:sz w:val="21"/>
-          <w:szCs w:val="21"/>
-        </w:rPr>
-        <w:t xml:space="preserve">方式一，交互式配置（推荐）：
-</w:t>
+        <w:t xml:space="preserve">步骤 2：安装 DEB 包</w:t>
       </w:r>
     </w:p>
     <w:p>
@@ -2249,7 +2223,7 @@
           <w:sz w:val="18"/>
           <w:szCs w:val="18"/>
         </w:rPr>
-        <w:t xml:space="preserve">sudo /opt/meeting/runtime/bin/node /opt/meeting/bin/configure.mjs
+        <w:t xml:space="preserve">sudo dpkg -i meeting-&lt;版本&gt;-&lt;发行号&gt;.deb
 </w:t>
       </w:r>
     </w:p>
@@ -2262,7 +2236,7 @@
           <w:sz w:val="21"/>
           <w:szCs w:val="21"/>
         </w:rPr>
-        <w:t xml:space="preserve">方式二，手动配置：
+        <w:t xml:space="preserve">若提示依赖缺失（一般不会出现，包已不带自动依赖）：
 </w:t>
       </w:r>
     </w:p>
@@ -2285,17 +2259,7 @@
           <w:sz w:val="18"/>
           <w:szCs w:val="18"/>
         </w:rPr>
-        <w:t xml:space="preserve">sudo cp /opt/meeting/conf/env.example /opt/meeting/conf/.env
-</w:t>
-      </w:r>
-      <w:r>
-        <w:rPr>
-          <w:rFonts w:ascii="Consolas" w:cs="Consolas" w:eastAsia="Consolas" w:hAnsi="Consolas"/>
-          <w:sz w:val="18"/>
-          <w:szCs w:val="18"/>
-        </w:rPr>
-        <w:br/>
-        <w:t xml:space="preserve">sudo vi /opt/meeting/conf/.env
+        <w:t xml:space="preserve">sudo apt-get install -f
 </w:t>
       </w:r>
     </w:p>
@@ -2308,7 +2272,7 @@
           <w:sz w:val="21"/>
           <w:szCs w:val="21"/>
         </w:rPr>
-        <w:t xml:space="preserve">必改项：MEDIASOUP_ANNOUNCED_IP 设为客户端可达的服务器 IP（切勿填 127.0.0.1）。默认 DB_DRIVER=sqlite、REDIS_HOST=memory 即可零依赖运行；如需切换 MySQL 或 PostgreSQL，按 env.example 内注释填写连接参数，并提前建库。
+        <w:t xml:space="preserve">安装过程自动完成：创建系统用户 meeting、部署文件到 /opt/meeting、安装 systemd 单元、创建 data/logs/certs 目录并设置属主、刷新 systemd。
 </w:t>
       </w:r>
     </w:p>
@@ -2317,7 +2281,20 @@
         <w:pStyle w:val="Heading2"/>
       </w:pPr>
       <w:r>
-        <w:t xml:space="preserve">步骤 3：生成证书（可选）</w:t>
+        <w:t xml:space="preserve">步骤 3：配置</w:t>
+      </w:r>
+    </w:p>
+    <w:p>
+      <w:pPr>
+        <w:spacing w:after="100" w:before="60" w:line="320"/>
+      </w:pPr>
+      <w:r>
+        <w:rPr>
+          <w:sz w:val="21"/>
+          <w:szCs w:val="21"/>
+        </w:rPr>
+        <w:t xml:space="preserve">方式一，交互式配置（推荐）：
+</w:t>
       </w:r>
     </w:p>
     <w:p>
@@ -2339,7 +2316,7 @@
           <w:sz w:val="18"/>
           <w:szCs w:val="18"/>
         </w:rPr>
-        <w:t xml:space="preserve">sudo /opt/meeting/runtime/bin/node /opt/meeting/bin/gen-cert.mjs &lt;服务器IP&gt;
+        <w:t xml:space="preserve">sudo /opt/meeting/runtime/bin/node /opt/meeting/bin/configure.mjs
 </w:t>
       </w:r>
     </w:p>
@@ -2352,16 +2329,8 @@
           <w:sz w:val="21"/>
           <w:szCs w:val="21"/>
         </w:rPr>
-        <w:t xml:space="preserve">生成证书后网关自动启用 HTTPS（浏览器入口变为 https）。信创环境请使用 --ca 参数以 CA 签发模式生成根证书与服务器证书，并将 ca.crt 导入客户端浏览器/系统信任机构。
-</w:t>
-      </w:r>
-    </w:p>
-    <w:p>
-      <w:pPr>
-        <w:pStyle w:val="Heading2"/>
-      </w:pPr>
-      <w:r>
-        <w:t xml:space="preserve">步骤 4：启动服务</w:t>
+        <w:t xml:space="preserve">方式二，手动配置：
+</w:t>
       </w:r>
     </w:p>
     <w:p>
@@ -2383,7 +2352,7 @@
           <w:sz w:val="18"/>
           <w:szCs w:val="18"/>
         </w:rPr>
-        <w:t xml:space="preserve">sudo systemctl daemon-reload
+        <w:t xml:space="preserve">sudo cp /opt/meeting/conf/env.example /opt/meeting/conf/.env
 </w:t>
       </w:r>
       <w:r>
@@ -2393,7 +2362,7 @@
           <w:szCs w:val="18"/>
         </w:rPr>
         <w:br/>
-        <w:t xml:space="preserve">sudo systemctl enable --now meeting-api meeting-realtime meeting-gateway
+        <w:t xml:space="preserve">sudo vi /opt/meeting/conf/.env
 </w:t>
       </w:r>
     </w:p>
@@ -2406,6 +2375,104 @@
           <w:sz w:val="21"/>
           <w:szCs w:val="21"/>
         </w:rPr>
+        <w:t xml:space="preserve">必改项：MEDIASOUP_ANNOUNCED_IP 设为客户端可达的服务器 IP（切勿填 127.0.0.1）。默认 DB_DRIVER=sqlite、REDIS_HOST=memory 即可零依赖运行；如需切换 MySQL 或 PostgreSQL，按 env.example 内注释填写连接参数，并提前建库。
+</w:t>
+      </w:r>
+    </w:p>
+    <w:p>
+      <w:pPr>
+        <w:pStyle w:val="Heading2"/>
+      </w:pPr>
+      <w:r>
+        <w:t xml:space="preserve">步骤 4：生成证书（可选）</w:t>
+      </w:r>
+    </w:p>
+    <w:p>
+      <w:pPr>
+        <w:pBdr>
+          <w:top w:val="single" w:color="D9D9D9" w:sz="2"/>
+          <w:bottom w:val="single" w:color="D9D9D9" w:sz="2"/>
+          <w:left w:val="single" w:color="D9D9D9" w:sz="2"/>
+          <w:right w:val="single" w:color="D9D9D9" w:sz="2"/>
+        </w:pBdr>
+        <w:shd w:fill="F5F6F8"/>
+        <w:spacing w:after="160" w:before="120" w:line="300"/>
+        <w:ind w:left="240" w:right="240"/>
+        <w:jc w:val="left"/>
+      </w:pPr>
+      <w:r>
+        <w:rPr>
+          <w:rFonts w:ascii="Consolas" w:cs="Consolas" w:eastAsia="Consolas" w:hAnsi="Consolas"/>
+          <w:sz w:val="18"/>
+          <w:szCs w:val="18"/>
+        </w:rPr>
+        <w:t xml:space="preserve">sudo /opt/meeting/runtime/bin/node /opt/meeting/bin/gen-cert.mjs &lt;服务器IP&gt;
+</w:t>
+      </w:r>
+    </w:p>
+    <w:p>
+      <w:pPr>
+        <w:spacing w:after="100" w:before="60" w:line="320"/>
+      </w:pPr>
+      <w:r>
+        <w:rPr>
+          <w:sz w:val="21"/>
+          <w:szCs w:val="21"/>
+        </w:rPr>
+        <w:t xml:space="preserve">生成证书后网关自动启用 HTTPS（浏览器入口变为 https）。信创环境请使用 --ca 参数以 CA 签发模式生成根证书与服务器证书，并将 ca.crt 导入客户端浏览器/系统信任机构。
+</w:t>
+      </w:r>
+    </w:p>
+    <w:p>
+      <w:pPr>
+        <w:pStyle w:val="Heading2"/>
+      </w:pPr>
+      <w:r>
+        <w:t xml:space="preserve">步骤 5：启动服务</w:t>
+      </w:r>
+    </w:p>
+    <w:p>
+      <w:pPr>
+        <w:pBdr>
+          <w:top w:val="single" w:color="D9D9D9" w:sz="2"/>
+          <w:bottom w:val="single" w:color="D9D9D9" w:sz="2"/>
+          <w:left w:val="single" w:color="D9D9D9" w:sz="2"/>
+          <w:right w:val="single" w:color="D9D9D9" w:sz="2"/>
+        </w:pBdr>
+        <w:shd w:fill="F5F6F8"/>
+        <w:spacing w:after="160" w:before="120" w:line="300"/>
+        <w:ind w:left="240" w:right="240"/>
+        <w:jc w:val="left"/>
+      </w:pPr>
+      <w:r>
+        <w:rPr>
+          <w:rFonts w:ascii="Consolas" w:cs="Consolas" w:eastAsia="Consolas" w:hAnsi="Consolas"/>
+          <w:sz w:val="18"/>
+          <w:szCs w:val="18"/>
+        </w:rPr>
+        <w:t xml:space="preserve">sudo systemctl daemon-reload
+</w:t>
+      </w:r>
+      <w:r>
+        <w:rPr>
+          <w:rFonts w:ascii="Consolas" w:cs="Consolas" w:eastAsia="Consolas" w:hAnsi="Consolas"/>
+          <w:sz w:val="18"/>
+          <w:szCs w:val="18"/>
+        </w:rPr>
+        <w:br/>
+        <w:t xml:space="preserve">sudo systemctl enable --now meeting-api meeting-realtime meeting-gateway
+</w:t>
+      </w:r>
+    </w:p>
+    <w:p>
+      <w:pPr>
+        <w:spacing w:after="100" w:before="60" w:line="320"/>
+      </w:pPr>
+      <w:r>
+        <w:rPr>
+          <w:sz w:val="21"/>
+          <w:szCs w:val="21"/>
+        </w:rPr>
         <w:t xml:space="preserve">API 服务启动前会自动执行数据库迁移并写入默认账号，无需手动操作。
 </w:t>
       </w:r>
@@ -2415,7 +2482,7 @@
         <w:pStyle w:val="Heading2"/>
       </w:pPr>
       <w:r>
-        <w:t xml:space="preserve">步骤 5：访问验证</w:t>
+        <w:t xml:space="preserve">步骤 6：访问验证</w:t>
       </w:r>
     </w:p>
     <w:p>

--- a/docs/install/项目部署说明-deb.docx
+++ b/docs/install/项目部署说明-deb.docx
@@ -2121,7 +2121,7 @@
         <w:pStyle w:val="Heading2"/>
       </w:pPr>
       <w:r>
-        <w:t xml:space="preserve">步骤 1：获取并传输安装包</w:t>
+        <w:t xml:space="preserve">步骤 1：上传并解压安装包</w:t>
       </w:r>
     </w:p>
     <w:p>
@@ -2133,7 +2133,7 @@
           <w:sz w:val="21"/>
           <w:szCs w:val="21"/>
         </w:rPr>
-        <w:t xml:space="preserve">从 GitHub 仓库 Actions 页面下载对应架构的 DEB 构建产物（meeting-deb-x64-*.zip 或 meeting-deb-arm64-*.zip，内含 meeting-&lt;版本&gt;-&lt;发行号&gt;.deb），传输到目标机：
+        <w:t xml:space="preserve">已获取到 DEB 构建产物 zip（meeting-deb-x64-*.zip 或 meeting-deb-arm64-*.zip，架构必须与目标机 CPU 一致），手动上传到服务器并解压：
 </w:t>
       </w:r>
     </w:p>
@@ -2156,20 +2156,7 @@
           <w:sz w:val="18"/>
           <w:szCs w:val="18"/>
         </w:rPr>
-        <w:t xml:space="preserve">scp meeting-&lt;版本&gt;-&lt;发行号&gt;.deb user@&lt;目标机IP&gt;:/tmp/
-</w:t>
-      </w:r>
-    </w:p>
-    <w:p>
-      <w:pPr>
-        <w:spacing w:after="100" w:before="60" w:line="320"/>
-      </w:pPr>
-      <w:r>
-        <w:rPr>
-          <w:sz w:val="21"/>
-          <w:szCs w:val="21"/>
-        </w:rPr>
-        <w:t xml:space="preserve">安装前确认目标机 CPU 架构与安装包一致：
+        <w:t xml:space="preserve">scp meeting-deb-*.zip user@&lt;目标机IP&gt;:/tmp/
 </w:t>
       </w:r>
     </w:p>
@@ -2192,16 +2179,31 @@
           <w:sz w:val="18"/>
           <w:szCs w:val="18"/>
         </w:rPr>
-        <w:t xml:space="preserve">uname -m    # 输出 x86_64 或 aarch64，与安装包架构对应
-</w:t>
-      </w:r>
-    </w:p>
-    <w:p>
-      <w:pPr>
-        <w:pStyle w:val="Heading2"/>
-      </w:pPr>
-      <w:r>
-        <w:t xml:space="preserve">步骤 2：安装 DEB 包</w:t>
+        <w:t xml:space="preserve">cd /tmp
+</w:t>
+      </w:r>
+      <w:r>
+        <w:rPr>
+          <w:rFonts w:ascii="Consolas" w:cs="Consolas" w:eastAsia="Consolas" w:hAnsi="Consolas"/>
+          <w:sz w:val="18"/>
+          <w:szCs w:val="18"/>
+        </w:rPr>
+        <w:br/>
+        <w:t xml:space="preserve">unzip meeting-deb-*.zip
+</w:t>
+      </w:r>
+    </w:p>
+    <w:p>
+      <w:pPr>
+        <w:spacing w:after="100" w:before="60" w:line="320"/>
+      </w:pPr>
+      <w:r>
+        <w:rPr>
+          <w:sz w:val="21"/>
+          <w:szCs w:val="21"/>
+        </w:rPr>
+        <w:t xml:space="preserve">解压后得到 DEB 安装包（meeting-&lt;版本&gt;-&lt;发行号&gt;.deb）。确认目标机 CPU 架构与安装包一致：
+</w:t>
       </w:r>
     </w:p>
     <w:p>
@@ -2223,21 +2225,16 @@
           <w:sz w:val="18"/>
           <w:szCs w:val="18"/>
         </w:rPr>
-        <w:t xml:space="preserve">sudo dpkg -i meeting-&lt;版本&gt;-&lt;发行号&gt;.deb
-</w:t>
-      </w:r>
-    </w:p>
-    <w:p>
-      <w:pPr>
-        <w:spacing w:after="100" w:before="60" w:line="320"/>
-      </w:pPr>
-      <w:r>
-        <w:rPr>
-          <w:sz w:val="21"/>
-          <w:szCs w:val="21"/>
-        </w:rPr>
-        <w:t xml:space="preserve">若提示依赖缺失（一般不会出现，包已不带自动依赖）：
-</w:t>
+        <w:t xml:space="preserve">uname -m    # 输出 x86_64 或 aarch64，与安装包架构对应
+</w:t>
+      </w:r>
+    </w:p>
+    <w:p>
+      <w:pPr>
+        <w:pStyle w:val="Heading2"/>
+      </w:pPr>
+      <w:r>
+        <w:t xml:space="preserve">步骤 2：安装 DEB 包</w:t>
       </w:r>
     </w:p>
     <w:p>
@@ -2259,7 +2256,7 @@
           <w:sz w:val="18"/>
           <w:szCs w:val="18"/>
         </w:rPr>
-        <w:t xml:space="preserve">sudo apt-get install -f
+        <w:t xml:space="preserve">sudo dpkg -i meeting-&lt;版本&gt;-&lt;发行号&gt;.deb
 </w:t>
       </w:r>
     </w:p>
@@ -2272,28 +2269,7 @@
           <w:sz w:val="21"/>
           <w:szCs w:val="21"/>
         </w:rPr>
-        <w:t xml:space="preserve">安装过程自动完成：创建系统用户 meeting、部署文件到 /opt/meeting、安装 systemd 单元、创建 data/logs/certs 目录并设置属主、刷新 systemd。
-</w:t>
-      </w:r>
-    </w:p>
-    <w:p>
-      <w:pPr>
-        <w:pStyle w:val="Heading2"/>
-      </w:pPr>
-      <w:r>
-        <w:t xml:space="preserve">步骤 3：配置</w:t>
-      </w:r>
-    </w:p>
-    <w:p>
-      <w:pPr>
-        <w:spacing w:after="100" w:before="60" w:line="320"/>
-      </w:pPr>
-      <w:r>
-        <w:rPr>
-          <w:sz w:val="21"/>
-          <w:szCs w:val="21"/>
-        </w:rPr>
-        <w:t xml:space="preserve">方式一，交互式配置（推荐）：
+        <w:t xml:space="preserve">若提示依赖缺失（一般不会出现，包已不带自动依赖）：
 </w:t>
       </w:r>
     </w:p>
@@ -2316,7 +2292,7 @@
           <w:sz w:val="18"/>
           <w:szCs w:val="18"/>
         </w:rPr>
-        <w:t xml:space="preserve">sudo /opt/meeting/runtime/bin/node /opt/meeting/bin/configure.mjs
+        <w:t xml:space="preserve">sudo apt-get install -f
 </w:t>
       </w:r>
     </w:p>
@@ -2329,7 +2305,28 @@
           <w:sz w:val="21"/>
           <w:szCs w:val="21"/>
         </w:rPr>
-        <w:t xml:space="preserve">方式二，手动配置：
+        <w:t xml:space="preserve">安装过程自动完成：创建系统用户 meeting、部署文件到 /opt/meeting、安装 systemd 单元、创建 data/logs/certs 目录并设置属主、刷新 systemd。
+</w:t>
+      </w:r>
+    </w:p>
+    <w:p>
+      <w:pPr>
+        <w:pStyle w:val="Heading2"/>
+      </w:pPr>
+      <w:r>
+        <w:t xml:space="preserve">步骤 3：配置</w:t>
+      </w:r>
+    </w:p>
+    <w:p>
+      <w:pPr>
+        <w:spacing w:after="100" w:before="60" w:line="320"/>
+      </w:pPr>
+      <w:r>
+        <w:rPr>
+          <w:sz w:val="21"/>
+          <w:szCs w:val="21"/>
+        </w:rPr>
+        <w:t xml:space="preserve">方式一，交互式配置（推荐）：
 </w:t>
       </w:r>
     </w:p>
@@ -2352,17 +2349,7 @@
           <w:sz w:val="18"/>
           <w:szCs w:val="18"/>
         </w:rPr>
-        <w:t xml:space="preserve">sudo cp /opt/meeting/conf/env.example /opt/meeting/conf/.env
-</w:t>
-      </w:r>
-      <w:r>
-        <w:rPr>
-          <w:rFonts w:ascii="Consolas" w:cs="Consolas" w:eastAsia="Consolas" w:hAnsi="Consolas"/>
-          <w:sz w:val="18"/>
-          <w:szCs w:val="18"/>
-        </w:rPr>
-        <w:br/>
-        <w:t xml:space="preserve">sudo vi /opt/meeting/conf/.env
+        <w:t xml:space="preserve">sudo /opt/meeting/runtime/bin/node /opt/meeting/bin/configure.mjs
 </w:t>
       </w:r>
     </w:p>
@@ -2375,16 +2362,8 @@
           <w:sz w:val="21"/>
           <w:szCs w:val="21"/>
         </w:rPr>
-        <w:t xml:space="preserve">必改项：MEDIASOUP_ANNOUNCED_IP 设为客户端可达的服务器 IP（切勿填 127.0.0.1）。默认 DB_DRIVER=sqlite、REDIS_HOST=memory 即可零依赖运行；如需切换 MySQL 或 PostgreSQL，按 env.example 内注释填写连接参数，并提前建库。
-</w:t>
-      </w:r>
-    </w:p>
-    <w:p>
-      <w:pPr>
-        <w:pStyle w:val="Heading2"/>
-      </w:pPr>
-      <w:r>
-        <w:t xml:space="preserve">步骤 4：生成证书（可选）</w:t>
+        <w:t xml:space="preserve">方式二，手动配置：
+</w:t>
       </w:r>
     </w:p>
     <w:p>
@@ -2406,7 +2385,17 @@
           <w:sz w:val="18"/>
           <w:szCs w:val="18"/>
         </w:rPr>
-        <w:t xml:space="preserve">sudo /opt/meeting/runtime/bin/node /opt/meeting/bin/gen-cert.mjs &lt;服务器IP&gt;
+        <w:t xml:space="preserve">sudo cp /opt/meeting/conf/env.example /opt/meeting/conf/.env
+</w:t>
+      </w:r>
+      <w:r>
+        <w:rPr>
+          <w:rFonts w:ascii="Consolas" w:cs="Consolas" w:eastAsia="Consolas" w:hAnsi="Consolas"/>
+          <w:sz w:val="18"/>
+          <w:szCs w:val="18"/>
+        </w:rPr>
+        <w:br/>
+        <w:t xml:space="preserve">sudo vi /opt/meeting/conf/.env
 </w:t>
       </w:r>
     </w:p>
@@ -2419,7 +2408,340 @@
           <w:sz w:val="21"/>
           <w:szCs w:val="21"/>
         </w:rPr>
-        <w:t xml:space="preserve">生成证书后网关自动启用 HTTPS（浏览器入口变为 https）。信创环境请使用 --ca 参数以 CA 签发模式生成根证书与服务器证书，并将 ca.crt 导入客户端浏览器/系统信任机构。
+        <w:t xml:space="preserve">必改项：
+</w:t>
+      </w:r>
+    </w:p>
+    <w:tbl>
+      <w:tblPr>
+        <w:tblW w:type="dxa" w:w="9026"/>
+        <w:tblBorders>
+          <w:top w:val="single" w:color="auto" w:sz="4"/>
+          <w:left w:val="single" w:color="auto" w:sz="4"/>
+          <w:bottom w:val="single" w:color="auto" w:sz="4"/>
+          <w:right w:val="single" w:color="auto" w:sz="4"/>
+          <w:insideH w:val="single" w:color="auto" w:sz="4"/>
+          <w:insideV w:val="single" w:color="auto" w:sz="4"/>
+        </w:tblBorders>
+      </w:tblPr>
+      <w:tblGrid>
+        <w:gridCol w:w="4513"/>
+        <w:gridCol w:w="4513"/>
+      </w:tblGrid>
+      <w:tr>
+        <w:trPr>
+          <w:tblHeader/>
+        </w:trPr>
+        <w:tc>
+          <w:tcPr>
+            <w:tcW w:type="dxa" w:w="4513"/>
+            <w:gridSpan w:val="2"/>
+            <w:tcBorders>
+              <w:top w:val="single" w:color="BFBFBF" w:sz="4"/>
+              <w:left w:val="single" w:color="BFBFBF" w:sz="4"/>
+              <w:bottom w:val="single" w:color="BFBFBF" w:sz="4"/>
+              <w:right w:val="single" w:color="BFBFBF" w:sz="4"/>
+            </w:tcBorders>
+            <w:shd w:fill="DEEAF6" w:val="clear"/>
+            <w:tcMar>
+              <w:top w:type="dxa" w:w="60"/>
+              <w:left w:type="dxa" w:w="120"/>
+              <w:bottom w:type="dxa" w:w="60"/>
+              <w:right w:type="dxa" w:w="120"/>
+            </w:tcMar>
+            <w:vAlign w:val="center"/>
+          </w:tcPr>
+          <w:p>
+            <w:pPr>
+              <w:jc w:val="center"/>
+            </w:pPr>
+            <w:r>
+              <w:rPr>
+                <w:b/>
+                <w:bCs/>
+                <w:color w:val="1F4E79"/>
+                <w:sz w:val="20"/>
+                <w:szCs w:val="20"/>
+              </w:rPr>
+              <w:t xml:space="preserve">变量</w:t>
+            </w:r>
+          </w:p>
+        </w:tc>
+        <w:tc>
+          <w:tcPr>
+            <w:tcW w:type="dxa" w:w="4513"/>
+            <w:gridSpan w:val="2"/>
+            <w:tcBorders>
+              <w:top w:val="single" w:color="BFBFBF" w:sz="4"/>
+              <w:left w:val="single" w:color="BFBFBF" w:sz="4"/>
+              <w:bottom w:val="single" w:color="BFBFBF" w:sz="4"/>
+              <w:right w:val="single" w:color="BFBFBF" w:sz="4"/>
+            </w:tcBorders>
+            <w:shd w:fill="DEEAF6" w:val="clear"/>
+            <w:tcMar>
+              <w:top w:type="dxa" w:w="60"/>
+              <w:left w:type="dxa" w:w="120"/>
+              <w:bottom w:type="dxa" w:w="60"/>
+              <w:right w:type="dxa" w:w="120"/>
+            </w:tcMar>
+            <w:vAlign w:val="center"/>
+          </w:tcPr>
+          <w:p>
+            <w:pPr>
+              <w:jc w:val="center"/>
+            </w:pPr>
+            <w:r>
+              <w:rPr>
+                <w:b/>
+                <w:bCs/>
+                <w:color w:val="1F4E79"/>
+                <w:sz w:val="20"/>
+                <w:szCs w:val="20"/>
+              </w:rPr>
+              <w:t xml:space="preserve">说明</w:t>
+            </w:r>
+          </w:p>
+        </w:tc>
+      </w:tr>
+      <w:tr>
+        <w:tc>
+          <w:tcPr>
+            <w:tcW w:type="dxa" w:w="4513"/>
+            <w:gridSpan w:val="2"/>
+            <w:tcBorders>
+              <w:top w:val="single" w:color="BFBFBF" w:sz="4"/>
+              <w:left w:val="single" w:color="BFBFBF" w:sz="4"/>
+              <w:bottom w:val="single" w:color="BFBFBF" w:sz="4"/>
+              <w:right w:val="single" w:color="BFBFBF" w:sz="4"/>
+            </w:tcBorders>
+            <w:tcMar>
+              <w:top w:type="dxa" w:w="60"/>
+              <w:left w:type="dxa" w:w="120"/>
+              <w:bottom w:type="dxa" w:w="60"/>
+              <w:right w:type="dxa" w:w="120"/>
+            </w:tcMar>
+            <w:vAlign w:val="center"/>
+          </w:tcPr>
+          <w:p>
+            <w:pPr>
+              <w:jc w:val="left"/>
+            </w:pPr>
+            <w:r>
+              <w:rPr>
+                <w:sz w:val="20"/>
+                <w:szCs w:val="20"/>
+              </w:rPr>
+              <w:t xml:space="preserve">MEDIASOUP_ANNOUNCED_IP</w:t>
+            </w:r>
+          </w:p>
+        </w:tc>
+        <w:tc>
+          <w:tcPr>
+            <w:tcW w:type="dxa" w:w="4513"/>
+            <w:gridSpan w:val="2"/>
+            <w:tcBorders>
+              <w:top w:val="single" w:color="BFBFBF" w:sz="4"/>
+              <w:left w:val="single" w:color="BFBFBF" w:sz="4"/>
+              <w:bottom w:val="single" w:color="BFBFBF" w:sz="4"/>
+              <w:right w:val="single" w:color="BFBFBF" w:sz="4"/>
+            </w:tcBorders>
+            <w:tcMar>
+              <w:top w:type="dxa" w:w="60"/>
+              <w:left w:type="dxa" w:w="120"/>
+              <w:bottom w:type="dxa" w:w="60"/>
+              <w:right w:type="dxa" w:w="120"/>
+            </w:tcMar>
+            <w:vAlign w:val="center"/>
+          </w:tcPr>
+          <w:p>
+            <w:pPr>
+              <w:jc w:val="left"/>
+            </w:pPr>
+            <w:r>
+              <w:rPr>
+                <w:sz w:val="20"/>
+                <w:szCs w:val="20"/>
+              </w:rPr>
+              <w:t xml:space="preserve">客户端可达的服务器 IP，切勿填 127.0.0.1</w:t>
+            </w:r>
+          </w:p>
+        </w:tc>
+      </w:tr>
+      <w:tr>
+        <w:tc>
+          <w:tcPr>
+            <w:tcW w:type="dxa" w:w="4513"/>
+            <w:gridSpan w:val="2"/>
+            <w:tcBorders>
+              <w:top w:val="single" w:color="BFBFBF" w:sz="4"/>
+              <w:left w:val="single" w:color="BFBFBF" w:sz="4"/>
+              <w:bottom w:val="single" w:color="BFBFBF" w:sz="4"/>
+              <w:right w:val="single" w:color="BFBFBF" w:sz="4"/>
+            </w:tcBorders>
+            <w:tcMar>
+              <w:top w:type="dxa" w:w="60"/>
+              <w:left w:type="dxa" w:w="120"/>
+              <w:bottom w:type="dxa" w:w="60"/>
+              <w:right w:type="dxa" w:w="120"/>
+            </w:tcMar>
+            <w:vAlign w:val="center"/>
+          </w:tcPr>
+          <w:p>
+            <w:pPr>
+              <w:jc w:val="left"/>
+            </w:pPr>
+            <w:r>
+              <w:rPr>
+                <w:sz w:val="20"/>
+                <w:szCs w:val="20"/>
+              </w:rPr>
+              <w:t xml:space="preserve">DB_DRIVER</w:t>
+            </w:r>
+          </w:p>
+        </w:tc>
+        <w:tc>
+          <w:tcPr>
+            <w:tcW w:type="dxa" w:w="4513"/>
+            <w:gridSpan w:val="2"/>
+            <w:tcBorders>
+              <w:top w:val="single" w:color="BFBFBF" w:sz="4"/>
+              <w:left w:val="single" w:color="BFBFBF" w:sz="4"/>
+              <w:bottom w:val="single" w:color="BFBFBF" w:sz="4"/>
+              <w:right w:val="single" w:color="BFBFBF" w:sz="4"/>
+            </w:tcBorders>
+            <w:tcMar>
+              <w:top w:type="dxa" w:w="60"/>
+              <w:left w:type="dxa" w:w="120"/>
+              <w:bottom w:type="dxa" w:w="60"/>
+              <w:right w:type="dxa" w:w="120"/>
+            </w:tcMar>
+            <w:vAlign w:val="center"/>
+          </w:tcPr>
+          <w:p>
+            <w:pPr>
+              <w:jc w:val="left"/>
+            </w:pPr>
+            <w:r>
+              <w:rPr>
+                <w:sz w:val="20"/>
+                <w:szCs w:val="20"/>
+              </w:rPr>
+              <w:t xml:space="preserve">数据库类型：sqlite（默认，零依赖）/ mysql / postgres，切换后按 env.example 注释填写连接参数并提前建库</w:t>
+            </w:r>
+          </w:p>
+        </w:tc>
+      </w:tr>
+      <w:tr>
+        <w:tc>
+          <w:tcPr>
+            <w:tcW w:type="dxa" w:w="4513"/>
+            <w:gridSpan w:val="2"/>
+            <w:tcBorders>
+              <w:top w:val="single" w:color="BFBFBF" w:sz="4"/>
+              <w:left w:val="single" w:color="BFBFBF" w:sz="4"/>
+              <w:bottom w:val="single" w:color="BFBFBF" w:sz="4"/>
+              <w:right w:val="single" w:color="BFBFBF" w:sz="4"/>
+            </w:tcBorders>
+            <w:tcMar>
+              <w:top w:type="dxa" w:w="60"/>
+              <w:left w:type="dxa" w:w="120"/>
+              <w:bottom w:type="dxa" w:w="60"/>
+              <w:right w:type="dxa" w:w="120"/>
+            </w:tcMar>
+            <w:vAlign w:val="center"/>
+          </w:tcPr>
+          <w:p>
+            <w:pPr>
+              <w:jc w:val="left"/>
+            </w:pPr>
+            <w:r>
+              <w:rPr>
+                <w:sz w:val="20"/>
+                <w:szCs w:val="20"/>
+              </w:rPr>
+              <w:t xml:space="preserve">REDIS_HOST</w:t>
+            </w:r>
+          </w:p>
+        </w:tc>
+        <w:tc>
+          <w:tcPr>
+            <w:tcW w:type="dxa" w:w="4513"/>
+            <w:gridSpan w:val="2"/>
+            <w:tcBorders>
+              <w:top w:val="single" w:color="BFBFBF" w:sz="4"/>
+              <w:left w:val="single" w:color="BFBFBF" w:sz="4"/>
+              <w:bottom w:val="single" w:color="BFBFBF" w:sz="4"/>
+              <w:right w:val="single" w:color="BFBFBF" w:sz="4"/>
+            </w:tcBorders>
+            <w:tcMar>
+              <w:top w:type="dxa" w:w="60"/>
+              <w:left w:type="dxa" w:w="120"/>
+              <w:bottom w:type="dxa" w:w="60"/>
+              <w:right w:type="dxa" w:w="120"/>
+            </w:tcMar>
+            <w:vAlign w:val="center"/>
+          </w:tcPr>
+          <w:p>
+            <w:pPr>
+              <w:jc w:val="left"/>
+            </w:pPr>
+            <w:r>
+              <w:rPr>
+                <w:sz w:val="20"/>
+                <w:szCs w:val="20"/>
+              </w:rPr>
+              <w:t xml:space="preserve">默认 memory（进程内存储，单节点零依赖）；多节点部署时改为实际 Redis 地址</w:t>
+            </w:r>
+          </w:p>
+        </w:tc>
+      </w:tr>
+    </w:tbl>
+    <w:p>
+      <w:pPr>
+        <w:spacing w:after="120" w:before="0"/>
+      </w:pPr>
+    </w:p>
+    <w:p>
+      <w:pPr>
+        <w:pStyle w:val="Heading2"/>
+      </w:pPr>
+      <w:r>
+        <w:t xml:space="preserve">步骤 4：生成证书</w:t>
+      </w:r>
+    </w:p>
+    <w:p>
+      <w:pPr>
+        <w:pBdr>
+          <w:top w:val="single" w:color="D9D9D9" w:sz="2"/>
+          <w:bottom w:val="single" w:color="D9D9D9" w:sz="2"/>
+          <w:left w:val="single" w:color="D9D9D9" w:sz="2"/>
+          <w:right w:val="single" w:color="D9D9D9" w:sz="2"/>
+        </w:pBdr>
+        <w:shd w:fill="F5F6F8"/>
+        <w:spacing w:after="160" w:before="120" w:line="300"/>
+        <w:ind w:left="240" w:right="240"/>
+        <w:jc w:val="left"/>
+      </w:pPr>
+      <w:r>
+        <w:rPr>
+          <w:rFonts w:ascii="Consolas" w:cs="Consolas" w:eastAsia="Consolas" w:hAnsi="Consolas"/>
+          <w:sz w:val="18"/>
+          <w:szCs w:val="18"/>
+        </w:rPr>
+        <w:t xml:space="preserve">sudo /opt/meeting/runtime/bin/node /opt/meeting/bin/gen-cert.mjs --ca &lt;服务器IP&gt;
+</w:t>
+      </w:r>
+    </w:p>
+    <w:p>
+      <w:pPr>
+        <w:spacing w:after="100" w:before="60" w:line="320"/>
+      </w:pPr>
+      <w:r>
+        <w:rPr>
+          <w:sz w:val="21"/>
+          <w:szCs w:val="21"/>
+        </w:rPr>
+        <w:t xml:space="preserve">以 CA 签发模式生成根证书与服务器证书（信创环境必须），并将 ca.crt 导入客户端浏览器/系统信任机构。生成证书后网关自动启用 HTTPS（浏览器入口变为 https）。
 </w:t>
       </w:r>
     </w:p>

--- a/docs/install/项目部署说明-deb.docx
+++ b/docs/install/项目部署说明-deb.docx
@@ -2362,7 +2362,7 @@
           <w:sz w:val="21"/>
           <w:szCs w:val="21"/>
         </w:rPr>
-        <w:t xml:space="preserve">方式二，手动配置：
+        <w:t xml:space="preserve">方式二，手动配置（/opt/meeting/conf/env.example 即仓库 deploy/native/conf/env.example；本地开发用 .env.example，Docker 部署用 .env.production.example，三者不可混用）：
 </w:t>
       </w:r>
     </w:p>

--- a/docs/install/项目部署说明-deb.docx
+++ b/docs/install/项目部署说明-deb.docx
@@ -2134,29 +2134,6 @@
           <w:szCs w:val="21"/>
         </w:rPr>
         <w:t xml:space="preserve">已获取到 DEB 构建产物 zip（meeting-deb-x64-*.zip 或 meeting-deb-arm64-*.zip，架构必须与目标机 CPU 一致），手动上传到服务器并解压：
-</w:t>
-      </w:r>
-    </w:p>
-    <w:p>
-      <w:pPr>
-        <w:pBdr>
-          <w:top w:val="single" w:color="D9D9D9" w:sz="2"/>
-          <w:bottom w:val="single" w:color="D9D9D9" w:sz="2"/>
-          <w:left w:val="single" w:color="D9D9D9" w:sz="2"/>
-          <w:right w:val="single" w:color="D9D9D9" w:sz="2"/>
-        </w:pBdr>
-        <w:shd w:fill="F5F6F8"/>
-        <w:spacing w:after="160" w:before="120" w:line="300"/>
-        <w:ind w:left="240" w:right="240"/>
-        <w:jc w:val="left"/>
-      </w:pPr>
-      <w:r>
-        <w:rPr>
-          <w:rFonts w:ascii="Consolas" w:cs="Consolas" w:eastAsia="Consolas" w:hAnsi="Consolas"/>
-          <w:sz w:val="18"/>
-          <w:szCs w:val="18"/>
-        </w:rPr>
-        <w:t xml:space="preserve">scp meeting-deb-*.zip user@&lt;目标机IP&gt;:/tmp/
 </w:t>
       </w:r>
     </w:p>

--- a/docs/install/项目部署说明-deb.docx
+++ b/docs/install/项目部署说明-deb.docx
@@ -2718,7 +2718,20 @@
           <w:sz w:val="21"/>
           <w:szCs w:val="21"/>
         </w:rPr>
-        <w:t xml:space="preserve">以 CA 签发模式生成根证书与服务器证书（信创环境必须），并将 ca.crt 导入客户端浏览器/系统信任机构。生成证书后网关自动启用 HTTPS（浏览器入口变为 https）。
+        <w:t xml:space="preserve">以 CA 签发模式生成根证书与服务器证书（信创环境必须），并将 ca.crt 导入客户端浏览器/系统信任机构。
+</w:t>
+      </w:r>
+    </w:p>
+    <w:p>
+      <w:pPr>
+        <w:spacing w:after="100" w:before="60" w:line="320"/>
+      </w:pPr>
+      <w:r>
+        <w:rPr>
+          <w:sz w:val="21"/>
+          <w:szCs w:val="21"/>
+        </w:rPr>
+        <w:t xml:space="preserve">证书生成后，客户端可直接在登录页点击「下载 CA 根证书」获取 ca.crt（接口：/api/certs/ca.crt），也可从服务器 /opt/meeting/certs/ca.crt 拷贝。生成证书后网关自动启用 HTTPS（浏览器入口变为 https）。
 </w:t>
       </w:r>
     </w:p>
